--- a/HMS_SDD_v1_0.docx
+++ b/HMS_SDD_v1_0.docx
@@ -45,7 +45,7 @@
           <w:sz w:val="24"/>
           <w:szCs w:val="24"/>
         </w:rPr>
-        <w:t>Version 1.0  |  April 2026</w:t>
+        <w:t>Version 1.1  |  June 2026</w:t>
       </w:r>
     </w:p>
     <w:p>
@@ -225,7 +225,7 @@
         <w:spacing w:before="80" w:after="80"/>
       </w:pPr>
       <w:r>
-        <w:t>This Software Design Document (SDD) describes the architectural and detailed design of the Hostel Management System (HMS), a full-stack web application built on Node.js, React, and MySQL. The document translates the functional and non-functional requirements defined in the SRS v1.0 into concrete design decisions, component structures, data models, and user interface specifications.</w:t>
+        <w:t>This Software Design Document (SDD) describes the architectural and detailed design of the Hostel Management System (HMS), a full-stack web application built on Node.js, React, and MySQL. The document translates the functional and non-functional requirements defined in the SRS v1.1 into concrete design decisions, component structures, data models, and user interface specifications.</w:t>
       </w:r>
     </w:p>
     <w:p>
@@ -342,8 +342,6 @@
       </w:pPr>
       <w:r>
         <w:t>1.  Application Architecture</w:t>
-      </w:r>
-      <w:r>
         <w:tab/>
         <w:t>4</w:t>
       </w:r>
@@ -357,8 +355,6 @@
       </w:pPr>
       <w:r>
         <w:t>1.1  Architecture Pattern (MVC)</w:t>
-      </w:r>
-      <w:r>
         <w:tab/>
         <w:t>4</w:t>
       </w:r>
@@ -372,8 +368,6 @@
       </w:pPr>
       <w:r>
         <w:t>1.2  Component Overview</w:t>
-      </w:r>
-      <w:r>
         <w:tab/>
         <w:t>4</w:t>
       </w:r>
@@ -387,8 +381,6 @@
       </w:pPr>
       <w:r>
         <w:t>1.3  Proposed Models</w:t>
-      </w:r>
-      <w:r>
         <w:tab/>
         <w:t>5</w:t>
       </w:r>
@@ -402,8 +394,6 @@
       </w:pPr>
       <w:r>
         <w:t>1.4  Controllers and Functions</w:t>
-      </w:r>
-      <w:r>
         <w:tab/>
         <w:t>5</w:t>
       </w:r>
@@ -417,8 +407,6 @@
       </w:pPr>
       <w:r>
         <w:t>1.5  API Endpoints</w:t>
-      </w:r>
-      <w:r>
         <w:tab/>
         <w:t>7</w:t>
       </w:r>
@@ -432,8 +420,6 @@
       </w:pPr>
       <w:r>
         <w:t>1.6  External Libraries and APIs</w:t>
-      </w:r>
-      <w:r>
         <w:tab/>
         <w:t>9</w:t>
       </w:r>
@@ -447,8 +433,6 @@
       </w:pPr>
       <w:r>
         <w:t>1.7  UML Diagrams</w:t>
-      </w:r>
-      <w:r>
         <w:tab/>
         <w:t>9</w:t>
       </w:r>
@@ -462,8 +446,6 @@
       </w:pPr>
       <w:r>
         <w:t>1.8  Coding Conventions</w:t>
-      </w:r>
-      <w:r>
         <w:tab/>
         <w:t>10</w:t>
       </w:r>
@@ -477,8 +459,6 @@
       </w:pPr>
       <w:r>
         <w:t>2.  Data Model Schema</w:t>
-      </w:r>
-      <w:r>
         <w:tab/>
         <w:t>11</w:t>
       </w:r>
@@ -492,8 +472,6 @@
       </w:pPr>
       <w:r>
         <w:t>2.1  Entity Descriptions</w:t>
-      </w:r>
-      <w:r>
         <w:tab/>
         <w:t>11</w:t>
       </w:r>
@@ -507,8 +485,6 @@
       </w:pPr>
       <w:r>
         <w:t>2.2  Entity-Relationship (ER) Overview</w:t>
-      </w:r>
-      <w:r>
         <w:tab/>
         <w:t>14</w:t>
       </w:r>
@@ -522,8 +498,6 @@
       </w:pPr>
       <w:r>
         <w:t>3.  User Interface Design</w:t>
-      </w:r>
-      <w:r>
         <w:tab/>
         <w:t>15</w:t>
       </w:r>
@@ -537,8 +511,6 @@
       </w:pPr>
       <w:r>
         <w:t>3.1  Design Philosophy</w:t>
-      </w:r>
-      <w:r>
         <w:tab/>
         <w:t>15</w:t>
       </w:r>
@@ -552,8 +524,6 @@
       </w:pPr>
       <w:r>
         <w:t>3.2  Screens and Pages</w:t>
-      </w:r>
-      <w:r>
         <w:tab/>
         <w:t>15</w:t>
       </w:r>
@@ -567,8 +537,6 @@
       </w:pPr>
       <w:r>
         <w:t>3.3  Controls and Input Constraints</w:t>
-      </w:r>
-      <w:r>
         <w:tab/>
         <w:t>18</w:t>
       </w:r>
@@ -1947,6 +1915,172 @@
           </w:p>
         </w:tc>
       </w:tr>
+      <w:tr>
+        <w:tc>
+          <w:tcPr>
+            <w:tcW w:w="2200" w:type="dxa"/>
+            <w:tcBorders>
+              <w:top w:val="single" w:sz="1" w:space="0" w:color="BBBBBB"/>
+              <w:left w:val="single" w:sz="1" w:space="0" w:color="BBBBBB"/>
+              <w:bottom w:val="single" w:sz="1" w:space="0" w:color="BBBBBB"/>
+              <w:right w:val="single" w:sz="1" w:space="0" w:color="BBBBBB"/>
+            </w:tcBorders>
+            <w:shd w:val="clear" w:color="auto" w:fill="FFFFFF"/>
+            <w:tcMar>
+              <w:top w:w="60" w:type="dxa"/>
+              <w:left w:w="120" w:type="dxa"/>
+              <w:bottom w:w="60" w:type="dxa"/>
+              <w:right w:w="120" w:type="dxa"/>
+            </w:tcMar>
+          </w:tcPr>
+          <w:p>
+            <w:r>
+              <w:rPr>
+                <w:sz w:val="20"/>
+                <w:szCs w:val="20"/>
+              </w:rPr>
+              <w:t xml:space="preserve">MessRecord</w:t>
+            </w:r>
+          </w:p>
+        </w:tc>
+        <w:tc>
+          <w:tcPr>
+            <w:tcW w:w="2200" w:type="dxa"/>
+            <w:tcBorders>
+              <w:top w:val="single" w:sz="1" w:space="0" w:color="BBBBBB"/>
+              <w:left w:val="single" w:sz="1" w:space="0" w:color="BBBBBB"/>
+              <w:bottom w:val="single" w:sz="1" w:space="0" w:color="BBBBBB"/>
+              <w:right w:val="single" w:sz="1" w:space="0" w:color="BBBBBB"/>
+            </w:tcBorders>
+            <w:shd w:val="clear" w:color="auto" w:fill="FFFFFF"/>
+            <w:tcMar>
+              <w:top w:w="60" w:type="dxa"/>
+              <w:left w:w="120" w:type="dxa"/>
+              <w:bottom w:w="60" w:type="dxa"/>
+              <w:right w:w="120" w:type="dxa"/>
+            </w:tcMar>
+          </w:tcPr>
+          <w:p>
+            <w:r>
+              <w:rPr>
+                <w:sz w:val="20"/>
+                <w:szCs w:val="20"/>
+              </w:rPr>
+              <w:t xml:space="preserve">mess_records</w:t>
+            </w:r>
+          </w:p>
+        </w:tc>
+        <w:tc>
+          <w:tcPr>
+            <w:tcW w:w="5000" w:type="dxa"/>
+            <w:tcBorders>
+              <w:top w:val="single" w:sz="1" w:space="0" w:color="BBBBBB"/>
+              <w:left w:val="single" w:sz="1" w:space="0" w:color="BBBBBB"/>
+              <w:bottom w:val="single" w:sz="1" w:space="0" w:color="BBBBBB"/>
+              <w:right w:val="single" w:sz="1" w:space="0" w:color="BBBBBB"/>
+            </w:tcBorders>
+            <w:shd w:val="clear" w:color="auto" w:fill="FFFFFF"/>
+            <w:tcMar>
+              <w:top w:w="60" w:type="dxa"/>
+              <w:left w:w="120" w:type="dxa"/>
+              <w:bottom w:w="60" w:type="dxa"/>
+              <w:right w:w="120" w:type="dxa"/>
+            </w:tcMar>
+          </w:tcPr>
+          <w:p>
+            <w:r>
+              <w:rPr>
+                <w:sz w:val="20"/>
+                <w:szCs w:val="20"/>
+              </w:rPr>
+              <w:t xml:space="preserve">Meal attendance and mess fee status per student per billing cycle</w:t>
+            </w:r>
+          </w:p>
+        </w:tc>
+      </w:tr>
+      <w:tr>
+        <w:tc>
+          <w:tcPr>
+            <w:tcW w:w="2200" w:type="dxa"/>
+            <w:tcBorders>
+              <w:top w:val="single" w:sz="1" w:space="0" w:color="BBBBBB"/>
+              <w:left w:val="single" w:sz="1" w:space="0" w:color="BBBBBB"/>
+              <w:bottom w:val="single" w:sz="1" w:space="0" w:color="BBBBBB"/>
+              <w:right w:val="single" w:sz="1" w:space="0" w:color="BBBBBB"/>
+            </w:tcBorders>
+            <w:shd w:val="clear" w:color="auto" w:fill="F2F2F2"/>
+            <w:tcMar>
+              <w:top w:w="60" w:type="dxa"/>
+              <w:left w:w="120" w:type="dxa"/>
+              <w:bottom w:w="60" w:type="dxa"/>
+              <w:right w:w="120" w:type="dxa"/>
+            </w:tcMar>
+          </w:tcPr>
+          <w:p>
+            <w:r>
+              <w:rPr>
+                <w:sz w:val="20"/>
+                <w:szCs w:val="20"/>
+              </w:rPr>
+              <w:t xml:space="preserve">Announcement</w:t>
+            </w:r>
+          </w:p>
+        </w:tc>
+        <w:tc>
+          <w:tcPr>
+            <w:tcW w:w="2200" w:type="dxa"/>
+            <w:tcBorders>
+              <w:top w:val="single" w:sz="1" w:space="0" w:color="BBBBBB"/>
+              <w:left w:val="single" w:sz="1" w:space="0" w:color="BBBBBB"/>
+              <w:bottom w:val="single" w:sz="1" w:space="0" w:color="BBBBBB"/>
+              <w:right w:val="single" w:sz="1" w:space="0" w:color="BBBBBB"/>
+            </w:tcBorders>
+            <w:shd w:val="clear" w:color="auto" w:fill="F2F2F2"/>
+            <w:tcMar>
+              <w:top w:w="60" w:type="dxa"/>
+              <w:left w:w="120" w:type="dxa"/>
+              <w:bottom w:w="60" w:type="dxa"/>
+              <w:right w:w="120" w:type="dxa"/>
+            </w:tcMar>
+          </w:tcPr>
+          <w:p>
+            <w:r>
+              <w:rPr>
+                <w:sz w:val="20"/>
+                <w:szCs w:val="20"/>
+              </w:rPr>
+              <w:t xml:space="preserve">announcements</w:t>
+            </w:r>
+          </w:p>
+        </w:tc>
+        <w:tc>
+          <w:tcPr>
+            <w:tcW w:w="5000" w:type="dxa"/>
+            <w:tcBorders>
+              <w:top w:val="single" w:sz="1" w:space="0" w:color="BBBBBB"/>
+              <w:left w:val="single" w:sz="1" w:space="0" w:color="BBBBBB"/>
+              <w:bottom w:val="single" w:sz="1" w:space="0" w:color="BBBBBB"/>
+              <w:right w:val="single" w:sz="1" w:space="0" w:color="BBBBBB"/>
+            </w:tcBorders>
+            <w:shd w:val="clear" w:color="auto" w:fill="F2F2F2"/>
+            <w:tcMar>
+              <w:top w:w="60" w:type="dxa"/>
+              <w:left w:w="120" w:type="dxa"/>
+              <w:bottom w:w="60" w:type="dxa"/>
+              <w:right w:w="120" w:type="dxa"/>
+            </w:tcMar>
+          </w:tcPr>
+          <w:p>
+            <w:r>
+              <w:rPr>
+                <w:sz w:val="20"/>
+                <w:szCs w:val="20"/>
+              </w:rPr>
+              <w:t xml:space="preserve">Hostel-wide or targeted notices created by administrators</w:t>
+            </w:r>
+          </w:p>
+        </w:tc>
+      </w:tr>
     </w:tbl>
     <w:p>
       <w:pPr>
@@ -6382,6 +6516,1181 @@
     </w:p>
     <w:p>
       <w:pPr>
+        <w:pStyle w:val="Heading3"/>
+      </w:pPr>
+      <w:r>
+        <w:t>MessController</w:t>
+      </w:r>
+    </w:p>
+    <w:tbl>
+      <w:tblPr>
+        <w:tblW w:w="9400" w:type="dxa"/>
+        <w:tblBorders>
+          <w:top w:val="single" w:sz="4" w:space="0" w:color="auto"/>
+          <w:left w:val="single" w:sz="4" w:space="0" w:color="auto"/>
+          <w:bottom w:val="single" w:sz="4" w:space="0" w:color="auto"/>
+          <w:right w:val="single" w:sz="4" w:space="0" w:color="auto"/>
+          <w:insideH w:val="single" w:sz="4" w:space="0" w:color="auto"/>
+          <w:insideV w:val="single" w:sz="4" w:space="0" w:color="auto"/>
+        </w:tblBorders>
+        <w:tblCellMar>
+          <w:left w:w="10" w:type="dxa"/>
+          <w:right w:w="10" w:type="dxa"/>
+        </w:tblCellMar>
+        <w:tblLook w:val="04A0" w:firstRow="1" w:lastRow="0" w:firstColumn="1" w:lastColumn="0" w:noHBand="0" w:noVBand="1"/>
+      </w:tblPr>
+      <w:tblGrid>
+        <w:gridCol w:w="2396"/>
+        <w:gridCol w:w="2842"/>
+        <w:gridCol w:w="4162"/>
+      </w:tblGrid>
+      <w:tr>
+        <w:trPr>
+          <w:tblHeader/>
+        </w:trPr>
+        <w:tc>
+          <w:tcPr>
+            <w:tcW w:w="2400" w:type="dxa"/>
+            <w:tcBorders>
+              <w:top w:val="single" w:sz="1" w:space="0" w:color="BBBBBB"/>
+              <w:left w:val="single" w:sz="1" w:space="0" w:color="BBBBBB"/>
+              <w:bottom w:val="single" w:sz="1" w:space="0" w:color="BBBBBB"/>
+              <w:right w:val="single" w:sz="1" w:space="0" w:color="BBBBBB"/>
+            </w:tcBorders>
+            <w:shd w:val="clear" w:color="auto" w:fill="FFFFFF"/>
+            <w:tcMar>
+              <w:top w:w="60" w:type="dxa"/>
+              <w:left w:w="120" w:type="dxa"/>
+              <w:bottom w:w="60" w:type="dxa"/>
+              <w:right w:w="120" w:type="dxa"/>
+            </w:tcMar>
+          </w:tcPr>
+          <w:p>
+            <w:r>
+              <w:rPr>
+                <w:b/>
+                <w:bCs/>
+                <w:color w:val="FFFFFF"/>
+                <w:sz w:val="20"/>
+                <w:szCs w:val="20"/>
+              </w:rPr>
+              <w:t xml:space="preserve">Function</w:t>
+            </w:r>
+          </w:p>
+        </w:tc>
+        <w:tc>
+          <w:tcPr>
+            <w:tcW w:w="2800" w:type="dxa"/>
+            <w:tcBorders>
+              <w:top w:val="single" w:sz="1" w:space="0" w:color="BBBBBB"/>
+              <w:left w:val="single" w:sz="1" w:space="0" w:color="BBBBBB"/>
+              <w:bottom w:val="single" w:sz="1" w:space="0" w:color="BBBBBB"/>
+              <w:right w:val="single" w:sz="1" w:space="0" w:color="BBBBBB"/>
+            </w:tcBorders>
+            <w:shd w:val="clear" w:color="auto" w:fill="FFFFFF"/>
+            <w:tcMar>
+              <w:top w:w="60" w:type="dxa"/>
+              <w:left w:w="120" w:type="dxa"/>
+              <w:bottom w:w="60" w:type="dxa"/>
+              <w:right w:w="120" w:type="dxa"/>
+            </w:tcMar>
+          </w:tcPr>
+          <w:p>
+            <w:r>
+              <w:rPr>
+                <w:b/>
+                <w:bCs/>
+                <w:color w:val="FFFFFF"/>
+                <w:sz w:val="20"/>
+                <w:szCs w:val="20"/>
+              </w:rPr>
+              <w:t xml:space="preserve">Method + Route</w:t>
+            </w:r>
+          </w:p>
+        </w:tc>
+        <w:tc>
+          <w:tcPr>
+            <w:tcW w:w="4200" w:type="dxa"/>
+            <w:tcBorders>
+              <w:top w:val="single" w:sz="1" w:space="0" w:color="BBBBBB"/>
+              <w:left w:val="single" w:sz="1" w:space="0" w:color="BBBBBB"/>
+              <w:bottom w:val="single" w:sz="1" w:space="0" w:color="BBBBBB"/>
+              <w:right w:val="single" w:sz="1" w:space="0" w:color="BBBBBB"/>
+            </w:tcBorders>
+            <w:shd w:val="clear" w:color="auto" w:fill="FFFFFF"/>
+            <w:tcMar>
+              <w:top w:w="60" w:type="dxa"/>
+              <w:left w:w="120" w:type="dxa"/>
+              <w:bottom w:w="60" w:type="dxa"/>
+              <w:right w:w="120" w:type="dxa"/>
+            </w:tcMar>
+          </w:tcPr>
+          <w:p>
+            <w:r>
+              <w:rPr>
+                <w:b/>
+                <w:bCs/>
+                <w:color w:val="FFFFFF"/>
+                <w:sz w:val="20"/>
+                <w:szCs w:val="20"/>
+              </w:rPr>
+              <w:t xml:space="preserve">Description</w:t>
+            </w:r>
+          </w:p>
+        </w:tc>
+      </w:tr>
+      <w:tr>
+        <w:tc>
+          <w:tcPr>
+            <w:tcW w:w="2400" w:type="dxa"/>
+            <w:tcBorders>
+              <w:top w:val="single" w:sz="1" w:space="0" w:color="BBBBBB"/>
+              <w:left w:val="single" w:sz="1" w:space="0" w:color="BBBBBB"/>
+              <w:bottom w:val="single" w:sz="1" w:space="0" w:color="BBBBBB"/>
+              <w:right w:val="single" w:sz="1" w:space="0" w:color="BBBBBB"/>
+            </w:tcBorders>
+            <w:shd w:val="clear" w:color="auto" w:fill="FFFFFF"/>
+            <w:tcMar>
+              <w:top w:w="60" w:type="dxa"/>
+              <w:left w:w="120" w:type="dxa"/>
+              <w:bottom w:w="60" w:type="dxa"/>
+              <w:right w:w="120" w:type="dxa"/>
+            </w:tcMar>
+          </w:tcPr>
+          <w:p>
+            <w:r>
+              <w:rPr>
+                <w:sz w:val="20"/>
+                <w:szCs w:val="20"/>
+              </w:rPr>
+              <w:t xml:space="preserve">getMessMenu()</w:t>
+            </w:r>
+          </w:p>
+        </w:tc>
+        <w:tc>
+          <w:tcPr>
+            <w:tcW w:w="2800" w:type="dxa"/>
+            <w:tcBorders>
+              <w:top w:val="single" w:sz="1" w:space="0" w:color="BBBBBB"/>
+              <w:left w:val="single" w:sz="1" w:space="0" w:color="BBBBBB"/>
+              <w:bottom w:val="single" w:sz="1" w:space="0" w:color="BBBBBB"/>
+              <w:right w:val="single" w:sz="1" w:space="0" w:color="BBBBBB"/>
+            </w:tcBorders>
+            <w:shd w:val="clear" w:color="auto" w:fill="FFFFFF"/>
+            <w:tcMar>
+              <w:top w:w="60" w:type="dxa"/>
+              <w:left w:w="120" w:type="dxa"/>
+              <w:bottom w:w="60" w:type="dxa"/>
+              <w:right w:w="120" w:type="dxa"/>
+            </w:tcMar>
+          </w:tcPr>
+          <w:p>
+            <w:r>
+              <w:rPr>
+                <w:sz w:val="20"/>
+                <w:szCs w:val="20"/>
+              </w:rPr>
+              <w:t xml:space="preserve">GET /api/v1/mess/menu</w:t>
+            </w:r>
+          </w:p>
+        </w:tc>
+        <w:tc>
+          <w:tcPr>
+            <w:tcW w:w="4200" w:type="dxa"/>
+            <w:tcBorders>
+              <w:top w:val="single" w:sz="1" w:space="0" w:color="BBBBBB"/>
+              <w:left w:val="single" w:sz="1" w:space="0" w:color="BBBBBB"/>
+              <w:bottom w:val="single" w:sz="1" w:space="0" w:color="BBBBBB"/>
+              <w:right w:val="single" w:sz="1" w:space="0" w:color="BBBBBB"/>
+            </w:tcBorders>
+            <w:shd w:val="clear" w:color="auto" w:fill="FFFFFF"/>
+            <w:tcMar>
+              <w:top w:w="60" w:type="dxa"/>
+              <w:left w:w="120" w:type="dxa"/>
+              <w:bottom w:w="60" w:type="dxa"/>
+              <w:right w:w="120" w:type="dxa"/>
+            </w:tcMar>
+          </w:tcPr>
+          <w:p>
+            <w:r>
+              <w:rPr>
+                <w:sz w:val="20"/>
+                <w:szCs w:val="20"/>
+              </w:rPr>
+              <w:t xml:space="preserve">Returns the current weekly mess menu for all meal types</w:t>
+            </w:r>
+          </w:p>
+        </w:tc>
+      </w:tr>
+      <w:tr>
+        <w:tc>
+          <w:tcPr>
+            <w:tcW w:w="2400" w:type="dxa"/>
+            <w:tcBorders>
+              <w:top w:val="single" w:sz="1" w:space="0" w:color="BBBBBB"/>
+              <w:left w:val="single" w:sz="1" w:space="0" w:color="BBBBBB"/>
+              <w:bottom w:val="single" w:sz="1" w:space="0" w:color="BBBBBB"/>
+              <w:right w:val="single" w:sz="1" w:space="0" w:color="BBBBBB"/>
+            </w:tcBorders>
+            <w:shd w:val="clear" w:color="auto" w:fill="F2F2F2"/>
+            <w:tcMar>
+              <w:top w:w="60" w:type="dxa"/>
+              <w:left w:w="120" w:type="dxa"/>
+              <w:bottom w:w="60" w:type="dxa"/>
+              <w:right w:w="120" w:type="dxa"/>
+            </w:tcMar>
+          </w:tcPr>
+          <w:p>
+            <w:r>
+              <w:rPr>
+                <w:sz w:val="20"/>
+                <w:szCs w:val="20"/>
+              </w:rPr>
+              <w:t xml:space="preserve">setMessMenu()</w:t>
+            </w:r>
+          </w:p>
+        </w:tc>
+        <w:tc>
+          <w:tcPr>
+            <w:tcW w:w="2800" w:type="dxa"/>
+            <w:tcBorders>
+              <w:top w:val="single" w:sz="1" w:space="0" w:color="BBBBBB"/>
+              <w:left w:val="single" w:sz="1" w:space="0" w:color="BBBBBB"/>
+              <w:bottom w:val="single" w:sz="1" w:space="0" w:color="BBBBBB"/>
+              <w:right w:val="single" w:sz="1" w:space="0" w:color="BBBBBB"/>
+            </w:tcBorders>
+            <w:shd w:val="clear" w:color="auto" w:fill="F2F2F2"/>
+            <w:tcMar>
+              <w:top w:w="60" w:type="dxa"/>
+              <w:left w:w="120" w:type="dxa"/>
+              <w:bottom w:w="60" w:type="dxa"/>
+              <w:right w:w="120" w:type="dxa"/>
+            </w:tcMar>
+          </w:tcPr>
+          <w:p>
+            <w:r>
+              <w:rPr>
+                <w:sz w:val="20"/>
+                <w:szCs w:val="20"/>
+              </w:rPr>
+              <w:t xml:space="preserve">PUT /api/v1/mess/menu</w:t>
+            </w:r>
+          </w:p>
+        </w:tc>
+        <w:tc>
+          <w:tcPr>
+            <w:tcW w:w="4200" w:type="dxa"/>
+            <w:tcBorders>
+              <w:top w:val="single" w:sz="1" w:space="0" w:color="BBBBBB"/>
+              <w:left w:val="single" w:sz="1" w:space="0" w:color="BBBBBB"/>
+              <w:bottom w:val="single" w:sz="1" w:space="0" w:color="BBBBBB"/>
+              <w:right w:val="single" w:sz="1" w:space="0" w:color="BBBBBB"/>
+            </w:tcBorders>
+            <w:shd w:val="clear" w:color="auto" w:fill="F2F2F2"/>
+            <w:tcMar>
+              <w:top w:w="60" w:type="dxa"/>
+              <w:left w:w="120" w:type="dxa"/>
+              <w:bottom w:w="60" w:type="dxa"/>
+              <w:right w:w="120" w:type="dxa"/>
+            </w:tcMar>
+          </w:tcPr>
+          <w:p>
+            <w:r>
+              <w:rPr>
+                <w:sz w:val="20"/>
+                <w:szCs w:val="20"/>
+              </w:rPr>
+              <w:t xml:space="preserve">Creates or updates the weekly mess menu (Admin only)</w:t>
+            </w:r>
+          </w:p>
+        </w:tc>
+      </w:tr>
+      <w:tr>
+        <w:tc>
+          <w:tcPr>
+            <w:tcW w:w="2400" w:type="dxa"/>
+            <w:tcBorders>
+              <w:top w:val="single" w:sz="1" w:space="0" w:color="BBBBBB"/>
+              <w:left w:val="single" w:sz="1" w:space="0" w:color="BBBBBB"/>
+              <w:bottom w:val="single" w:sz="1" w:space="0" w:color="BBBBBB"/>
+              <w:right w:val="single" w:sz="1" w:space="0" w:color="BBBBBB"/>
+            </w:tcBorders>
+            <w:shd w:val="clear" w:color="auto" w:fill="FFFFFF"/>
+            <w:tcMar>
+              <w:top w:w="60" w:type="dxa"/>
+              <w:left w:w="120" w:type="dxa"/>
+              <w:bottom w:w="60" w:type="dxa"/>
+              <w:right w:w="120" w:type="dxa"/>
+            </w:tcMar>
+          </w:tcPr>
+          <w:p>
+            <w:r>
+              <w:rPr>
+                <w:sz w:val="20"/>
+                <w:szCs w:val="20"/>
+              </w:rPr>
+              <w:t xml:space="preserve">markMealAttendance()</w:t>
+            </w:r>
+          </w:p>
+        </w:tc>
+        <w:tc>
+          <w:tcPr>
+            <w:tcW w:w="2800" w:type="dxa"/>
+            <w:tcBorders>
+              <w:top w:val="single" w:sz="1" w:space="0" w:color="BBBBBB"/>
+              <w:left w:val="single" w:sz="1" w:space="0" w:color="BBBBBB"/>
+              <w:bottom w:val="single" w:sz="1" w:space="0" w:color="BBBBBB"/>
+              <w:right w:val="single" w:sz="1" w:space="0" w:color="BBBBBB"/>
+            </w:tcBorders>
+            <w:shd w:val="clear" w:color="auto" w:fill="FFFFFF"/>
+            <w:tcMar>
+              <w:top w:w="60" w:type="dxa"/>
+              <w:left w:w="120" w:type="dxa"/>
+              <w:bottom w:w="60" w:type="dxa"/>
+              <w:right w:w="120" w:type="dxa"/>
+            </w:tcMar>
+          </w:tcPr>
+          <w:p>
+            <w:r>
+              <w:rPr>
+                <w:sz w:val="20"/>
+                <w:szCs w:val="20"/>
+              </w:rPr>
+              <w:t xml:space="preserve">POST /api/v1/mess/attendance</w:t>
+            </w:r>
+          </w:p>
+        </w:tc>
+        <w:tc>
+          <w:tcPr>
+            <w:tcW w:w="4200" w:type="dxa"/>
+            <w:tcBorders>
+              <w:top w:val="single" w:sz="1" w:space="0" w:color="BBBBBB"/>
+              <w:left w:val="single" w:sz="1" w:space="0" w:color="BBBBBB"/>
+              <w:bottom w:val="single" w:sz="1" w:space="0" w:color="BBBBBB"/>
+              <w:right w:val="single" w:sz="1" w:space="0" w:color="BBBBBB"/>
+            </w:tcBorders>
+            <w:shd w:val="clear" w:color="auto" w:fill="FFFFFF"/>
+            <w:tcMar>
+              <w:top w:w="60" w:type="dxa"/>
+              <w:left w:w="120" w:type="dxa"/>
+              <w:bottom w:w="60" w:type="dxa"/>
+              <w:right w:w="120" w:type="dxa"/>
+            </w:tcMar>
+          </w:tcPr>
+          <w:p>
+            <w:r>
+              <w:rPr>
+                <w:sz w:val="20"/>
+                <w:szCs w:val="20"/>
+              </w:rPr>
+              <w:t xml:space="preserve">Records a student's attendance for an upcoming meal</w:t>
+            </w:r>
+          </w:p>
+        </w:tc>
+      </w:tr>
+      <w:tr>
+        <w:tc>
+          <w:tcPr>
+            <w:tcW w:w="2400" w:type="dxa"/>
+            <w:tcBorders>
+              <w:top w:val="single" w:sz="1" w:space="0" w:color="BBBBBB"/>
+              <w:left w:val="single" w:sz="1" w:space="0" w:color="BBBBBB"/>
+              <w:bottom w:val="single" w:sz="1" w:space="0" w:color="BBBBBB"/>
+              <w:right w:val="single" w:sz="1" w:space="0" w:color="BBBBBB"/>
+            </w:tcBorders>
+            <w:shd w:val="clear" w:color="auto" w:fill="F2F2F2"/>
+            <w:tcMar>
+              <w:top w:w="60" w:type="dxa"/>
+              <w:left w:w="120" w:type="dxa"/>
+              <w:bottom w:w="60" w:type="dxa"/>
+              <w:right w:w="120" w:type="dxa"/>
+            </w:tcMar>
+          </w:tcPr>
+          <w:p>
+            <w:r>
+              <w:rPr>
+                <w:sz w:val="20"/>
+                <w:szCs w:val="20"/>
+              </w:rPr>
+              <w:t xml:space="preserve">getAttendanceSummary()</w:t>
+            </w:r>
+          </w:p>
+        </w:tc>
+        <w:tc>
+          <w:tcPr>
+            <w:tcW w:w="2800" w:type="dxa"/>
+            <w:tcBorders>
+              <w:top w:val="single" w:sz="1" w:space="0" w:color="BBBBBB"/>
+              <w:left w:val="single" w:sz="1" w:space="0" w:color="BBBBBB"/>
+              <w:bottom w:val="single" w:sz="1" w:space="0" w:color="BBBBBB"/>
+              <w:right w:val="single" w:sz="1" w:space="0" w:color="BBBBBB"/>
+            </w:tcBorders>
+            <w:shd w:val="clear" w:color="auto" w:fill="F2F2F2"/>
+            <w:tcMar>
+              <w:top w:w="60" w:type="dxa"/>
+              <w:left w:w="120" w:type="dxa"/>
+              <w:bottom w:w="60" w:type="dxa"/>
+              <w:right w:w="120" w:type="dxa"/>
+            </w:tcMar>
+          </w:tcPr>
+          <w:p>
+            <w:r>
+              <w:rPr>
+                <w:sz w:val="20"/>
+                <w:szCs w:val="20"/>
+              </w:rPr>
+              <w:t xml:space="preserve">GET /api/v1/mess/attendance/summary</w:t>
+            </w:r>
+          </w:p>
+        </w:tc>
+        <w:tc>
+          <w:tcPr>
+            <w:tcW w:w="4200" w:type="dxa"/>
+            <w:tcBorders>
+              <w:top w:val="single" w:sz="1" w:space="0" w:color="BBBBBB"/>
+              <w:left w:val="single" w:sz="1" w:space="0" w:color="BBBBBB"/>
+              <w:bottom w:val="single" w:sz="1" w:space="0" w:color="BBBBBB"/>
+              <w:right w:val="single" w:sz="1" w:space="0" w:color="BBBBBB"/>
+            </w:tcBorders>
+            <w:shd w:val="clear" w:color="auto" w:fill="F2F2F2"/>
+            <w:tcMar>
+              <w:top w:w="60" w:type="dxa"/>
+              <w:left w:w="120" w:type="dxa"/>
+              <w:bottom w:w="60" w:type="dxa"/>
+              <w:right w:w="120" w:type="dxa"/>
+            </w:tcMar>
+          </w:tcPr>
+          <w:p>
+            <w:r>
+              <w:rPr>
+                <w:sz w:val="20"/>
+                <w:szCs w:val="20"/>
+              </w:rPr>
+              <w:t xml:space="preserve">Aggregates daily/weekly meal attendance counts for catering planning</w:t>
+            </w:r>
+          </w:p>
+        </w:tc>
+      </w:tr>
+      <w:tr>
+        <w:tc>
+          <w:tcPr>
+            <w:tcW w:w="2400" w:type="dxa"/>
+            <w:tcBorders>
+              <w:top w:val="single" w:sz="1" w:space="0" w:color="BBBBBB"/>
+              <w:left w:val="single" w:sz="1" w:space="0" w:color="BBBBBB"/>
+              <w:bottom w:val="single" w:sz="1" w:space="0" w:color="BBBBBB"/>
+              <w:right w:val="single" w:sz="1" w:space="0" w:color="BBBBBB"/>
+            </w:tcBorders>
+            <w:shd w:val="clear" w:color="auto" w:fill="FFFFFF"/>
+            <w:tcMar>
+              <w:top w:w="60" w:type="dxa"/>
+              <w:left w:w="120" w:type="dxa"/>
+              <w:bottom w:w="60" w:type="dxa"/>
+              <w:right w:w="120" w:type="dxa"/>
+            </w:tcMar>
+          </w:tcPr>
+          <w:p>
+            <w:r>
+              <w:rPr>
+                <w:sz w:val="20"/>
+                <w:szCs w:val="20"/>
+              </w:rPr>
+              <w:t xml:space="preserve">getMessFeeStatus()</w:t>
+            </w:r>
+          </w:p>
+        </w:tc>
+        <w:tc>
+          <w:tcPr>
+            <w:tcW w:w="2800" w:type="dxa"/>
+            <w:tcBorders>
+              <w:top w:val="single" w:sz="1" w:space="0" w:color="BBBBBB"/>
+              <w:left w:val="single" w:sz="1" w:space="0" w:color="BBBBBB"/>
+              <w:bottom w:val="single" w:sz="1" w:space="0" w:color="BBBBBB"/>
+              <w:right w:val="single" w:sz="1" w:space="0" w:color="BBBBBB"/>
+            </w:tcBorders>
+            <w:shd w:val="clear" w:color="auto" w:fill="FFFFFF"/>
+            <w:tcMar>
+              <w:top w:w="60" w:type="dxa"/>
+              <w:left w:w="120" w:type="dxa"/>
+              <w:bottom w:w="60" w:type="dxa"/>
+              <w:right w:w="120" w:type="dxa"/>
+            </w:tcMar>
+          </w:tcPr>
+          <w:p>
+            <w:r>
+              <w:rPr>
+                <w:sz w:val="20"/>
+                <w:szCs w:val="20"/>
+              </w:rPr>
+              <w:t xml:space="preserve">GET /api/v1/mess/fees/:studentId</w:t>
+            </w:r>
+          </w:p>
+        </w:tc>
+        <w:tc>
+          <w:tcPr>
+            <w:tcW w:w="4200" w:type="dxa"/>
+            <w:tcBorders>
+              <w:top w:val="single" w:sz="1" w:space="0" w:color="BBBBBB"/>
+              <w:left w:val="single" w:sz="1" w:space="0" w:color="BBBBBB"/>
+              <w:bottom w:val="single" w:sz="1" w:space="0" w:color="BBBBBB"/>
+              <w:right w:val="single" w:sz="1" w:space="0" w:color="BBBBBB"/>
+            </w:tcBorders>
+            <w:shd w:val="clear" w:color="auto" w:fill="FFFFFF"/>
+            <w:tcMar>
+              <w:top w:w="60" w:type="dxa"/>
+              <w:left w:w="120" w:type="dxa"/>
+              <w:bottom w:w="60" w:type="dxa"/>
+              <w:right w:w="120" w:type="dxa"/>
+            </w:tcMar>
+          </w:tcPr>
+          <w:p>
+            <w:r>
+              <w:rPr>
+                <w:sz w:val="20"/>
+                <w:szCs w:val="20"/>
+              </w:rPr>
+              <w:t xml:space="preserve">Returns mess fee payment status for a given student</w:t>
+            </w:r>
+          </w:p>
+        </w:tc>
+      </w:tr>
+      <w:tr>
+        <w:tc>
+          <w:tcPr>
+            <w:tcW w:w="2400" w:type="dxa"/>
+            <w:tcBorders>
+              <w:top w:val="single" w:sz="1" w:space="0" w:color="BBBBBB"/>
+              <w:left w:val="single" w:sz="1" w:space="0" w:color="BBBBBB"/>
+              <w:bottom w:val="single" w:sz="1" w:space="0" w:color="BBBBBB"/>
+              <w:right w:val="single" w:sz="1" w:space="0" w:color="BBBBBB"/>
+            </w:tcBorders>
+            <w:shd w:val="clear" w:color="auto" w:fill="F2F2F2"/>
+            <w:tcMar>
+              <w:top w:w="60" w:type="dxa"/>
+              <w:left w:w="120" w:type="dxa"/>
+              <w:bottom w:w="60" w:type="dxa"/>
+              <w:right w:w="120" w:type="dxa"/>
+            </w:tcMar>
+          </w:tcPr>
+          <w:p>
+            <w:r>
+              <w:rPr>
+                <w:sz w:val="20"/>
+                <w:szCs w:val="20"/>
+              </w:rPr>
+              <w:t xml:space="preserve">recordMessFeePayment()</w:t>
+            </w:r>
+          </w:p>
+        </w:tc>
+        <w:tc>
+          <w:tcPr>
+            <w:tcW w:w="2800" w:type="dxa"/>
+            <w:tcBorders>
+              <w:top w:val="single" w:sz="1" w:space="0" w:color="BBBBBB"/>
+              <w:left w:val="single" w:sz="1" w:space="0" w:color="BBBBBB"/>
+              <w:bottom w:val="single" w:sz="1" w:space="0" w:color="BBBBBB"/>
+              <w:right w:val="single" w:sz="1" w:space="0" w:color="BBBBBB"/>
+            </w:tcBorders>
+            <w:shd w:val="clear" w:color="auto" w:fill="F2F2F2"/>
+            <w:tcMar>
+              <w:top w:w="60" w:type="dxa"/>
+              <w:left w:w="120" w:type="dxa"/>
+              <w:bottom w:w="60" w:type="dxa"/>
+              <w:right w:w="120" w:type="dxa"/>
+            </w:tcMar>
+          </w:tcPr>
+          <w:p>
+            <w:r>
+              <w:rPr>
+                <w:sz w:val="20"/>
+                <w:szCs w:val="20"/>
+              </w:rPr>
+              <w:t xml:space="preserve">POST /api/v1/mess/fees/payments</w:t>
+            </w:r>
+          </w:p>
+        </w:tc>
+        <w:tc>
+          <w:tcPr>
+            <w:tcW w:w="4200" w:type="dxa"/>
+            <w:tcBorders>
+              <w:top w:val="single" w:sz="1" w:space="0" w:color="BBBBBB"/>
+              <w:left w:val="single" w:sz="1" w:space="0" w:color="BBBBBB"/>
+              <w:bottom w:val="single" w:sz="1" w:space="0" w:color="BBBBBB"/>
+              <w:right w:val="single" w:sz="1" w:space="0" w:color="BBBBBB"/>
+            </w:tcBorders>
+            <w:shd w:val="clear" w:color="auto" w:fill="F2F2F2"/>
+            <w:tcMar>
+              <w:top w:w="60" w:type="dxa"/>
+              <w:left w:w="120" w:type="dxa"/>
+              <w:bottom w:w="60" w:type="dxa"/>
+              <w:right w:w="120" w:type="dxa"/>
+            </w:tcMar>
+          </w:tcPr>
+          <w:p>
+            <w:r>
+              <w:rPr>
+                <w:sz w:val="20"/>
+                <w:szCs w:val="20"/>
+              </w:rPr>
+              <w:t xml:space="preserve">Records a mess fee payment, separate from hostel fee invoices</w:t>
+            </w:r>
+          </w:p>
+        </w:tc>
+      </w:tr>
+      <w:tr>
+        <w:tc>
+          <w:tcPr>
+            <w:tcW w:w="2400" w:type="dxa"/>
+            <w:tcBorders>
+              <w:top w:val="single" w:sz="1" w:space="0" w:color="BBBBBB"/>
+              <w:left w:val="single" w:sz="1" w:space="0" w:color="BBBBBB"/>
+              <w:bottom w:val="single" w:sz="1" w:space="0" w:color="BBBBBB"/>
+              <w:right w:val="single" w:sz="1" w:space="0" w:color="BBBBBB"/>
+            </w:tcBorders>
+            <w:shd w:val="clear" w:color="auto" w:fill="FFFFFF"/>
+            <w:tcMar>
+              <w:top w:w="60" w:type="dxa"/>
+              <w:left w:w="120" w:type="dxa"/>
+              <w:bottom w:w="60" w:type="dxa"/>
+              <w:right w:w="120" w:type="dxa"/>
+            </w:tcMar>
+          </w:tcPr>
+          <w:p>
+            <w:r>
+              <w:rPr>
+                <w:sz w:val="20"/>
+                <w:szCs w:val="20"/>
+              </w:rPr>
+              <w:t xml:space="preserve">submitMessFeedback()</w:t>
+            </w:r>
+          </w:p>
+        </w:tc>
+        <w:tc>
+          <w:tcPr>
+            <w:tcW w:w="2800" w:type="dxa"/>
+            <w:tcBorders>
+              <w:top w:val="single" w:sz="1" w:space="0" w:color="BBBBBB"/>
+              <w:left w:val="single" w:sz="1" w:space="0" w:color="BBBBBB"/>
+              <w:bottom w:val="single" w:sz="1" w:space="0" w:color="BBBBBB"/>
+              <w:right w:val="single" w:sz="1" w:space="0" w:color="BBBBBB"/>
+            </w:tcBorders>
+            <w:shd w:val="clear" w:color="auto" w:fill="FFFFFF"/>
+            <w:tcMar>
+              <w:top w:w="60" w:type="dxa"/>
+              <w:left w:w="120" w:type="dxa"/>
+              <w:bottom w:w="60" w:type="dxa"/>
+              <w:right w:w="120" w:type="dxa"/>
+            </w:tcMar>
+          </w:tcPr>
+          <w:p>
+            <w:r>
+              <w:rPr>
+                <w:sz w:val="20"/>
+                <w:szCs w:val="20"/>
+              </w:rPr>
+              <w:t xml:space="preserve">POST /api/v1/mess/feedback</w:t>
+            </w:r>
+          </w:p>
+        </w:tc>
+        <w:tc>
+          <w:tcPr>
+            <w:tcW w:w="4200" w:type="dxa"/>
+            <w:tcBorders>
+              <w:top w:val="single" w:sz="1" w:space="0" w:color="BBBBBB"/>
+              <w:left w:val="single" w:sz="1" w:space="0" w:color="BBBBBB"/>
+              <w:bottom w:val="single" w:sz="1" w:space="0" w:color="BBBBBB"/>
+              <w:right w:val="single" w:sz="1" w:space="0" w:color="BBBBBB"/>
+            </w:tcBorders>
+            <w:shd w:val="clear" w:color="auto" w:fill="FFFFFF"/>
+            <w:tcMar>
+              <w:top w:w="60" w:type="dxa"/>
+              <w:left w:w="120" w:type="dxa"/>
+              <w:bottom w:w="60" w:type="dxa"/>
+              <w:right w:w="120" w:type="dxa"/>
+            </w:tcMar>
+          </w:tcPr>
+          <w:p>
+            <w:r>
+              <w:rPr>
+                <w:sz w:val="20"/>
+                <w:szCs w:val="20"/>
+              </w:rPr>
+              <w:t xml:space="preserve">Stores a student's rating/comment on a meal</w:t>
+            </w:r>
+          </w:p>
+        </w:tc>
+      </w:tr>
+    </w:tbl>
+    <w:p>
+      <w:pPr>
+        <w:spacing w:before="80" w:after="80"/>
+      </w:pPr>
+    </w:p>
+    <w:p>
+      <w:pPr>
+        <w:pStyle w:val="Heading3"/>
+      </w:pPr>
+      <w:r>
+        <w:t>AnnouncementController</w:t>
+      </w:r>
+    </w:p>
+    <w:tbl>
+      <w:tblPr>
+        <w:tblW w:w="9400" w:type="dxa"/>
+        <w:tblBorders>
+          <w:top w:val="single" w:sz="4" w:space="0" w:color="auto"/>
+          <w:left w:val="single" w:sz="4" w:space="0" w:color="auto"/>
+          <w:bottom w:val="single" w:sz="4" w:space="0" w:color="auto"/>
+          <w:right w:val="single" w:sz="4" w:space="0" w:color="auto"/>
+          <w:insideH w:val="single" w:sz="4" w:space="0" w:color="auto"/>
+          <w:insideV w:val="single" w:sz="4" w:space="0" w:color="auto"/>
+        </w:tblBorders>
+        <w:tblCellMar>
+          <w:left w:w="10" w:type="dxa"/>
+          <w:right w:w="10" w:type="dxa"/>
+        </w:tblCellMar>
+        <w:tblLook w:val="04A0" w:firstRow="1" w:lastRow="0" w:firstColumn="1" w:lastColumn="0" w:noHBand="0" w:noVBand="1"/>
+      </w:tblPr>
+      <w:tblGrid>
+        <w:gridCol w:w="2396"/>
+        <w:gridCol w:w="2842"/>
+        <w:gridCol w:w="4162"/>
+      </w:tblGrid>
+      <w:tr>
+        <w:trPr>
+          <w:tblHeader/>
+        </w:trPr>
+        <w:tc>
+          <w:tcPr>
+            <w:tcW w:w="2400" w:type="dxa"/>
+            <w:tcBorders>
+              <w:top w:val="single" w:sz="1" w:space="0" w:color="BBBBBB"/>
+              <w:left w:val="single" w:sz="1" w:space="0" w:color="BBBBBB"/>
+              <w:bottom w:val="single" w:sz="1" w:space="0" w:color="BBBBBB"/>
+              <w:right w:val="single" w:sz="1" w:space="0" w:color="BBBBBB"/>
+            </w:tcBorders>
+            <w:shd w:val="clear" w:color="auto" w:fill="FFFFFF"/>
+            <w:tcMar>
+              <w:top w:w="60" w:type="dxa"/>
+              <w:left w:w="120" w:type="dxa"/>
+              <w:bottom w:w="60" w:type="dxa"/>
+              <w:right w:w="120" w:type="dxa"/>
+            </w:tcMar>
+          </w:tcPr>
+          <w:p>
+            <w:r>
+              <w:rPr>
+                <w:b/>
+                <w:bCs/>
+                <w:color w:val="FFFFFF"/>
+                <w:sz w:val="20"/>
+                <w:szCs w:val="20"/>
+              </w:rPr>
+              <w:t xml:space="preserve">Function</w:t>
+            </w:r>
+          </w:p>
+        </w:tc>
+        <w:tc>
+          <w:tcPr>
+            <w:tcW w:w="2800" w:type="dxa"/>
+            <w:tcBorders>
+              <w:top w:val="single" w:sz="1" w:space="0" w:color="BBBBBB"/>
+              <w:left w:val="single" w:sz="1" w:space="0" w:color="BBBBBB"/>
+              <w:bottom w:val="single" w:sz="1" w:space="0" w:color="BBBBBB"/>
+              <w:right w:val="single" w:sz="1" w:space="0" w:color="BBBBBB"/>
+            </w:tcBorders>
+            <w:shd w:val="clear" w:color="auto" w:fill="FFFFFF"/>
+            <w:tcMar>
+              <w:top w:w="60" w:type="dxa"/>
+              <w:left w:w="120" w:type="dxa"/>
+              <w:bottom w:w="60" w:type="dxa"/>
+              <w:right w:w="120" w:type="dxa"/>
+            </w:tcMar>
+          </w:tcPr>
+          <w:p>
+            <w:r>
+              <w:rPr>
+                <w:b/>
+                <w:bCs/>
+                <w:color w:val="FFFFFF"/>
+                <w:sz w:val="20"/>
+                <w:szCs w:val="20"/>
+              </w:rPr>
+              <w:t xml:space="preserve">Method + Route</w:t>
+            </w:r>
+          </w:p>
+        </w:tc>
+        <w:tc>
+          <w:tcPr>
+            <w:tcW w:w="4200" w:type="dxa"/>
+            <w:tcBorders>
+              <w:top w:val="single" w:sz="1" w:space="0" w:color="BBBBBB"/>
+              <w:left w:val="single" w:sz="1" w:space="0" w:color="BBBBBB"/>
+              <w:bottom w:val="single" w:sz="1" w:space="0" w:color="BBBBBB"/>
+              <w:right w:val="single" w:sz="1" w:space="0" w:color="BBBBBB"/>
+            </w:tcBorders>
+            <w:shd w:val="clear" w:color="auto" w:fill="FFFFFF"/>
+            <w:tcMar>
+              <w:top w:w="60" w:type="dxa"/>
+              <w:left w:w="120" w:type="dxa"/>
+              <w:bottom w:w="60" w:type="dxa"/>
+              <w:right w:w="120" w:type="dxa"/>
+            </w:tcMar>
+          </w:tcPr>
+          <w:p>
+            <w:r>
+              <w:rPr>
+                <w:b/>
+                <w:bCs/>
+                <w:color w:val="FFFFFF"/>
+                <w:sz w:val="20"/>
+                <w:szCs w:val="20"/>
+              </w:rPr>
+              <w:t xml:space="preserve">Description</w:t>
+            </w:r>
+          </w:p>
+        </w:tc>
+      </w:tr>
+      <w:tr>
+        <w:tc>
+          <w:tcPr>
+            <w:tcW w:w="2400" w:type="dxa"/>
+            <w:tcBorders>
+              <w:top w:val="single" w:sz="1" w:space="0" w:color="BBBBBB"/>
+              <w:left w:val="single" w:sz="1" w:space="0" w:color="BBBBBB"/>
+              <w:bottom w:val="single" w:sz="1" w:space="0" w:color="BBBBBB"/>
+              <w:right w:val="single" w:sz="1" w:space="0" w:color="BBBBBB"/>
+            </w:tcBorders>
+            <w:shd w:val="clear" w:color="auto" w:fill="FFFFFF"/>
+            <w:tcMar>
+              <w:top w:w="60" w:type="dxa"/>
+              <w:left w:w="120" w:type="dxa"/>
+              <w:bottom w:w="60" w:type="dxa"/>
+              <w:right w:w="120" w:type="dxa"/>
+            </w:tcMar>
+          </w:tcPr>
+          <w:p>
+            <w:r>
+              <w:rPr>
+                <w:sz w:val="20"/>
+                <w:szCs w:val="20"/>
+              </w:rPr>
+              <w:t xml:space="preserve">createAnnouncement()</w:t>
+            </w:r>
+          </w:p>
+        </w:tc>
+        <w:tc>
+          <w:tcPr>
+            <w:tcW w:w="2800" w:type="dxa"/>
+            <w:tcBorders>
+              <w:top w:val="single" w:sz="1" w:space="0" w:color="BBBBBB"/>
+              <w:left w:val="single" w:sz="1" w:space="0" w:color="BBBBBB"/>
+              <w:bottom w:val="single" w:sz="1" w:space="0" w:color="BBBBBB"/>
+              <w:right w:val="single" w:sz="1" w:space="0" w:color="BBBBBB"/>
+            </w:tcBorders>
+            <w:shd w:val="clear" w:color="auto" w:fill="FFFFFF"/>
+            <w:tcMar>
+              <w:top w:w="60" w:type="dxa"/>
+              <w:left w:w="120" w:type="dxa"/>
+              <w:bottom w:w="60" w:type="dxa"/>
+              <w:right w:w="120" w:type="dxa"/>
+            </w:tcMar>
+          </w:tcPr>
+          <w:p>
+            <w:r>
+              <w:rPr>
+                <w:sz w:val="20"/>
+                <w:szCs w:val="20"/>
+              </w:rPr>
+              <w:t xml:space="preserve">POST /api/v1/announcements</w:t>
+            </w:r>
+          </w:p>
+        </w:tc>
+        <w:tc>
+          <w:tcPr>
+            <w:tcW w:w="4200" w:type="dxa"/>
+            <w:tcBorders>
+              <w:top w:val="single" w:sz="1" w:space="0" w:color="BBBBBB"/>
+              <w:left w:val="single" w:sz="1" w:space="0" w:color="BBBBBB"/>
+              <w:bottom w:val="single" w:sz="1" w:space="0" w:color="BBBBBB"/>
+              <w:right w:val="single" w:sz="1" w:space="0" w:color="BBBBBB"/>
+            </w:tcBorders>
+            <w:shd w:val="clear" w:color="auto" w:fill="FFFFFF"/>
+            <w:tcMar>
+              <w:top w:w="60" w:type="dxa"/>
+              <w:left w:w="120" w:type="dxa"/>
+              <w:bottom w:w="60" w:type="dxa"/>
+              <w:right w:w="120" w:type="dxa"/>
+            </w:tcMar>
+          </w:tcPr>
+          <w:p>
+            <w:r>
+              <w:rPr>
+                <w:sz w:val="20"/>
+                <w:szCs w:val="20"/>
+              </w:rPr>
+              <w:t xml:space="preserve">Creates a new announcement with priority and target audience (Admin only)</w:t>
+            </w:r>
+          </w:p>
+        </w:tc>
+      </w:tr>
+      <w:tr>
+        <w:tc>
+          <w:tcPr>
+            <w:tcW w:w="2400" w:type="dxa"/>
+            <w:tcBorders>
+              <w:top w:val="single" w:sz="1" w:space="0" w:color="BBBBBB"/>
+              <w:left w:val="single" w:sz="1" w:space="0" w:color="BBBBBB"/>
+              <w:bottom w:val="single" w:sz="1" w:space="0" w:color="BBBBBB"/>
+              <w:right w:val="single" w:sz="1" w:space="0" w:color="BBBBBB"/>
+            </w:tcBorders>
+            <w:shd w:val="clear" w:color="auto" w:fill="F2F2F2"/>
+            <w:tcMar>
+              <w:top w:w="60" w:type="dxa"/>
+              <w:left w:w="120" w:type="dxa"/>
+              <w:bottom w:w="60" w:type="dxa"/>
+              <w:right w:w="120" w:type="dxa"/>
+            </w:tcMar>
+          </w:tcPr>
+          <w:p>
+            <w:r>
+              <w:rPr>
+                <w:sz w:val="20"/>
+                <w:szCs w:val="20"/>
+              </w:rPr>
+              <w:t xml:space="preserve">getAnnouncements()</w:t>
+            </w:r>
+          </w:p>
+        </w:tc>
+        <w:tc>
+          <w:tcPr>
+            <w:tcW w:w="2800" w:type="dxa"/>
+            <w:tcBorders>
+              <w:top w:val="single" w:sz="1" w:space="0" w:color="BBBBBB"/>
+              <w:left w:val="single" w:sz="1" w:space="0" w:color="BBBBBB"/>
+              <w:bottom w:val="single" w:sz="1" w:space="0" w:color="BBBBBB"/>
+              <w:right w:val="single" w:sz="1" w:space="0" w:color="BBBBBB"/>
+            </w:tcBorders>
+            <w:shd w:val="clear" w:color="auto" w:fill="F2F2F2"/>
+            <w:tcMar>
+              <w:top w:w="60" w:type="dxa"/>
+              <w:left w:w="120" w:type="dxa"/>
+              <w:bottom w:w="60" w:type="dxa"/>
+              <w:right w:w="120" w:type="dxa"/>
+            </w:tcMar>
+          </w:tcPr>
+          <w:p>
+            <w:r>
+              <w:rPr>
+                <w:sz w:val="20"/>
+                <w:szCs w:val="20"/>
+              </w:rPr>
+              <w:t xml:space="preserve">GET /api/v1/announcements</w:t>
+            </w:r>
+          </w:p>
+        </w:tc>
+        <w:tc>
+          <w:tcPr>
+            <w:tcW w:w="4200" w:type="dxa"/>
+            <w:tcBorders>
+              <w:top w:val="single" w:sz="1" w:space="0" w:color="BBBBBB"/>
+              <w:left w:val="single" w:sz="1" w:space="0" w:color="BBBBBB"/>
+              <w:bottom w:val="single" w:sz="1" w:space="0" w:color="BBBBBB"/>
+              <w:right w:val="single" w:sz="1" w:space="0" w:color="BBBBBB"/>
+            </w:tcBorders>
+            <w:shd w:val="clear" w:color="auto" w:fill="F2F2F2"/>
+            <w:tcMar>
+              <w:top w:w="60" w:type="dxa"/>
+              <w:left w:w="120" w:type="dxa"/>
+              <w:bottom w:w="60" w:type="dxa"/>
+              <w:right w:w="120" w:type="dxa"/>
+            </w:tcMar>
+          </w:tcPr>
+          <w:p>
+            <w:r>
+              <w:rPr>
+                <w:sz w:val="20"/>
+                <w:szCs w:val="20"/>
+              </w:rPr>
+              <w:t xml:space="preserve">Returns active announcements visible to the requesting user, sorted by priority and recency</w:t>
+            </w:r>
+          </w:p>
+        </w:tc>
+      </w:tr>
+      <w:tr>
+        <w:tc>
+          <w:tcPr>
+            <w:tcW w:w="2400" w:type="dxa"/>
+            <w:tcBorders>
+              <w:top w:val="single" w:sz="1" w:space="0" w:color="BBBBBB"/>
+              <w:left w:val="single" w:sz="1" w:space="0" w:color="BBBBBB"/>
+              <w:bottom w:val="single" w:sz="1" w:space="0" w:color="BBBBBB"/>
+              <w:right w:val="single" w:sz="1" w:space="0" w:color="BBBBBB"/>
+            </w:tcBorders>
+            <w:shd w:val="clear" w:color="auto" w:fill="FFFFFF"/>
+            <w:tcMar>
+              <w:top w:w="60" w:type="dxa"/>
+              <w:left w:w="120" w:type="dxa"/>
+              <w:bottom w:w="60" w:type="dxa"/>
+              <w:right w:w="120" w:type="dxa"/>
+            </w:tcMar>
+          </w:tcPr>
+          <w:p>
+            <w:r>
+              <w:rPr>
+                <w:sz w:val="20"/>
+                <w:szCs w:val="20"/>
+              </w:rPr>
+              <w:t xml:space="preserve">getAnnouncementHistory()</w:t>
+            </w:r>
+          </w:p>
+        </w:tc>
+        <w:tc>
+          <w:tcPr>
+            <w:tcW w:w="2800" w:type="dxa"/>
+            <w:tcBorders>
+              <w:top w:val="single" w:sz="1" w:space="0" w:color="BBBBBB"/>
+              <w:left w:val="single" w:sz="1" w:space="0" w:color="BBBBBB"/>
+              <w:bottom w:val="single" w:sz="1" w:space="0" w:color="BBBBBB"/>
+              <w:right w:val="single" w:sz="1" w:space="0" w:color="BBBBBB"/>
+            </w:tcBorders>
+            <w:shd w:val="clear" w:color="auto" w:fill="FFFFFF"/>
+            <w:tcMar>
+              <w:top w:w="60" w:type="dxa"/>
+              <w:left w:w="120" w:type="dxa"/>
+              <w:bottom w:w="60" w:type="dxa"/>
+              <w:right w:w="120" w:type="dxa"/>
+            </w:tcMar>
+          </w:tcPr>
+          <w:p>
+            <w:r>
+              <w:rPr>
+                <w:sz w:val="20"/>
+                <w:szCs w:val="20"/>
+              </w:rPr>
+              <w:t xml:space="preserve">GET /api/v1/announcements/archive</w:t>
+            </w:r>
+          </w:p>
+        </w:tc>
+        <w:tc>
+          <w:tcPr>
+            <w:tcW w:w="4200" w:type="dxa"/>
+            <w:tcBorders>
+              <w:top w:val="single" w:sz="1" w:space="0" w:color="BBBBBB"/>
+              <w:left w:val="single" w:sz="1" w:space="0" w:color="BBBBBB"/>
+              <w:bottom w:val="single" w:sz="1" w:space="0" w:color="BBBBBB"/>
+              <w:right w:val="single" w:sz="1" w:space="0" w:color="BBBBBB"/>
+            </w:tcBorders>
+            <w:shd w:val="clear" w:color="auto" w:fill="FFFFFF"/>
+            <w:tcMar>
+              <w:top w:w="60" w:type="dxa"/>
+              <w:left w:w="120" w:type="dxa"/>
+              <w:bottom w:w="60" w:type="dxa"/>
+              <w:right w:w="120" w:type="dxa"/>
+            </w:tcMar>
+          </w:tcPr>
+          <w:p>
+            <w:r>
+              <w:rPr>
+                <w:sz w:val="20"/>
+                <w:szCs w:val="20"/>
+              </w:rPr>
+              <w:t xml:space="preserve">Returns expired/archived announcements for Admin review</w:t>
+            </w:r>
+          </w:p>
+        </w:tc>
+      </w:tr>
+      <w:tr>
+        <w:tc>
+          <w:tcPr>
+            <w:tcW w:w="2400" w:type="dxa"/>
+            <w:tcBorders>
+              <w:top w:val="single" w:sz="1" w:space="0" w:color="BBBBBB"/>
+              <w:left w:val="single" w:sz="1" w:space="0" w:color="BBBBBB"/>
+              <w:bottom w:val="single" w:sz="1" w:space="0" w:color="BBBBBB"/>
+              <w:right w:val="single" w:sz="1" w:space="0" w:color="BBBBBB"/>
+            </w:tcBorders>
+            <w:shd w:val="clear" w:color="auto" w:fill="F2F2F2"/>
+            <w:tcMar>
+              <w:top w:w="60" w:type="dxa"/>
+              <w:left w:w="120" w:type="dxa"/>
+              <w:bottom w:w="60" w:type="dxa"/>
+              <w:right w:w="120" w:type="dxa"/>
+            </w:tcMar>
+          </w:tcPr>
+          <w:p>
+            <w:r>
+              <w:rPr>
+                <w:sz w:val="20"/>
+                <w:szCs w:val="20"/>
+              </w:rPr>
+              <w:t xml:space="preserve">expireAnnouncement()</w:t>
+            </w:r>
+          </w:p>
+        </w:tc>
+        <w:tc>
+          <w:tcPr>
+            <w:tcW w:w="2800" w:type="dxa"/>
+            <w:tcBorders>
+              <w:top w:val="single" w:sz="1" w:space="0" w:color="BBBBBB"/>
+              <w:left w:val="single" w:sz="1" w:space="0" w:color="BBBBBB"/>
+              <w:bottom w:val="single" w:sz="1" w:space="0" w:color="BBBBBB"/>
+              <w:right w:val="single" w:sz="1" w:space="0" w:color="BBBBBB"/>
+            </w:tcBorders>
+            <w:shd w:val="clear" w:color="auto" w:fill="F2F2F2"/>
+            <w:tcMar>
+              <w:top w:w="60" w:type="dxa"/>
+              <w:left w:w="120" w:type="dxa"/>
+              <w:bottom w:w="60" w:type="dxa"/>
+              <w:right w:w="120" w:type="dxa"/>
+            </w:tcMar>
+          </w:tcPr>
+          <w:p>
+            <w:r>
+              <w:rPr>
+                <w:sz w:val="20"/>
+                <w:szCs w:val="20"/>
+              </w:rPr>
+              <w:t xml:space="preserve">PUT /api/v1/announcements/:id/expire</w:t>
+            </w:r>
+          </w:p>
+        </w:tc>
+        <w:tc>
+          <w:tcPr>
+            <w:tcW w:w="4200" w:type="dxa"/>
+            <w:tcBorders>
+              <w:top w:val="single" w:sz="1" w:space="0" w:color="BBBBBB"/>
+              <w:left w:val="single" w:sz="1" w:space="0" w:color="BBBBBB"/>
+              <w:bottom w:val="single" w:sz="1" w:space="0" w:color="BBBBBB"/>
+              <w:right w:val="single" w:sz="1" w:space="0" w:color="BBBBBB"/>
+            </w:tcBorders>
+            <w:shd w:val="clear" w:color="auto" w:fill="F2F2F2"/>
+            <w:tcMar>
+              <w:top w:w="60" w:type="dxa"/>
+              <w:left w:w="120" w:type="dxa"/>
+              <w:bottom w:w="60" w:type="dxa"/>
+              <w:right w:w="120" w:type="dxa"/>
+            </w:tcMar>
+          </w:tcPr>
+          <w:p>
+            <w:r>
+              <w:rPr>
+                <w:sz w:val="20"/>
+                <w:szCs w:val="20"/>
+              </w:rPr>
+              <w:t xml:space="preserve">Manually archives an announcement before its scheduled expiry date</w:t>
+            </w:r>
+          </w:p>
+        </w:tc>
+      </w:tr>
+    </w:tbl>
+    <w:p>
+      <w:pPr>
+        <w:spacing w:before="80" w:after="80"/>
+      </w:pPr>
+    </w:p>
+    <w:p>
+      <w:pPr>
         <w:pStyle w:val="Heading2"/>
       </w:pPr>
       <w:r>
@@ -9189,6 +10498,886 @@
           </w:p>
         </w:tc>
       </w:tr>
+      <w:tr>
+        <w:tc>
+          <w:tcPr>
+            <w:tcW w:w="1793" w:type="dxa"/>
+            <w:tcBorders>
+              <w:top w:val="single" w:sz="1" w:space="0" w:color="BBBBBB"/>
+              <w:left w:val="single" w:sz="1" w:space="0" w:color="BBBBBB"/>
+              <w:bottom w:val="single" w:sz="1" w:space="0" w:color="BBBBBB"/>
+              <w:right w:val="single" w:sz="1" w:space="0" w:color="BBBBBB"/>
+            </w:tcBorders>
+            <w:shd w:val="clear" w:color="auto" w:fill="FFFFFF"/>
+            <w:tcMar>
+              <w:top w:w="60" w:type="dxa"/>
+              <w:left w:w="120" w:type="dxa"/>
+              <w:bottom w:w="60" w:type="dxa"/>
+              <w:right w:w="120" w:type="dxa"/>
+            </w:tcMar>
+          </w:tcPr>
+          <w:p>
+            <w:r>
+              <w:rPr>
+                <w:sz w:val="20"/>
+                <w:szCs w:val="20"/>
+              </w:rPr>
+              <w:t xml:space="preserve">Mess</w:t>
+            </w:r>
+          </w:p>
+        </w:tc>
+        <w:tc>
+          <w:tcPr>
+            <w:tcW w:w="951" w:type="dxa"/>
+            <w:tcBorders>
+              <w:top w:val="single" w:sz="1" w:space="0" w:color="BBBBBB"/>
+              <w:left w:val="single" w:sz="1" w:space="0" w:color="BBBBBB"/>
+              <w:bottom w:val="single" w:sz="1" w:space="0" w:color="BBBBBB"/>
+              <w:right w:val="single" w:sz="1" w:space="0" w:color="BBBBBB"/>
+            </w:tcBorders>
+            <w:shd w:val="clear" w:color="auto" w:fill="FFFFFF"/>
+            <w:tcMar>
+              <w:top w:w="60" w:type="dxa"/>
+              <w:left w:w="120" w:type="dxa"/>
+              <w:bottom w:w="60" w:type="dxa"/>
+              <w:right w:w="120" w:type="dxa"/>
+            </w:tcMar>
+          </w:tcPr>
+          <w:p>
+            <w:r>
+              <w:rPr>
+                <w:sz w:val="20"/>
+                <w:szCs w:val="20"/>
+              </w:rPr>
+              <w:t xml:space="preserve">GET</w:t>
+            </w:r>
+          </w:p>
+        </w:tc>
+        <w:tc>
+          <w:tcPr>
+            <w:tcW w:w="3188" w:type="dxa"/>
+            <w:tcBorders>
+              <w:top w:val="single" w:sz="1" w:space="0" w:color="BBBBBB"/>
+              <w:left w:val="single" w:sz="1" w:space="0" w:color="BBBBBB"/>
+              <w:bottom w:val="single" w:sz="1" w:space="0" w:color="BBBBBB"/>
+              <w:right w:val="single" w:sz="1" w:space="0" w:color="BBBBBB"/>
+            </w:tcBorders>
+            <w:shd w:val="clear" w:color="auto" w:fill="FFFFFF"/>
+            <w:tcMar>
+              <w:top w:w="60" w:type="dxa"/>
+              <w:left w:w="120" w:type="dxa"/>
+              <w:bottom w:w="60" w:type="dxa"/>
+              <w:right w:w="120" w:type="dxa"/>
+            </w:tcMar>
+          </w:tcPr>
+          <w:p>
+            <w:r>
+              <w:rPr>
+                <w:sz w:val="20"/>
+                <w:szCs w:val="20"/>
+              </w:rPr>
+              <w:t xml:space="preserve">/mess/menu</w:t>
+            </w:r>
+          </w:p>
+        </w:tc>
+        <w:tc>
+          <w:tcPr>
+            <w:tcW w:w="3468" w:type="dxa"/>
+            <w:tcBorders>
+              <w:top w:val="single" w:sz="1" w:space="0" w:color="BBBBBB"/>
+              <w:left w:val="single" w:sz="1" w:space="0" w:color="BBBBBB"/>
+              <w:bottom w:val="single" w:sz="1" w:space="0" w:color="BBBBBB"/>
+              <w:right w:val="single" w:sz="1" w:space="0" w:color="BBBBBB"/>
+            </w:tcBorders>
+            <w:shd w:val="clear" w:color="auto" w:fill="FFFFFF"/>
+            <w:tcMar>
+              <w:top w:w="60" w:type="dxa"/>
+              <w:left w:w="120" w:type="dxa"/>
+              <w:bottom w:w="60" w:type="dxa"/>
+              <w:right w:w="120" w:type="dxa"/>
+            </w:tcMar>
+          </w:tcPr>
+          <w:p>
+            <w:r>
+              <w:rPr>
+                <w:sz w:val="20"/>
+                <w:szCs w:val="20"/>
+              </w:rPr>
+              <w:t xml:space="preserve">Admin, Warden, Student</w:t>
+            </w:r>
+          </w:p>
+        </w:tc>
+      </w:tr>
+      <w:tr>
+        <w:tc>
+          <w:tcPr>
+            <w:tcW w:w="1793" w:type="dxa"/>
+            <w:tcBorders>
+              <w:top w:val="single" w:sz="1" w:space="0" w:color="BBBBBB"/>
+              <w:left w:val="single" w:sz="1" w:space="0" w:color="BBBBBB"/>
+              <w:bottom w:val="single" w:sz="1" w:space="0" w:color="BBBBBB"/>
+              <w:right w:val="single" w:sz="1" w:space="0" w:color="BBBBBB"/>
+            </w:tcBorders>
+            <w:shd w:val="clear" w:color="auto" w:fill="F2F2F2"/>
+            <w:tcMar>
+              <w:top w:w="60" w:type="dxa"/>
+              <w:left w:w="120" w:type="dxa"/>
+              <w:bottom w:w="60" w:type="dxa"/>
+              <w:right w:w="120" w:type="dxa"/>
+            </w:tcMar>
+          </w:tcPr>
+          <w:p>
+            <w:r>
+              <w:rPr>
+                <w:sz w:val="20"/>
+                <w:szCs w:val="20"/>
+              </w:rPr>
+              <w:t xml:space="preserve">Mess</w:t>
+            </w:r>
+          </w:p>
+        </w:tc>
+        <w:tc>
+          <w:tcPr>
+            <w:tcW w:w="951" w:type="dxa"/>
+            <w:tcBorders>
+              <w:top w:val="single" w:sz="1" w:space="0" w:color="BBBBBB"/>
+              <w:left w:val="single" w:sz="1" w:space="0" w:color="BBBBBB"/>
+              <w:bottom w:val="single" w:sz="1" w:space="0" w:color="BBBBBB"/>
+              <w:right w:val="single" w:sz="1" w:space="0" w:color="BBBBBB"/>
+            </w:tcBorders>
+            <w:shd w:val="clear" w:color="auto" w:fill="F2F2F2"/>
+            <w:tcMar>
+              <w:top w:w="60" w:type="dxa"/>
+              <w:left w:w="120" w:type="dxa"/>
+              <w:bottom w:w="60" w:type="dxa"/>
+              <w:right w:w="120" w:type="dxa"/>
+            </w:tcMar>
+          </w:tcPr>
+          <w:p>
+            <w:r>
+              <w:rPr>
+                <w:sz w:val="20"/>
+                <w:szCs w:val="20"/>
+              </w:rPr>
+              <w:t xml:space="preserve">PUT</w:t>
+            </w:r>
+          </w:p>
+        </w:tc>
+        <w:tc>
+          <w:tcPr>
+            <w:tcW w:w="3188" w:type="dxa"/>
+            <w:tcBorders>
+              <w:top w:val="single" w:sz="1" w:space="0" w:color="BBBBBB"/>
+              <w:left w:val="single" w:sz="1" w:space="0" w:color="BBBBBB"/>
+              <w:bottom w:val="single" w:sz="1" w:space="0" w:color="BBBBBB"/>
+              <w:right w:val="single" w:sz="1" w:space="0" w:color="BBBBBB"/>
+            </w:tcBorders>
+            <w:shd w:val="clear" w:color="auto" w:fill="F2F2F2"/>
+            <w:tcMar>
+              <w:top w:w="60" w:type="dxa"/>
+              <w:left w:w="120" w:type="dxa"/>
+              <w:bottom w:w="60" w:type="dxa"/>
+              <w:right w:w="120" w:type="dxa"/>
+            </w:tcMar>
+          </w:tcPr>
+          <w:p>
+            <w:r>
+              <w:rPr>
+                <w:sz w:val="20"/>
+                <w:szCs w:val="20"/>
+              </w:rPr>
+              <w:t xml:space="preserve">/mess/menu</w:t>
+            </w:r>
+          </w:p>
+        </w:tc>
+        <w:tc>
+          <w:tcPr>
+            <w:tcW w:w="3468" w:type="dxa"/>
+            <w:tcBorders>
+              <w:top w:val="single" w:sz="1" w:space="0" w:color="BBBBBB"/>
+              <w:left w:val="single" w:sz="1" w:space="0" w:color="BBBBBB"/>
+              <w:bottom w:val="single" w:sz="1" w:space="0" w:color="BBBBBB"/>
+              <w:right w:val="single" w:sz="1" w:space="0" w:color="BBBBBB"/>
+            </w:tcBorders>
+            <w:shd w:val="clear" w:color="auto" w:fill="F2F2F2"/>
+            <w:tcMar>
+              <w:top w:w="60" w:type="dxa"/>
+              <w:left w:w="120" w:type="dxa"/>
+              <w:bottom w:w="60" w:type="dxa"/>
+              <w:right w:w="120" w:type="dxa"/>
+            </w:tcMar>
+          </w:tcPr>
+          <w:p>
+            <w:r>
+              <w:rPr>
+                <w:sz w:val="20"/>
+                <w:szCs w:val="20"/>
+              </w:rPr>
+              <w:t xml:space="preserve">Admin</w:t>
+            </w:r>
+          </w:p>
+        </w:tc>
+      </w:tr>
+      <w:tr>
+        <w:tc>
+          <w:tcPr>
+            <w:tcW w:w="1793" w:type="dxa"/>
+            <w:tcBorders>
+              <w:top w:val="single" w:sz="1" w:space="0" w:color="BBBBBB"/>
+              <w:left w:val="single" w:sz="1" w:space="0" w:color="BBBBBB"/>
+              <w:bottom w:val="single" w:sz="1" w:space="0" w:color="BBBBBB"/>
+              <w:right w:val="single" w:sz="1" w:space="0" w:color="BBBBBB"/>
+            </w:tcBorders>
+            <w:shd w:val="clear" w:color="auto" w:fill="FFFFFF"/>
+            <w:tcMar>
+              <w:top w:w="60" w:type="dxa"/>
+              <w:left w:w="120" w:type="dxa"/>
+              <w:bottom w:w="60" w:type="dxa"/>
+              <w:right w:w="120" w:type="dxa"/>
+            </w:tcMar>
+          </w:tcPr>
+          <w:p>
+            <w:r>
+              <w:rPr>
+                <w:sz w:val="20"/>
+                <w:szCs w:val="20"/>
+              </w:rPr>
+              <w:t xml:space="preserve">Mess</w:t>
+            </w:r>
+          </w:p>
+        </w:tc>
+        <w:tc>
+          <w:tcPr>
+            <w:tcW w:w="951" w:type="dxa"/>
+            <w:tcBorders>
+              <w:top w:val="single" w:sz="1" w:space="0" w:color="BBBBBB"/>
+              <w:left w:val="single" w:sz="1" w:space="0" w:color="BBBBBB"/>
+              <w:bottom w:val="single" w:sz="1" w:space="0" w:color="BBBBBB"/>
+              <w:right w:val="single" w:sz="1" w:space="0" w:color="BBBBBB"/>
+            </w:tcBorders>
+            <w:shd w:val="clear" w:color="auto" w:fill="FFFFFF"/>
+            <w:tcMar>
+              <w:top w:w="60" w:type="dxa"/>
+              <w:left w:w="120" w:type="dxa"/>
+              <w:bottom w:w="60" w:type="dxa"/>
+              <w:right w:w="120" w:type="dxa"/>
+            </w:tcMar>
+          </w:tcPr>
+          <w:p>
+            <w:r>
+              <w:rPr>
+                <w:sz w:val="20"/>
+                <w:szCs w:val="20"/>
+              </w:rPr>
+              <w:t xml:space="preserve">POST</w:t>
+            </w:r>
+          </w:p>
+        </w:tc>
+        <w:tc>
+          <w:tcPr>
+            <w:tcW w:w="3188" w:type="dxa"/>
+            <w:tcBorders>
+              <w:top w:val="single" w:sz="1" w:space="0" w:color="BBBBBB"/>
+              <w:left w:val="single" w:sz="1" w:space="0" w:color="BBBBBB"/>
+              <w:bottom w:val="single" w:sz="1" w:space="0" w:color="BBBBBB"/>
+              <w:right w:val="single" w:sz="1" w:space="0" w:color="BBBBBB"/>
+            </w:tcBorders>
+            <w:shd w:val="clear" w:color="auto" w:fill="FFFFFF"/>
+            <w:tcMar>
+              <w:top w:w="60" w:type="dxa"/>
+              <w:left w:w="120" w:type="dxa"/>
+              <w:bottom w:w="60" w:type="dxa"/>
+              <w:right w:w="120" w:type="dxa"/>
+            </w:tcMar>
+          </w:tcPr>
+          <w:p>
+            <w:r>
+              <w:rPr>
+                <w:sz w:val="20"/>
+                <w:szCs w:val="20"/>
+              </w:rPr>
+              <w:t xml:space="preserve">/mess/attendance</w:t>
+            </w:r>
+          </w:p>
+        </w:tc>
+        <w:tc>
+          <w:tcPr>
+            <w:tcW w:w="3468" w:type="dxa"/>
+            <w:tcBorders>
+              <w:top w:val="single" w:sz="1" w:space="0" w:color="BBBBBB"/>
+              <w:left w:val="single" w:sz="1" w:space="0" w:color="BBBBBB"/>
+              <w:bottom w:val="single" w:sz="1" w:space="0" w:color="BBBBBB"/>
+              <w:right w:val="single" w:sz="1" w:space="0" w:color="BBBBBB"/>
+            </w:tcBorders>
+            <w:shd w:val="clear" w:color="auto" w:fill="FFFFFF"/>
+            <w:tcMar>
+              <w:top w:w="60" w:type="dxa"/>
+              <w:left w:w="120" w:type="dxa"/>
+              <w:bottom w:w="60" w:type="dxa"/>
+              <w:right w:w="120" w:type="dxa"/>
+            </w:tcMar>
+          </w:tcPr>
+          <w:p>
+            <w:r>
+              <w:rPr>
+                <w:sz w:val="20"/>
+                <w:szCs w:val="20"/>
+              </w:rPr>
+              <w:t xml:space="preserve">Student</w:t>
+            </w:r>
+          </w:p>
+        </w:tc>
+      </w:tr>
+      <w:tr>
+        <w:tc>
+          <w:tcPr>
+            <w:tcW w:w="1793" w:type="dxa"/>
+            <w:tcBorders>
+              <w:top w:val="single" w:sz="1" w:space="0" w:color="BBBBBB"/>
+              <w:left w:val="single" w:sz="1" w:space="0" w:color="BBBBBB"/>
+              <w:bottom w:val="single" w:sz="1" w:space="0" w:color="BBBBBB"/>
+              <w:right w:val="single" w:sz="1" w:space="0" w:color="BBBBBB"/>
+            </w:tcBorders>
+            <w:shd w:val="clear" w:color="auto" w:fill="F2F2F2"/>
+            <w:tcMar>
+              <w:top w:w="60" w:type="dxa"/>
+              <w:left w:w="120" w:type="dxa"/>
+              <w:bottom w:w="60" w:type="dxa"/>
+              <w:right w:w="120" w:type="dxa"/>
+            </w:tcMar>
+          </w:tcPr>
+          <w:p>
+            <w:r>
+              <w:rPr>
+                <w:sz w:val="20"/>
+                <w:szCs w:val="20"/>
+              </w:rPr>
+              <w:t xml:space="preserve">Mess</w:t>
+            </w:r>
+          </w:p>
+        </w:tc>
+        <w:tc>
+          <w:tcPr>
+            <w:tcW w:w="951" w:type="dxa"/>
+            <w:tcBorders>
+              <w:top w:val="single" w:sz="1" w:space="0" w:color="BBBBBB"/>
+              <w:left w:val="single" w:sz="1" w:space="0" w:color="BBBBBB"/>
+              <w:bottom w:val="single" w:sz="1" w:space="0" w:color="BBBBBB"/>
+              <w:right w:val="single" w:sz="1" w:space="0" w:color="BBBBBB"/>
+            </w:tcBorders>
+            <w:shd w:val="clear" w:color="auto" w:fill="F2F2F2"/>
+            <w:tcMar>
+              <w:top w:w="60" w:type="dxa"/>
+              <w:left w:w="120" w:type="dxa"/>
+              <w:bottom w:w="60" w:type="dxa"/>
+              <w:right w:w="120" w:type="dxa"/>
+            </w:tcMar>
+          </w:tcPr>
+          <w:p>
+            <w:r>
+              <w:rPr>
+                <w:sz w:val="20"/>
+                <w:szCs w:val="20"/>
+              </w:rPr>
+              <w:t xml:space="preserve">GET</w:t>
+            </w:r>
+          </w:p>
+        </w:tc>
+        <w:tc>
+          <w:tcPr>
+            <w:tcW w:w="3188" w:type="dxa"/>
+            <w:tcBorders>
+              <w:top w:val="single" w:sz="1" w:space="0" w:color="BBBBBB"/>
+              <w:left w:val="single" w:sz="1" w:space="0" w:color="BBBBBB"/>
+              <w:bottom w:val="single" w:sz="1" w:space="0" w:color="BBBBBB"/>
+              <w:right w:val="single" w:sz="1" w:space="0" w:color="BBBBBB"/>
+            </w:tcBorders>
+            <w:shd w:val="clear" w:color="auto" w:fill="F2F2F2"/>
+            <w:tcMar>
+              <w:top w:w="60" w:type="dxa"/>
+              <w:left w:w="120" w:type="dxa"/>
+              <w:bottom w:w="60" w:type="dxa"/>
+              <w:right w:w="120" w:type="dxa"/>
+            </w:tcMar>
+          </w:tcPr>
+          <w:p>
+            <w:r>
+              <w:rPr>
+                <w:sz w:val="20"/>
+                <w:szCs w:val="20"/>
+              </w:rPr>
+              <w:t xml:space="preserve">/mess/fees/:studentId</w:t>
+            </w:r>
+          </w:p>
+        </w:tc>
+        <w:tc>
+          <w:tcPr>
+            <w:tcW w:w="3468" w:type="dxa"/>
+            <w:tcBorders>
+              <w:top w:val="single" w:sz="1" w:space="0" w:color="BBBBBB"/>
+              <w:left w:val="single" w:sz="1" w:space="0" w:color="BBBBBB"/>
+              <w:bottom w:val="single" w:sz="1" w:space="0" w:color="BBBBBB"/>
+              <w:right w:val="single" w:sz="1" w:space="0" w:color="BBBBBB"/>
+            </w:tcBorders>
+            <w:shd w:val="clear" w:color="auto" w:fill="F2F2F2"/>
+            <w:tcMar>
+              <w:top w:w="60" w:type="dxa"/>
+              <w:left w:w="120" w:type="dxa"/>
+              <w:bottom w:w="60" w:type="dxa"/>
+              <w:right w:w="120" w:type="dxa"/>
+            </w:tcMar>
+          </w:tcPr>
+          <w:p>
+            <w:r>
+              <w:rPr>
+                <w:sz w:val="20"/>
+                <w:szCs w:val="20"/>
+              </w:rPr>
+              <w:t xml:space="preserve">Admin, Student (own)</w:t>
+            </w:r>
+          </w:p>
+        </w:tc>
+      </w:tr>
+      <w:tr>
+        <w:tc>
+          <w:tcPr>
+            <w:tcW w:w="1793" w:type="dxa"/>
+            <w:tcBorders>
+              <w:top w:val="single" w:sz="1" w:space="0" w:color="BBBBBB"/>
+              <w:left w:val="single" w:sz="1" w:space="0" w:color="BBBBBB"/>
+              <w:bottom w:val="single" w:sz="1" w:space="0" w:color="BBBBBB"/>
+              <w:right w:val="single" w:sz="1" w:space="0" w:color="BBBBBB"/>
+            </w:tcBorders>
+            <w:shd w:val="clear" w:color="auto" w:fill="FFFFFF"/>
+            <w:tcMar>
+              <w:top w:w="60" w:type="dxa"/>
+              <w:left w:w="120" w:type="dxa"/>
+              <w:bottom w:w="60" w:type="dxa"/>
+              <w:right w:w="120" w:type="dxa"/>
+            </w:tcMar>
+          </w:tcPr>
+          <w:p>
+            <w:r>
+              <w:rPr>
+                <w:sz w:val="20"/>
+                <w:szCs w:val="20"/>
+              </w:rPr>
+              <w:t xml:space="preserve">Mess</w:t>
+            </w:r>
+          </w:p>
+        </w:tc>
+        <w:tc>
+          <w:tcPr>
+            <w:tcW w:w="951" w:type="dxa"/>
+            <w:tcBorders>
+              <w:top w:val="single" w:sz="1" w:space="0" w:color="BBBBBB"/>
+              <w:left w:val="single" w:sz="1" w:space="0" w:color="BBBBBB"/>
+              <w:bottom w:val="single" w:sz="1" w:space="0" w:color="BBBBBB"/>
+              <w:right w:val="single" w:sz="1" w:space="0" w:color="BBBBBB"/>
+            </w:tcBorders>
+            <w:shd w:val="clear" w:color="auto" w:fill="FFFFFF"/>
+            <w:tcMar>
+              <w:top w:w="60" w:type="dxa"/>
+              <w:left w:w="120" w:type="dxa"/>
+              <w:bottom w:w="60" w:type="dxa"/>
+              <w:right w:w="120" w:type="dxa"/>
+            </w:tcMar>
+          </w:tcPr>
+          <w:p>
+            <w:r>
+              <w:rPr>
+                <w:sz w:val="20"/>
+                <w:szCs w:val="20"/>
+              </w:rPr>
+              <w:t xml:space="preserve">POST</w:t>
+            </w:r>
+          </w:p>
+        </w:tc>
+        <w:tc>
+          <w:tcPr>
+            <w:tcW w:w="3188" w:type="dxa"/>
+            <w:tcBorders>
+              <w:top w:val="single" w:sz="1" w:space="0" w:color="BBBBBB"/>
+              <w:left w:val="single" w:sz="1" w:space="0" w:color="BBBBBB"/>
+              <w:bottom w:val="single" w:sz="1" w:space="0" w:color="BBBBBB"/>
+              <w:right w:val="single" w:sz="1" w:space="0" w:color="BBBBBB"/>
+            </w:tcBorders>
+            <w:shd w:val="clear" w:color="auto" w:fill="FFFFFF"/>
+            <w:tcMar>
+              <w:top w:w="60" w:type="dxa"/>
+              <w:left w:w="120" w:type="dxa"/>
+              <w:bottom w:w="60" w:type="dxa"/>
+              <w:right w:w="120" w:type="dxa"/>
+            </w:tcMar>
+          </w:tcPr>
+          <w:p>
+            <w:r>
+              <w:rPr>
+                <w:sz w:val="20"/>
+                <w:szCs w:val="20"/>
+              </w:rPr>
+              <w:t xml:space="preserve">/mess/fees/payments</w:t>
+            </w:r>
+          </w:p>
+        </w:tc>
+        <w:tc>
+          <w:tcPr>
+            <w:tcW w:w="3468" w:type="dxa"/>
+            <w:tcBorders>
+              <w:top w:val="single" w:sz="1" w:space="0" w:color="BBBBBB"/>
+              <w:left w:val="single" w:sz="1" w:space="0" w:color="BBBBBB"/>
+              <w:bottom w:val="single" w:sz="1" w:space="0" w:color="BBBBBB"/>
+              <w:right w:val="single" w:sz="1" w:space="0" w:color="BBBBBB"/>
+            </w:tcBorders>
+            <w:shd w:val="clear" w:color="auto" w:fill="FFFFFF"/>
+            <w:tcMar>
+              <w:top w:w="60" w:type="dxa"/>
+              <w:left w:w="120" w:type="dxa"/>
+              <w:bottom w:w="60" w:type="dxa"/>
+              <w:right w:w="120" w:type="dxa"/>
+            </w:tcMar>
+          </w:tcPr>
+          <w:p>
+            <w:r>
+              <w:rPr>
+                <w:sz w:val="20"/>
+                <w:szCs w:val="20"/>
+              </w:rPr>
+              <w:t xml:space="preserve">Admin</w:t>
+            </w:r>
+          </w:p>
+        </w:tc>
+      </w:tr>
+      <w:tr>
+        <w:tc>
+          <w:tcPr>
+            <w:tcW w:w="1793" w:type="dxa"/>
+            <w:tcBorders>
+              <w:top w:val="single" w:sz="1" w:space="0" w:color="BBBBBB"/>
+              <w:left w:val="single" w:sz="1" w:space="0" w:color="BBBBBB"/>
+              <w:bottom w:val="single" w:sz="1" w:space="0" w:color="BBBBBB"/>
+              <w:right w:val="single" w:sz="1" w:space="0" w:color="BBBBBB"/>
+            </w:tcBorders>
+            <w:shd w:val="clear" w:color="auto" w:fill="F2F2F2"/>
+            <w:tcMar>
+              <w:top w:w="60" w:type="dxa"/>
+              <w:left w:w="120" w:type="dxa"/>
+              <w:bottom w:w="60" w:type="dxa"/>
+              <w:right w:w="120" w:type="dxa"/>
+            </w:tcMar>
+          </w:tcPr>
+          <w:p>
+            <w:r>
+              <w:rPr>
+                <w:sz w:val="20"/>
+                <w:szCs w:val="20"/>
+              </w:rPr>
+              <w:t xml:space="preserve">Announcements</w:t>
+            </w:r>
+          </w:p>
+        </w:tc>
+        <w:tc>
+          <w:tcPr>
+            <w:tcW w:w="951" w:type="dxa"/>
+            <w:tcBorders>
+              <w:top w:val="single" w:sz="1" w:space="0" w:color="BBBBBB"/>
+              <w:left w:val="single" w:sz="1" w:space="0" w:color="BBBBBB"/>
+              <w:bottom w:val="single" w:sz="1" w:space="0" w:color="BBBBBB"/>
+              <w:right w:val="single" w:sz="1" w:space="0" w:color="BBBBBB"/>
+            </w:tcBorders>
+            <w:shd w:val="clear" w:color="auto" w:fill="F2F2F2"/>
+            <w:tcMar>
+              <w:top w:w="60" w:type="dxa"/>
+              <w:left w:w="120" w:type="dxa"/>
+              <w:bottom w:w="60" w:type="dxa"/>
+              <w:right w:w="120" w:type="dxa"/>
+            </w:tcMar>
+          </w:tcPr>
+          <w:p>
+            <w:r>
+              <w:rPr>
+                <w:sz w:val="20"/>
+                <w:szCs w:val="20"/>
+              </w:rPr>
+              <w:t xml:space="preserve">POST</w:t>
+            </w:r>
+          </w:p>
+        </w:tc>
+        <w:tc>
+          <w:tcPr>
+            <w:tcW w:w="3188" w:type="dxa"/>
+            <w:tcBorders>
+              <w:top w:val="single" w:sz="1" w:space="0" w:color="BBBBBB"/>
+              <w:left w:val="single" w:sz="1" w:space="0" w:color="BBBBBB"/>
+              <w:bottom w:val="single" w:sz="1" w:space="0" w:color="BBBBBB"/>
+              <w:right w:val="single" w:sz="1" w:space="0" w:color="BBBBBB"/>
+            </w:tcBorders>
+            <w:shd w:val="clear" w:color="auto" w:fill="F2F2F2"/>
+            <w:tcMar>
+              <w:top w:w="60" w:type="dxa"/>
+              <w:left w:w="120" w:type="dxa"/>
+              <w:bottom w:w="60" w:type="dxa"/>
+              <w:right w:w="120" w:type="dxa"/>
+            </w:tcMar>
+          </w:tcPr>
+          <w:p>
+            <w:r>
+              <w:rPr>
+                <w:sz w:val="20"/>
+                <w:szCs w:val="20"/>
+              </w:rPr>
+              <w:t xml:space="preserve">/announcements</w:t>
+            </w:r>
+          </w:p>
+        </w:tc>
+        <w:tc>
+          <w:tcPr>
+            <w:tcW w:w="3468" w:type="dxa"/>
+            <w:tcBorders>
+              <w:top w:val="single" w:sz="1" w:space="0" w:color="BBBBBB"/>
+              <w:left w:val="single" w:sz="1" w:space="0" w:color="BBBBBB"/>
+              <w:bottom w:val="single" w:sz="1" w:space="0" w:color="BBBBBB"/>
+              <w:right w:val="single" w:sz="1" w:space="0" w:color="BBBBBB"/>
+            </w:tcBorders>
+            <w:shd w:val="clear" w:color="auto" w:fill="F2F2F2"/>
+            <w:tcMar>
+              <w:top w:w="60" w:type="dxa"/>
+              <w:left w:w="120" w:type="dxa"/>
+              <w:bottom w:w="60" w:type="dxa"/>
+              <w:right w:w="120" w:type="dxa"/>
+            </w:tcMar>
+          </w:tcPr>
+          <w:p>
+            <w:r>
+              <w:rPr>
+                <w:sz w:val="20"/>
+                <w:szCs w:val="20"/>
+              </w:rPr>
+              <w:t xml:space="preserve">Admin</w:t>
+            </w:r>
+          </w:p>
+        </w:tc>
+      </w:tr>
+      <w:tr>
+        <w:tc>
+          <w:tcPr>
+            <w:tcW w:w="1793" w:type="dxa"/>
+            <w:tcBorders>
+              <w:top w:val="single" w:sz="1" w:space="0" w:color="BBBBBB"/>
+              <w:left w:val="single" w:sz="1" w:space="0" w:color="BBBBBB"/>
+              <w:bottom w:val="single" w:sz="1" w:space="0" w:color="BBBBBB"/>
+              <w:right w:val="single" w:sz="1" w:space="0" w:color="BBBBBB"/>
+            </w:tcBorders>
+            <w:shd w:val="clear" w:color="auto" w:fill="FFFFFF"/>
+            <w:tcMar>
+              <w:top w:w="60" w:type="dxa"/>
+              <w:left w:w="120" w:type="dxa"/>
+              <w:bottom w:w="60" w:type="dxa"/>
+              <w:right w:w="120" w:type="dxa"/>
+            </w:tcMar>
+          </w:tcPr>
+          <w:p>
+            <w:r>
+              <w:rPr>
+                <w:sz w:val="20"/>
+                <w:szCs w:val="20"/>
+              </w:rPr>
+              <w:t xml:space="preserve">Announcements</w:t>
+            </w:r>
+          </w:p>
+        </w:tc>
+        <w:tc>
+          <w:tcPr>
+            <w:tcW w:w="951" w:type="dxa"/>
+            <w:tcBorders>
+              <w:top w:val="single" w:sz="1" w:space="0" w:color="BBBBBB"/>
+              <w:left w:val="single" w:sz="1" w:space="0" w:color="BBBBBB"/>
+              <w:bottom w:val="single" w:sz="1" w:space="0" w:color="BBBBBB"/>
+              <w:right w:val="single" w:sz="1" w:space="0" w:color="BBBBBB"/>
+            </w:tcBorders>
+            <w:shd w:val="clear" w:color="auto" w:fill="FFFFFF"/>
+            <w:tcMar>
+              <w:top w:w="60" w:type="dxa"/>
+              <w:left w:w="120" w:type="dxa"/>
+              <w:bottom w:w="60" w:type="dxa"/>
+              <w:right w:w="120" w:type="dxa"/>
+            </w:tcMar>
+          </w:tcPr>
+          <w:p>
+            <w:r>
+              <w:rPr>
+                <w:sz w:val="20"/>
+                <w:szCs w:val="20"/>
+              </w:rPr>
+              <w:t xml:space="preserve">GET</w:t>
+            </w:r>
+          </w:p>
+        </w:tc>
+        <w:tc>
+          <w:tcPr>
+            <w:tcW w:w="3188" w:type="dxa"/>
+            <w:tcBorders>
+              <w:top w:val="single" w:sz="1" w:space="0" w:color="BBBBBB"/>
+              <w:left w:val="single" w:sz="1" w:space="0" w:color="BBBBBB"/>
+              <w:bottom w:val="single" w:sz="1" w:space="0" w:color="BBBBBB"/>
+              <w:right w:val="single" w:sz="1" w:space="0" w:color="BBBBBB"/>
+            </w:tcBorders>
+            <w:shd w:val="clear" w:color="auto" w:fill="FFFFFF"/>
+            <w:tcMar>
+              <w:top w:w="60" w:type="dxa"/>
+              <w:left w:w="120" w:type="dxa"/>
+              <w:bottom w:w="60" w:type="dxa"/>
+              <w:right w:w="120" w:type="dxa"/>
+            </w:tcMar>
+          </w:tcPr>
+          <w:p>
+            <w:r>
+              <w:rPr>
+                <w:sz w:val="20"/>
+                <w:szCs w:val="20"/>
+              </w:rPr>
+              <w:t xml:space="preserve">/announcements</w:t>
+            </w:r>
+          </w:p>
+        </w:tc>
+        <w:tc>
+          <w:tcPr>
+            <w:tcW w:w="3468" w:type="dxa"/>
+            <w:tcBorders>
+              <w:top w:val="single" w:sz="1" w:space="0" w:color="BBBBBB"/>
+              <w:left w:val="single" w:sz="1" w:space="0" w:color="BBBBBB"/>
+              <w:bottom w:val="single" w:sz="1" w:space="0" w:color="BBBBBB"/>
+              <w:right w:val="single" w:sz="1" w:space="0" w:color="BBBBBB"/>
+            </w:tcBorders>
+            <w:shd w:val="clear" w:color="auto" w:fill="FFFFFF"/>
+            <w:tcMar>
+              <w:top w:w="60" w:type="dxa"/>
+              <w:left w:w="120" w:type="dxa"/>
+              <w:bottom w:w="60" w:type="dxa"/>
+              <w:right w:w="120" w:type="dxa"/>
+            </w:tcMar>
+          </w:tcPr>
+          <w:p>
+            <w:r>
+              <w:rPr>
+                <w:sz w:val="20"/>
+                <w:szCs w:val="20"/>
+              </w:rPr>
+              <w:t xml:space="preserve">Admin, Warden, Student</w:t>
+            </w:r>
+          </w:p>
+        </w:tc>
+      </w:tr>
+      <w:tr>
+        <w:tc>
+          <w:tcPr>
+            <w:tcW w:w="1793" w:type="dxa"/>
+            <w:tcBorders>
+              <w:top w:val="single" w:sz="1" w:space="0" w:color="BBBBBB"/>
+              <w:left w:val="single" w:sz="1" w:space="0" w:color="BBBBBB"/>
+              <w:bottom w:val="single" w:sz="1" w:space="0" w:color="BBBBBB"/>
+              <w:right w:val="single" w:sz="1" w:space="0" w:color="BBBBBB"/>
+            </w:tcBorders>
+            <w:shd w:val="clear" w:color="auto" w:fill="F2F2F2"/>
+            <w:tcMar>
+              <w:top w:w="60" w:type="dxa"/>
+              <w:left w:w="120" w:type="dxa"/>
+              <w:bottom w:w="60" w:type="dxa"/>
+              <w:right w:w="120" w:type="dxa"/>
+            </w:tcMar>
+          </w:tcPr>
+          <w:p>
+            <w:r>
+              <w:rPr>
+                <w:sz w:val="20"/>
+                <w:szCs w:val="20"/>
+              </w:rPr>
+              <w:t xml:space="preserve">Announcements</w:t>
+            </w:r>
+          </w:p>
+        </w:tc>
+        <w:tc>
+          <w:tcPr>
+            <w:tcW w:w="951" w:type="dxa"/>
+            <w:tcBorders>
+              <w:top w:val="single" w:sz="1" w:space="0" w:color="BBBBBB"/>
+              <w:left w:val="single" w:sz="1" w:space="0" w:color="BBBBBB"/>
+              <w:bottom w:val="single" w:sz="1" w:space="0" w:color="BBBBBB"/>
+              <w:right w:val="single" w:sz="1" w:space="0" w:color="BBBBBB"/>
+            </w:tcBorders>
+            <w:shd w:val="clear" w:color="auto" w:fill="F2F2F2"/>
+            <w:tcMar>
+              <w:top w:w="60" w:type="dxa"/>
+              <w:left w:w="120" w:type="dxa"/>
+              <w:bottom w:w="60" w:type="dxa"/>
+              <w:right w:w="120" w:type="dxa"/>
+            </w:tcMar>
+          </w:tcPr>
+          <w:p>
+            <w:r>
+              <w:rPr>
+                <w:sz w:val="20"/>
+                <w:szCs w:val="20"/>
+              </w:rPr>
+              <w:t xml:space="preserve">PUT</w:t>
+            </w:r>
+          </w:p>
+        </w:tc>
+        <w:tc>
+          <w:tcPr>
+            <w:tcW w:w="3188" w:type="dxa"/>
+            <w:tcBorders>
+              <w:top w:val="single" w:sz="1" w:space="0" w:color="BBBBBB"/>
+              <w:left w:val="single" w:sz="1" w:space="0" w:color="BBBBBB"/>
+              <w:bottom w:val="single" w:sz="1" w:space="0" w:color="BBBBBB"/>
+              <w:right w:val="single" w:sz="1" w:space="0" w:color="BBBBBB"/>
+            </w:tcBorders>
+            <w:shd w:val="clear" w:color="auto" w:fill="F2F2F2"/>
+            <w:tcMar>
+              <w:top w:w="60" w:type="dxa"/>
+              <w:left w:w="120" w:type="dxa"/>
+              <w:bottom w:w="60" w:type="dxa"/>
+              <w:right w:w="120" w:type="dxa"/>
+            </w:tcMar>
+          </w:tcPr>
+          <w:p>
+            <w:r>
+              <w:rPr>
+                <w:sz w:val="20"/>
+                <w:szCs w:val="20"/>
+              </w:rPr>
+              <w:t xml:space="preserve">/announcements/:id/expire</w:t>
+            </w:r>
+          </w:p>
+        </w:tc>
+        <w:tc>
+          <w:tcPr>
+            <w:tcW w:w="3468" w:type="dxa"/>
+            <w:tcBorders>
+              <w:top w:val="single" w:sz="1" w:space="0" w:color="BBBBBB"/>
+              <w:left w:val="single" w:sz="1" w:space="0" w:color="BBBBBB"/>
+              <w:bottom w:val="single" w:sz="1" w:space="0" w:color="BBBBBB"/>
+              <w:right w:val="single" w:sz="1" w:space="0" w:color="BBBBBB"/>
+            </w:tcBorders>
+            <w:shd w:val="clear" w:color="auto" w:fill="F2F2F2"/>
+            <w:tcMar>
+              <w:top w:w="60" w:type="dxa"/>
+              <w:left w:w="120" w:type="dxa"/>
+              <w:bottom w:w="60" w:type="dxa"/>
+              <w:right w:w="120" w:type="dxa"/>
+            </w:tcMar>
+          </w:tcPr>
+          <w:p>
+            <w:r>
+              <w:rPr>
+                <w:sz w:val="20"/>
+                <w:szCs w:val="20"/>
+              </w:rPr>
+              <w:t xml:space="preserve">Admin</w:t>
+            </w:r>
+          </w:p>
+        </w:tc>
+      </w:tr>
     </w:tbl>
     <w:p>
       <w:pPr>
@@ -10191,7 +12380,7 @@
         <w:spacing w:before="60" w:after="60"/>
       </w:pPr>
       <w:r>
-        <w:t>Administrator: manages students, rooms, fee structures, invoices, user accounts, complaints (all), reports, and system settings</w:t>
+        <w:t>Administrator: manages students, rooms, fee structures, invoices, mess menu and fees, announcements, user accounts, complaints (all), reports, and system settings</w:t>
       </w:r>
     </w:p>
     <w:p>
@@ -10217,7 +12406,7 @@
         <w:spacing w:before="60" w:after="60"/>
       </w:pPr>
       <w:r>
-        <w:t>Student: logs in, views profile and room, submits complaints, tracks complaint status, views fee history</w:t>
+        <w:t>Student: logs in, views profile and room, submits complaints, tracks complaint status, views fee history, marks meal attendance, views mess fee status, views announcements</w:t>
       </w:r>
     </w:p>
     <w:p>
@@ -20416,6 +22605,2326 @@
     </w:p>
     <w:p>
       <w:pPr>
+        <w:pStyle w:val="Heading3"/>
+      </w:pPr>
+      <w:r>
+        <w:t>Entity: mess_records</w:t>
+      </w:r>
+    </w:p>
+    <w:p>
+      <w:pPr>
+        <w:spacing w:before="80" w:after="80"/>
+      </w:pPr>
+      <w:r>
+        <w:t>Tracks per-student meal attendance, mess fee status, and optional feedback. Distinct from the invoices/payments tables, which cover hostel (room) fees only.</w:t>
+      </w:r>
+    </w:p>
+    <w:tbl>
+      <w:tblPr>
+        <w:tblW w:w="9400" w:type="dxa"/>
+        <w:tblBorders>
+          <w:top w:val="single" w:sz="4" w:space="0" w:color="auto"/>
+          <w:left w:val="single" w:sz="4" w:space="0" w:color="auto"/>
+          <w:bottom w:val="single" w:sz="4" w:space="0" w:color="auto"/>
+          <w:right w:val="single" w:sz="4" w:space="0" w:color="auto"/>
+          <w:insideH w:val="single" w:sz="4" w:space="0" w:color="auto"/>
+          <w:insideV w:val="single" w:sz="4" w:space="0" w:color="auto"/>
+        </w:tblBorders>
+        <w:tblCellMar>
+          <w:left w:w="10" w:type="dxa"/>
+          <w:right w:w="10" w:type="dxa"/>
+        </w:tblCellMar>
+        <w:tblLook w:val="04A0" w:firstRow="1" w:lastRow="0" w:firstColumn="1" w:lastColumn="0" w:noHBand="0" w:noVBand="1"/>
+      </w:tblPr>
+      <w:tblGrid>
+        <w:gridCol w:w="1186"/>
+        <w:gridCol w:w="6082"/>
+        <w:gridCol w:w="2096"/>
+        <w:gridCol w:w="1397"/>
+      </w:tblGrid>
+      <w:tr>
+        <w:trPr>
+          <w:tblHeader/>
+        </w:trPr>
+        <w:tc>
+          <w:tcPr>
+            <w:tcW w:w="1800" w:type="dxa"/>
+            <w:tcBorders>
+              <w:top w:val="single" w:sz="1" w:space="0" w:color="BBBBBB"/>
+              <w:left w:val="single" w:sz="1" w:space="0" w:color="BBBBBB"/>
+              <w:bottom w:val="single" w:sz="1" w:space="0" w:color="BBBBBB"/>
+              <w:right w:val="single" w:sz="1" w:space="0" w:color="BBBBBB"/>
+            </w:tcBorders>
+            <w:shd w:val="clear" w:color="auto" w:fill="FFFFFF"/>
+            <w:tcMar>
+              <w:top w:w="60" w:type="dxa"/>
+              <w:left w:w="120" w:type="dxa"/>
+              <w:bottom w:w="60" w:type="dxa"/>
+              <w:right w:w="120" w:type="dxa"/>
+            </w:tcMar>
+          </w:tcPr>
+          <w:p>
+            <w:r>
+              <w:rPr>
+                <w:b/>
+                <w:bCs/>
+                <w:color w:val="FFFFFF"/>
+                <w:sz w:val="20"/>
+                <w:szCs w:val="20"/>
+              </w:rPr>
+              <w:t xml:space="preserve">Column</w:t>
+            </w:r>
+          </w:p>
+        </w:tc>
+        <w:tc>
+          <w:tcPr>
+            <w:tcW w:w="2800" w:type="dxa"/>
+            <w:tcBorders>
+              <w:top w:val="single" w:sz="1" w:space="0" w:color="BBBBBB"/>
+              <w:left w:val="single" w:sz="1" w:space="0" w:color="BBBBBB"/>
+              <w:bottom w:val="single" w:sz="1" w:space="0" w:color="BBBBBB"/>
+              <w:right w:val="single" w:sz="1" w:space="0" w:color="BBBBBB"/>
+            </w:tcBorders>
+            <w:shd w:val="clear" w:color="auto" w:fill="FFFFFF"/>
+            <w:tcMar>
+              <w:top w:w="60" w:type="dxa"/>
+              <w:left w:w="120" w:type="dxa"/>
+              <w:bottom w:w="60" w:type="dxa"/>
+              <w:right w:w="120" w:type="dxa"/>
+            </w:tcMar>
+          </w:tcPr>
+          <w:p>
+            <w:r>
+              <w:rPr>
+                <w:b/>
+                <w:bCs/>
+                <w:color w:val="FFFFFF"/>
+                <w:sz w:val="20"/>
+                <w:szCs w:val="20"/>
+              </w:rPr>
+              <w:t xml:space="preserve">Type</w:t>
+            </w:r>
+          </w:p>
+        </w:tc>
+        <w:tc>
+          <w:tcPr>
+            <w:tcW w:w="2400" w:type="dxa"/>
+            <w:tcBorders>
+              <w:top w:val="single" w:sz="1" w:space="0" w:color="BBBBBB"/>
+              <w:left w:val="single" w:sz="1" w:space="0" w:color="BBBBBB"/>
+              <w:bottom w:val="single" w:sz="1" w:space="0" w:color="BBBBBB"/>
+              <w:right w:val="single" w:sz="1" w:space="0" w:color="BBBBBB"/>
+            </w:tcBorders>
+            <w:shd w:val="clear" w:color="auto" w:fill="FFFFFF"/>
+            <w:tcMar>
+              <w:top w:w="60" w:type="dxa"/>
+              <w:left w:w="120" w:type="dxa"/>
+              <w:bottom w:w="60" w:type="dxa"/>
+              <w:right w:w="120" w:type="dxa"/>
+            </w:tcMar>
+          </w:tcPr>
+          <w:p>
+            <w:r>
+              <w:rPr>
+                <w:b/>
+                <w:bCs/>
+                <w:color w:val="FFFFFF"/>
+                <w:sz w:val="20"/>
+                <w:szCs w:val="20"/>
+              </w:rPr>
+              <w:t xml:space="preserve">Constraints</w:t>
+            </w:r>
+          </w:p>
+        </w:tc>
+        <w:tc>
+          <w:tcPr>
+            <w:tcW w:w="2400" w:type="dxa"/>
+            <w:tcBorders>
+              <w:top w:val="single" w:sz="1" w:space="0" w:color="BBBBBB"/>
+              <w:left w:val="single" w:sz="1" w:space="0" w:color="BBBBBB"/>
+              <w:bottom w:val="single" w:sz="1" w:space="0" w:color="BBBBBB"/>
+              <w:right w:val="single" w:sz="1" w:space="0" w:color="BBBBBB"/>
+            </w:tcBorders>
+            <w:shd w:val="clear" w:color="auto" w:fill="FFFFFF"/>
+            <w:tcMar>
+              <w:top w:w="60" w:type="dxa"/>
+              <w:left w:w="120" w:type="dxa"/>
+              <w:bottom w:w="60" w:type="dxa"/>
+              <w:right w:w="120" w:type="dxa"/>
+            </w:tcMar>
+          </w:tcPr>
+          <w:p>
+            <w:r>
+              <w:rPr>
+                <w:b/>
+                <w:bCs/>
+                <w:color w:val="FFFFFF"/>
+                <w:sz w:val="20"/>
+                <w:szCs w:val="20"/>
+              </w:rPr>
+              <w:t xml:space="preserve">Description</w:t>
+            </w:r>
+          </w:p>
+        </w:tc>
+      </w:tr>
+      <w:tr>
+        <w:tc>
+          <w:tcPr>
+            <w:tcW w:w="1800" w:type="dxa"/>
+            <w:tcBorders>
+              <w:top w:val="single" w:sz="1" w:space="0" w:color="BBBBBB"/>
+              <w:left w:val="single" w:sz="1" w:space="0" w:color="BBBBBB"/>
+              <w:bottom w:val="single" w:sz="1" w:space="0" w:color="BBBBBB"/>
+              <w:right w:val="single" w:sz="1" w:space="0" w:color="BBBBBB"/>
+            </w:tcBorders>
+            <w:shd w:val="clear" w:color="auto" w:fill="FFFFFF"/>
+            <w:tcMar>
+              <w:top w:w="60" w:type="dxa"/>
+              <w:left w:w="120" w:type="dxa"/>
+              <w:bottom w:w="60" w:type="dxa"/>
+              <w:right w:w="120" w:type="dxa"/>
+            </w:tcMar>
+          </w:tcPr>
+          <w:p>
+            <w:r>
+              <w:rPr>
+                <w:sz w:val="20"/>
+                <w:szCs w:val="20"/>
+              </w:rPr>
+              <w:t xml:space="preserve">id</w:t>
+            </w:r>
+          </w:p>
+        </w:tc>
+        <w:tc>
+          <w:tcPr>
+            <w:tcW w:w="2800" w:type="dxa"/>
+            <w:tcBorders>
+              <w:top w:val="single" w:sz="1" w:space="0" w:color="BBBBBB"/>
+              <w:left w:val="single" w:sz="1" w:space="0" w:color="BBBBBB"/>
+              <w:bottom w:val="single" w:sz="1" w:space="0" w:color="BBBBBB"/>
+              <w:right w:val="single" w:sz="1" w:space="0" w:color="BBBBBB"/>
+            </w:tcBorders>
+            <w:shd w:val="clear" w:color="auto" w:fill="FFFFFF"/>
+            <w:tcMar>
+              <w:top w:w="60" w:type="dxa"/>
+              <w:left w:w="120" w:type="dxa"/>
+              <w:bottom w:w="60" w:type="dxa"/>
+              <w:right w:w="120" w:type="dxa"/>
+            </w:tcMar>
+          </w:tcPr>
+          <w:p>
+            <w:r>
+              <w:rPr>
+                <w:sz w:val="20"/>
+                <w:szCs w:val="20"/>
+              </w:rPr>
+              <w:t xml:space="preserve">INT</w:t>
+            </w:r>
+          </w:p>
+        </w:tc>
+        <w:tc>
+          <w:tcPr>
+            <w:tcW w:w="2400" w:type="dxa"/>
+            <w:tcBorders>
+              <w:top w:val="single" w:sz="1" w:space="0" w:color="BBBBBB"/>
+              <w:left w:val="single" w:sz="1" w:space="0" w:color="BBBBBB"/>
+              <w:bottom w:val="single" w:sz="1" w:space="0" w:color="BBBBBB"/>
+              <w:right w:val="single" w:sz="1" w:space="0" w:color="BBBBBB"/>
+            </w:tcBorders>
+            <w:shd w:val="clear" w:color="auto" w:fill="FFFFFF"/>
+            <w:tcMar>
+              <w:top w:w="60" w:type="dxa"/>
+              <w:left w:w="120" w:type="dxa"/>
+              <w:bottom w:w="60" w:type="dxa"/>
+              <w:right w:w="120" w:type="dxa"/>
+            </w:tcMar>
+          </w:tcPr>
+          <w:p>
+            <w:r>
+              <w:rPr>
+                <w:sz w:val="20"/>
+                <w:szCs w:val="20"/>
+              </w:rPr>
+              <w:t xml:space="preserve">PK, AUTO_INCREMENT</w:t>
+            </w:r>
+          </w:p>
+        </w:tc>
+        <w:tc>
+          <w:tcPr>
+            <w:tcW w:w="2400" w:type="dxa"/>
+            <w:tcBorders>
+              <w:top w:val="single" w:sz="1" w:space="0" w:color="BBBBBB"/>
+              <w:left w:val="single" w:sz="1" w:space="0" w:color="BBBBBB"/>
+              <w:bottom w:val="single" w:sz="1" w:space="0" w:color="BBBBBB"/>
+              <w:right w:val="single" w:sz="1" w:space="0" w:color="BBBBBB"/>
+            </w:tcBorders>
+            <w:shd w:val="clear" w:color="auto" w:fill="FFFFFF"/>
+            <w:tcMar>
+              <w:top w:w="60" w:type="dxa"/>
+              <w:left w:w="120" w:type="dxa"/>
+              <w:bottom w:w="60" w:type="dxa"/>
+              <w:right w:w="120" w:type="dxa"/>
+            </w:tcMar>
+          </w:tcPr>
+          <w:p>
+            <w:r>
+              <w:rPr>
+                <w:sz w:val="20"/>
+                <w:szCs w:val="20"/>
+              </w:rPr>
+              <w:t xml:space="preserve">Mess record entry ID</w:t>
+            </w:r>
+          </w:p>
+        </w:tc>
+      </w:tr>
+      <w:tr>
+        <w:tc>
+          <w:tcPr>
+            <w:tcW w:w="1800" w:type="dxa"/>
+            <w:tcBorders>
+              <w:top w:val="single" w:sz="1" w:space="0" w:color="BBBBBB"/>
+              <w:left w:val="single" w:sz="1" w:space="0" w:color="BBBBBB"/>
+              <w:bottom w:val="single" w:sz="1" w:space="0" w:color="BBBBBB"/>
+              <w:right w:val="single" w:sz="1" w:space="0" w:color="BBBBBB"/>
+            </w:tcBorders>
+            <w:shd w:val="clear" w:color="auto" w:fill="F2F2F2"/>
+            <w:tcMar>
+              <w:top w:w="60" w:type="dxa"/>
+              <w:left w:w="120" w:type="dxa"/>
+              <w:bottom w:w="60" w:type="dxa"/>
+              <w:right w:w="120" w:type="dxa"/>
+            </w:tcMar>
+          </w:tcPr>
+          <w:p>
+            <w:r>
+              <w:rPr>
+                <w:sz w:val="20"/>
+                <w:szCs w:val="20"/>
+              </w:rPr>
+              <w:t xml:space="preserve">student_id</w:t>
+            </w:r>
+          </w:p>
+        </w:tc>
+        <w:tc>
+          <w:tcPr>
+            <w:tcW w:w="2800" w:type="dxa"/>
+            <w:tcBorders>
+              <w:top w:val="single" w:sz="1" w:space="0" w:color="BBBBBB"/>
+              <w:left w:val="single" w:sz="1" w:space="0" w:color="BBBBBB"/>
+              <w:bottom w:val="single" w:sz="1" w:space="0" w:color="BBBBBB"/>
+              <w:right w:val="single" w:sz="1" w:space="0" w:color="BBBBBB"/>
+            </w:tcBorders>
+            <w:shd w:val="clear" w:color="auto" w:fill="F2F2F2"/>
+            <w:tcMar>
+              <w:top w:w="60" w:type="dxa"/>
+              <w:left w:w="120" w:type="dxa"/>
+              <w:bottom w:w="60" w:type="dxa"/>
+              <w:right w:w="120" w:type="dxa"/>
+            </w:tcMar>
+          </w:tcPr>
+          <w:p>
+            <w:r>
+              <w:rPr>
+                <w:sz w:val="20"/>
+                <w:szCs w:val="20"/>
+              </w:rPr>
+              <w:t xml:space="preserve">INT</w:t>
+            </w:r>
+          </w:p>
+        </w:tc>
+        <w:tc>
+          <w:tcPr>
+            <w:tcW w:w="2400" w:type="dxa"/>
+            <w:tcBorders>
+              <w:top w:val="single" w:sz="1" w:space="0" w:color="BBBBBB"/>
+              <w:left w:val="single" w:sz="1" w:space="0" w:color="BBBBBB"/>
+              <w:bottom w:val="single" w:sz="1" w:space="0" w:color="BBBBBB"/>
+              <w:right w:val="single" w:sz="1" w:space="0" w:color="BBBBBB"/>
+            </w:tcBorders>
+            <w:shd w:val="clear" w:color="auto" w:fill="F2F2F2"/>
+            <w:tcMar>
+              <w:top w:w="60" w:type="dxa"/>
+              <w:left w:w="120" w:type="dxa"/>
+              <w:bottom w:w="60" w:type="dxa"/>
+              <w:right w:w="120" w:type="dxa"/>
+            </w:tcMar>
+          </w:tcPr>
+          <w:p>
+            <w:r>
+              <w:rPr>
+                <w:sz w:val="20"/>
+                <w:szCs w:val="20"/>
+              </w:rPr>
+              <w:t xml:space="preserve">FK → students.id, NOT NULL</w:t>
+            </w:r>
+          </w:p>
+        </w:tc>
+        <w:tc>
+          <w:tcPr>
+            <w:tcW w:w="2400" w:type="dxa"/>
+            <w:tcBorders>
+              <w:top w:val="single" w:sz="1" w:space="0" w:color="BBBBBB"/>
+              <w:left w:val="single" w:sz="1" w:space="0" w:color="BBBBBB"/>
+              <w:bottom w:val="single" w:sz="1" w:space="0" w:color="BBBBBB"/>
+              <w:right w:val="single" w:sz="1" w:space="0" w:color="BBBBBB"/>
+            </w:tcBorders>
+            <w:shd w:val="clear" w:color="auto" w:fill="F2F2F2"/>
+            <w:tcMar>
+              <w:top w:w="60" w:type="dxa"/>
+              <w:left w:w="120" w:type="dxa"/>
+              <w:bottom w:w="60" w:type="dxa"/>
+              <w:right w:w="120" w:type="dxa"/>
+            </w:tcMar>
+          </w:tcPr>
+          <w:p>
+            <w:r>
+              <w:rPr>
+                <w:sz w:val="20"/>
+                <w:szCs w:val="20"/>
+              </w:rPr>
+              <w:t xml:space="preserve">Student this record applies to</w:t>
+            </w:r>
+          </w:p>
+        </w:tc>
+      </w:tr>
+      <w:tr>
+        <w:tc>
+          <w:tcPr>
+            <w:tcW w:w="1800" w:type="dxa"/>
+            <w:tcBorders>
+              <w:top w:val="single" w:sz="1" w:space="0" w:color="BBBBBB"/>
+              <w:left w:val="single" w:sz="1" w:space="0" w:color="BBBBBB"/>
+              <w:bottom w:val="single" w:sz="1" w:space="0" w:color="BBBBBB"/>
+              <w:right w:val="single" w:sz="1" w:space="0" w:color="BBBBBB"/>
+            </w:tcBorders>
+            <w:shd w:val="clear" w:color="auto" w:fill="FFFFFF"/>
+            <w:tcMar>
+              <w:top w:w="60" w:type="dxa"/>
+              <w:left w:w="120" w:type="dxa"/>
+              <w:bottom w:w="60" w:type="dxa"/>
+              <w:right w:w="120" w:type="dxa"/>
+            </w:tcMar>
+          </w:tcPr>
+          <w:p>
+            <w:r>
+              <w:rPr>
+                <w:sz w:val="20"/>
+                <w:szCs w:val="20"/>
+              </w:rPr>
+              <w:t xml:space="preserve">record_date</w:t>
+            </w:r>
+          </w:p>
+        </w:tc>
+        <w:tc>
+          <w:tcPr>
+            <w:tcW w:w="2800" w:type="dxa"/>
+            <w:tcBorders>
+              <w:top w:val="single" w:sz="1" w:space="0" w:color="BBBBBB"/>
+              <w:left w:val="single" w:sz="1" w:space="0" w:color="BBBBBB"/>
+              <w:bottom w:val="single" w:sz="1" w:space="0" w:color="BBBBBB"/>
+              <w:right w:val="single" w:sz="1" w:space="0" w:color="BBBBBB"/>
+            </w:tcBorders>
+            <w:shd w:val="clear" w:color="auto" w:fill="FFFFFF"/>
+            <w:tcMar>
+              <w:top w:w="60" w:type="dxa"/>
+              <w:left w:w="120" w:type="dxa"/>
+              <w:bottom w:w="60" w:type="dxa"/>
+              <w:right w:w="120" w:type="dxa"/>
+            </w:tcMar>
+          </w:tcPr>
+          <w:p>
+            <w:r>
+              <w:rPr>
+                <w:sz w:val="20"/>
+                <w:szCs w:val="20"/>
+              </w:rPr>
+              <w:t xml:space="preserve">DATE</w:t>
+            </w:r>
+          </w:p>
+        </w:tc>
+        <w:tc>
+          <w:tcPr>
+            <w:tcW w:w="2400" w:type="dxa"/>
+            <w:tcBorders>
+              <w:top w:val="single" w:sz="1" w:space="0" w:color="BBBBBB"/>
+              <w:left w:val="single" w:sz="1" w:space="0" w:color="BBBBBB"/>
+              <w:bottom w:val="single" w:sz="1" w:space="0" w:color="BBBBBB"/>
+              <w:right w:val="single" w:sz="1" w:space="0" w:color="BBBBBB"/>
+            </w:tcBorders>
+            <w:shd w:val="clear" w:color="auto" w:fill="FFFFFF"/>
+            <w:tcMar>
+              <w:top w:w="60" w:type="dxa"/>
+              <w:left w:w="120" w:type="dxa"/>
+              <w:bottom w:w="60" w:type="dxa"/>
+              <w:right w:w="120" w:type="dxa"/>
+            </w:tcMar>
+          </w:tcPr>
+          <w:p>
+            <w:r>
+              <w:rPr>
+                <w:sz w:val="20"/>
+                <w:szCs w:val="20"/>
+              </w:rPr>
+              <w:t xml:space="preserve">NOT NULL</w:t>
+            </w:r>
+          </w:p>
+        </w:tc>
+        <w:tc>
+          <w:tcPr>
+            <w:tcW w:w="2400" w:type="dxa"/>
+            <w:tcBorders>
+              <w:top w:val="single" w:sz="1" w:space="0" w:color="BBBBBB"/>
+              <w:left w:val="single" w:sz="1" w:space="0" w:color="BBBBBB"/>
+              <w:bottom w:val="single" w:sz="1" w:space="0" w:color="BBBBBB"/>
+              <w:right w:val="single" w:sz="1" w:space="0" w:color="BBBBBB"/>
+            </w:tcBorders>
+            <w:shd w:val="clear" w:color="auto" w:fill="FFFFFF"/>
+            <w:tcMar>
+              <w:top w:w="60" w:type="dxa"/>
+              <w:left w:w="120" w:type="dxa"/>
+              <w:bottom w:w="60" w:type="dxa"/>
+              <w:right w:w="120" w:type="dxa"/>
+            </w:tcMar>
+          </w:tcPr>
+          <w:p>
+            <w:r>
+              <w:rPr>
+                <w:sz w:val="20"/>
+                <w:szCs w:val="20"/>
+              </w:rPr>
+              <w:t xml:space="preserve">Date the meal/attendance entry applies to</w:t>
+            </w:r>
+          </w:p>
+        </w:tc>
+      </w:tr>
+      <w:tr>
+        <w:tc>
+          <w:tcPr>
+            <w:tcW w:w="1800" w:type="dxa"/>
+            <w:tcBorders>
+              <w:top w:val="single" w:sz="1" w:space="0" w:color="BBBBBB"/>
+              <w:left w:val="single" w:sz="1" w:space="0" w:color="BBBBBB"/>
+              <w:bottom w:val="single" w:sz="1" w:space="0" w:color="BBBBBB"/>
+              <w:right w:val="single" w:sz="1" w:space="0" w:color="BBBBBB"/>
+            </w:tcBorders>
+            <w:shd w:val="clear" w:color="auto" w:fill="F2F2F2"/>
+            <w:tcMar>
+              <w:top w:w="60" w:type="dxa"/>
+              <w:left w:w="120" w:type="dxa"/>
+              <w:bottom w:w="60" w:type="dxa"/>
+              <w:right w:w="120" w:type="dxa"/>
+            </w:tcMar>
+          </w:tcPr>
+          <w:p>
+            <w:r>
+              <w:rPr>
+                <w:sz w:val="20"/>
+                <w:szCs w:val="20"/>
+              </w:rPr>
+              <w:t xml:space="preserve">meal_type</w:t>
+            </w:r>
+          </w:p>
+        </w:tc>
+        <w:tc>
+          <w:tcPr>
+            <w:tcW w:w="2800" w:type="dxa"/>
+            <w:tcBorders>
+              <w:top w:val="single" w:sz="1" w:space="0" w:color="BBBBBB"/>
+              <w:left w:val="single" w:sz="1" w:space="0" w:color="BBBBBB"/>
+              <w:bottom w:val="single" w:sz="1" w:space="0" w:color="BBBBBB"/>
+              <w:right w:val="single" w:sz="1" w:space="0" w:color="BBBBBB"/>
+            </w:tcBorders>
+            <w:shd w:val="clear" w:color="auto" w:fill="F2F2F2"/>
+            <w:tcMar>
+              <w:top w:w="60" w:type="dxa"/>
+              <w:left w:w="120" w:type="dxa"/>
+              <w:bottom w:w="60" w:type="dxa"/>
+              <w:right w:w="120" w:type="dxa"/>
+            </w:tcMar>
+          </w:tcPr>
+          <w:p>
+            <w:r>
+              <w:rPr>
+                <w:sz w:val="20"/>
+                <w:szCs w:val="20"/>
+              </w:rPr>
+              <w:t xml:space="preserve">ENUM('breakfast','lunch','dinner')</w:t>
+            </w:r>
+          </w:p>
+        </w:tc>
+        <w:tc>
+          <w:tcPr>
+            <w:tcW w:w="2400" w:type="dxa"/>
+            <w:tcBorders>
+              <w:top w:val="single" w:sz="1" w:space="0" w:color="BBBBBB"/>
+              <w:left w:val="single" w:sz="1" w:space="0" w:color="BBBBBB"/>
+              <w:bottom w:val="single" w:sz="1" w:space="0" w:color="BBBBBB"/>
+              <w:right w:val="single" w:sz="1" w:space="0" w:color="BBBBBB"/>
+            </w:tcBorders>
+            <w:shd w:val="clear" w:color="auto" w:fill="F2F2F2"/>
+            <w:tcMar>
+              <w:top w:w="60" w:type="dxa"/>
+              <w:left w:w="120" w:type="dxa"/>
+              <w:bottom w:w="60" w:type="dxa"/>
+              <w:right w:w="120" w:type="dxa"/>
+            </w:tcMar>
+          </w:tcPr>
+          <w:p>
+            <w:r>
+              <w:rPr>
+                <w:sz w:val="20"/>
+                <w:szCs w:val="20"/>
+              </w:rPr>
+              <w:t xml:space="preserve">NOT NULL</w:t>
+            </w:r>
+          </w:p>
+        </w:tc>
+        <w:tc>
+          <w:tcPr>
+            <w:tcW w:w="2400" w:type="dxa"/>
+            <w:tcBorders>
+              <w:top w:val="single" w:sz="1" w:space="0" w:color="BBBBBB"/>
+              <w:left w:val="single" w:sz="1" w:space="0" w:color="BBBBBB"/>
+              <w:bottom w:val="single" w:sz="1" w:space="0" w:color="BBBBBB"/>
+              <w:right w:val="single" w:sz="1" w:space="0" w:color="BBBBBB"/>
+            </w:tcBorders>
+            <w:shd w:val="clear" w:color="auto" w:fill="F2F2F2"/>
+            <w:tcMar>
+              <w:top w:w="60" w:type="dxa"/>
+              <w:left w:w="120" w:type="dxa"/>
+              <w:bottom w:w="60" w:type="dxa"/>
+              <w:right w:w="120" w:type="dxa"/>
+            </w:tcMar>
+          </w:tcPr>
+          <w:p>
+            <w:r>
+              <w:rPr>
+                <w:sz w:val="20"/>
+                <w:szCs w:val="20"/>
+              </w:rPr>
+              <w:t xml:space="preserve">Which meal this record covers</w:t>
+            </w:r>
+          </w:p>
+        </w:tc>
+      </w:tr>
+      <w:tr>
+        <w:tc>
+          <w:tcPr>
+            <w:tcW w:w="1800" w:type="dxa"/>
+            <w:tcBorders>
+              <w:top w:val="single" w:sz="1" w:space="0" w:color="BBBBBB"/>
+              <w:left w:val="single" w:sz="1" w:space="0" w:color="BBBBBB"/>
+              <w:bottom w:val="single" w:sz="1" w:space="0" w:color="BBBBBB"/>
+              <w:right w:val="single" w:sz="1" w:space="0" w:color="BBBBBB"/>
+            </w:tcBorders>
+            <w:shd w:val="clear" w:color="auto" w:fill="FFFFFF"/>
+            <w:tcMar>
+              <w:top w:w="60" w:type="dxa"/>
+              <w:left w:w="120" w:type="dxa"/>
+              <w:bottom w:w="60" w:type="dxa"/>
+              <w:right w:w="120" w:type="dxa"/>
+            </w:tcMar>
+          </w:tcPr>
+          <w:p>
+            <w:r>
+              <w:rPr>
+                <w:sz w:val="20"/>
+                <w:szCs w:val="20"/>
+              </w:rPr>
+              <w:t xml:space="preserve">attendance_marked</w:t>
+            </w:r>
+          </w:p>
+        </w:tc>
+        <w:tc>
+          <w:tcPr>
+            <w:tcW w:w="2800" w:type="dxa"/>
+            <w:tcBorders>
+              <w:top w:val="single" w:sz="1" w:space="0" w:color="BBBBBB"/>
+              <w:left w:val="single" w:sz="1" w:space="0" w:color="BBBBBB"/>
+              <w:bottom w:val="single" w:sz="1" w:space="0" w:color="BBBBBB"/>
+              <w:right w:val="single" w:sz="1" w:space="0" w:color="BBBBBB"/>
+            </w:tcBorders>
+            <w:shd w:val="clear" w:color="auto" w:fill="FFFFFF"/>
+            <w:tcMar>
+              <w:top w:w="60" w:type="dxa"/>
+              <w:left w:w="120" w:type="dxa"/>
+              <w:bottom w:w="60" w:type="dxa"/>
+              <w:right w:w="120" w:type="dxa"/>
+            </w:tcMar>
+          </w:tcPr>
+          <w:p>
+            <w:r>
+              <w:rPr>
+                <w:sz w:val="20"/>
+                <w:szCs w:val="20"/>
+              </w:rPr>
+              <w:t xml:space="preserve">TINYINT(1)</w:t>
+            </w:r>
+          </w:p>
+        </w:tc>
+        <w:tc>
+          <w:tcPr>
+            <w:tcW w:w="2400" w:type="dxa"/>
+            <w:tcBorders>
+              <w:top w:val="single" w:sz="1" w:space="0" w:color="BBBBBB"/>
+              <w:left w:val="single" w:sz="1" w:space="0" w:color="BBBBBB"/>
+              <w:bottom w:val="single" w:sz="1" w:space="0" w:color="BBBBBB"/>
+              <w:right w:val="single" w:sz="1" w:space="0" w:color="BBBBBB"/>
+            </w:tcBorders>
+            <w:shd w:val="clear" w:color="auto" w:fill="FFFFFF"/>
+            <w:tcMar>
+              <w:top w:w="60" w:type="dxa"/>
+              <w:left w:w="120" w:type="dxa"/>
+              <w:bottom w:w="60" w:type="dxa"/>
+              <w:right w:w="120" w:type="dxa"/>
+            </w:tcMar>
+          </w:tcPr>
+          <w:p>
+            <w:r>
+              <w:rPr>
+                <w:sz w:val="20"/>
+                <w:szCs w:val="20"/>
+              </w:rPr>
+              <w:t xml:space="preserve">DEFAULT 0</w:t>
+            </w:r>
+          </w:p>
+        </w:tc>
+        <w:tc>
+          <w:tcPr>
+            <w:tcW w:w="2400" w:type="dxa"/>
+            <w:tcBorders>
+              <w:top w:val="single" w:sz="1" w:space="0" w:color="BBBBBB"/>
+              <w:left w:val="single" w:sz="1" w:space="0" w:color="BBBBBB"/>
+              <w:bottom w:val="single" w:sz="1" w:space="0" w:color="BBBBBB"/>
+              <w:right w:val="single" w:sz="1" w:space="0" w:color="BBBBBB"/>
+            </w:tcBorders>
+            <w:shd w:val="clear" w:color="auto" w:fill="FFFFFF"/>
+            <w:tcMar>
+              <w:top w:w="60" w:type="dxa"/>
+              <w:left w:w="120" w:type="dxa"/>
+              <w:bottom w:w="60" w:type="dxa"/>
+              <w:right w:w="120" w:type="dxa"/>
+            </w:tcMar>
+          </w:tcPr>
+          <w:p>
+            <w:r>
+              <w:rPr>
+                <w:sz w:val="20"/>
+                <w:szCs w:val="20"/>
+              </w:rPr>
+              <w:t xml:space="preserve">Whether the student marked attendance for this meal</w:t>
+            </w:r>
+          </w:p>
+        </w:tc>
+      </w:tr>
+      <w:tr>
+        <w:tc>
+          <w:tcPr>
+            <w:tcW w:w="1800" w:type="dxa"/>
+            <w:tcBorders>
+              <w:top w:val="single" w:sz="1" w:space="0" w:color="BBBBBB"/>
+              <w:left w:val="single" w:sz="1" w:space="0" w:color="BBBBBB"/>
+              <w:bottom w:val="single" w:sz="1" w:space="0" w:color="BBBBBB"/>
+              <w:right w:val="single" w:sz="1" w:space="0" w:color="BBBBBB"/>
+            </w:tcBorders>
+            <w:shd w:val="clear" w:color="auto" w:fill="F2F2F2"/>
+            <w:tcMar>
+              <w:top w:w="60" w:type="dxa"/>
+              <w:left w:w="120" w:type="dxa"/>
+              <w:bottom w:w="60" w:type="dxa"/>
+              <w:right w:w="120" w:type="dxa"/>
+            </w:tcMar>
+          </w:tcPr>
+          <w:p>
+            <w:r>
+              <w:rPr>
+                <w:sz w:val="20"/>
+                <w:szCs w:val="20"/>
+              </w:rPr>
+              <w:t xml:space="preserve">mess_fee_status</w:t>
+            </w:r>
+          </w:p>
+        </w:tc>
+        <w:tc>
+          <w:tcPr>
+            <w:tcW w:w="2800" w:type="dxa"/>
+            <w:tcBorders>
+              <w:top w:val="single" w:sz="1" w:space="0" w:color="BBBBBB"/>
+              <w:left w:val="single" w:sz="1" w:space="0" w:color="BBBBBB"/>
+              <w:bottom w:val="single" w:sz="1" w:space="0" w:color="BBBBBB"/>
+              <w:right w:val="single" w:sz="1" w:space="0" w:color="BBBBBB"/>
+            </w:tcBorders>
+            <w:shd w:val="clear" w:color="auto" w:fill="F2F2F2"/>
+            <w:tcMar>
+              <w:top w:w="60" w:type="dxa"/>
+              <w:left w:w="120" w:type="dxa"/>
+              <w:bottom w:w="60" w:type="dxa"/>
+              <w:right w:w="120" w:type="dxa"/>
+            </w:tcMar>
+          </w:tcPr>
+          <w:p>
+            <w:r>
+              <w:rPr>
+                <w:sz w:val="20"/>
+                <w:szCs w:val="20"/>
+              </w:rPr>
+              <w:t xml:space="preserve">ENUM('paid','unpaid','partial')</w:t>
+            </w:r>
+          </w:p>
+        </w:tc>
+        <w:tc>
+          <w:tcPr>
+            <w:tcW w:w="2400" w:type="dxa"/>
+            <w:tcBorders>
+              <w:top w:val="single" w:sz="1" w:space="0" w:color="BBBBBB"/>
+              <w:left w:val="single" w:sz="1" w:space="0" w:color="BBBBBB"/>
+              <w:bottom w:val="single" w:sz="1" w:space="0" w:color="BBBBBB"/>
+              <w:right w:val="single" w:sz="1" w:space="0" w:color="BBBBBB"/>
+            </w:tcBorders>
+            <w:shd w:val="clear" w:color="auto" w:fill="F2F2F2"/>
+            <w:tcMar>
+              <w:top w:w="60" w:type="dxa"/>
+              <w:left w:w="120" w:type="dxa"/>
+              <w:bottom w:w="60" w:type="dxa"/>
+              <w:right w:w="120" w:type="dxa"/>
+            </w:tcMar>
+          </w:tcPr>
+          <w:p>
+            <w:r>
+              <w:rPr>
+                <w:sz w:val="20"/>
+                <w:szCs w:val="20"/>
+              </w:rPr>
+              <w:t xml:space="preserve">DEFAULT 'unpaid'</w:t>
+            </w:r>
+          </w:p>
+        </w:tc>
+        <w:tc>
+          <w:tcPr>
+            <w:tcW w:w="2400" w:type="dxa"/>
+            <w:tcBorders>
+              <w:top w:val="single" w:sz="1" w:space="0" w:color="BBBBBB"/>
+              <w:left w:val="single" w:sz="1" w:space="0" w:color="BBBBBB"/>
+              <w:bottom w:val="single" w:sz="1" w:space="0" w:color="BBBBBB"/>
+              <w:right w:val="single" w:sz="1" w:space="0" w:color="BBBBBB"/>
+            </w:tcBorders>
+            <w:shd w:val="clear" w:color="auto" w:fill="F2F2F2"/>
+            <w:tcMar>
+              <w:top w:w="60" w:type="dxa"/>
+              <w:left w:w="120" w:type="dxa"/>
+              <w:bottom w:w="60" w:type="dxa"/>
+              <w:right w:w="120" w:type="dxa"/>
+            </w:tcMar>
+          </w:tcPr>
+          <w:p>
+            <w:r>
+              <w:rPr>
+                <w:sz w:val="20"/>
+                <w:szCs w:val="20"/>
+              </w:rPr>
+              <w:t xml:space="preserve">Mess fee payment status for the billing cycle</w:t>
+            </w:r>
+          </w:p>
+        </w:tc>
+      </w:tr>
+      <w:tr>
+        <w:tc>
+          <w:tcPr>
+            <w:tcW w:w="1800" w:type="dxa"/>
+            <w:tcBorders>
+              <w:top w:val="single" w:sz="1" w:space="0" w:color="BBBBBB"/>
+              <w:left w:val="single" w:sz="1" w:space="0" w:color="BBBBBB"/>
+              <w:bottom w:val="single" w:sz="1" w:space="0" w:color="BBBBBB"/>
+              <w:right w:val="single" w:sz="1" w:space="0" w:color="BBBBBB"/>
+            </w:tcBorders>
+            <w:shd w:val="clear" w:color="auto" w:fill="FFFFFF"/>
+            <w:tcMar>
+              <w:top w:w="60" w:type="dxa"/>
+              <w:left w:w="120" w:type="dxa"/>
+              <w:bottom w:w="60" w:type="dxa"/>
+              <w:right w:w="120" w:type="dxa"/>
+            </w:tcMar>
+          </w:tcPr>
+          <w:p>
+            <w:r>
+              <w:rPr>
+                <w:sz w:val="20"/>
+                <w:szCs w:val="20"/>
+              </w:rPr>
+              <w:t xml:space="preserve">feedback_rating</w:t>
+            </w:r>
+          </w:p>
+        </w:tc>
+        <w:tc>
+          <w:tcPr>
+            <w:tcW w:w="2800" w:type="dxa"/>
+            <w:tcBorders>
+              <w:top w:val="single" w:sz="1" w:space="0" w:color="BBBBBB"/>
+              <w:left w:val="single" w:sz="1" w:space="0" w:color="BBBBBB"/>
+              <w:bottom w:val="single" w:sz="1" w:space="0" w:color="BBBBBB"/>
+              <w:right w:val="single" w:sz="1" w:space="0" w:color="BBBBBB"/>
+            </w:tcBorders>
+            <w:shd w:val="clear" w:color="auto" w:fill="FFFFFF"/>
+            <w:tcMar>
+              <w:top w:w="60" w:type="dxa"/>
+              <w:left w:w="120" w:type="dxa"/>
+              <w:bottom w:w="60" w:type="dxa"/>
+              <w:right w:w="120" w:type="dxa"/>
+            </w:tcMar>
+          </w:tcPr>
+          <w:p>
+            <w:r>
+              <w:rPr>
+                <w:sz w:val="20"/>
+                <w:szCs w:val="20"/>
+              </w:rPr>
+              <w:t xml:space="preserve">TINYINT</w:t>
+            </w:r>
+          </w:p>
+        </w:tc>
+        <w:tc>
+          <w:tcPr>
+            <w:tcW w:w="2400" w:type="dxa"/>
+            <w:tcBorders>
+              <w:top w:val="single" w:sz="1" w:space="0" w:color="BBBBBB"/>
+              <w:left w:val="single" w:sz="1" w:space="0" w:color="BBBBBB"/>
+              <w:bottom w:val="single" w:sz="1" w:space="0" w:color="BBBBBB"/>
+              <w:right w:val="single" w:sz="1" w:space="0" w:color="BBBBBB"/>
+            </w:tcBorders>
+            <w:shd w:val="clear" w:color="auto" w:fill="FFFFFF"/>
+            <w:tcMar>
+              <w:top w:w="60" w:type="dxa"/>
+              <w:left w:w="120" w:type="dxa"/>
+              <w:bottom w:w="60" w:type="dxa"/>
+              <w:right w:w="120" w:type="dxa"/>
+            </w:tcMar>
+          </w:tcPr>
+          <w:p>
+            <w:r>
+              <w:rPr>
+                <w:sz w:val="20"/>
+                <w:szCs w:val="20"/>
+              </w:rPr>
+              <w:t xml:space="preserve">NULLABLE, 1–5</w:t>
+            </w:r>
+          </w:p>
+        </w:tc>
+        <w:tc>
+          <w:tcPr>
+            <w:tcW w:w="2400" w:type="dxa"/>
+            <w:tcBorders>
+              <w:top w:val="single" w:sz="1" w:space="0" w:color="BBBBBB"/>
+              <w:left w:val="single" w:sz="1" w:space="0" w:color="BBBBBB"/>
+              <w:bottom w:val="single" w:sz="1" w:space="0" w:color="BBBBBB"/>
+              <w:right w:val="single" w:sz="1" w:space="0" w:color="BBBBBB"/>
+            </w:tcBorders>
+            <w:shd w:val="clear" w:color="auto" w:fill="FFFFFF"/>
+            <w:tcMar>
+              <w:top w:w="60" w:type="dxa"/>
+              <w:left w:w="120" w:type="dxa"/>
+              <w:bottom w:w="60" w:type="dxa"/>
+              <w:right w:w="120" w:type="dxa"/>
+            </w:tcMar>
+          </w:tcPr>
+          <w:p>
+            <w:r>
+              <w:rPr>
+                <w:sz w:val="20"/>
+                <w:szCs w:val="20"/>
+              </w:rPr>
+              <w:t xml:space="preserve">Optional meal rating submitted by the student</w:t>
+            </w:r>
+          </w:p>
+        </w:tc>
+      </w:tr>
+      <w:tr>
+        <w:tc>
+          <w:tcPr>
+            <w:tcW w:w="1800" w:type="dxa"/>
+            <w:tcBorders>
+              <w:top w:val="single" w:sz="1" w:space="0" w:color="BBBBBB"/>
+              <w:left w:val="single" w:sz="1" w:space="0" w:color="BBBBBB"/>
+              <w:bottom w:val="single" w:sz="1" w:space="0" w:color="BBBBBB"/>
+              <w:right w:val="single" w:sz="1" w:space="0" w:color="BBBBBB"/>
+            </w:tcBorders>
+            <w:shd w:val="clear" w:color="auto" w:fill="F2F2F2"/>
+            <w:tcMar>
+              <w:top w:w="60" w:type="dxa"/>
+              <w:left w:w="120" w:type="dxa"/>
+              <w:bottom w:w="60" w:type="dxa"/>
+              <w:right w:w="120" w:type="dxa"/>
+            </w:tcMar>
+          </w:tcPr>
+          <w:p>
+            <w:r>
+              <w:rPr>
+                <w:sz w:val="20"/>
+                <w:szCs w:val="20"/>
+              </w:rPr>
+              <w:t xml:space="preserve">feedback_comment</w:t>
+            </w:r>
+          </w:p>
+        </w:tc>
+        <w:tc>
+          <w:tcPr>
+            <w:tcW w:w="2800" w:type="dxa"/>
+            <w:tcBorders>
+              <w:top w:val="single" w:sz="1" w:space="0" w:color="BBBBBB"/>
+              <w:left w:val="single" w:sz="1" w:space="0" w:color="BBBBBB"/>
+              <w:bottom w:val="single" w:sz="1" w:space="0" w:color="BBBBBB"/>
+              <w:right w:val="single" w:sz="1" w:space="0" w:color="BBBBBB"/>
+            </w:tcBorders>
+            <w:shd w:val="clear" w:color="auto" w:fill="F2F2F2"/>
+            <w:tcMar>
+              <w:top w:w="60" w:type="dxa"/>
+              <w:left w:w="120" w:type="dxa"/>
+              <w:bottom w:w="60" w:type="dxa"/>
+              <w:right w:w="120" w:type="dxa"/>
+            </w:tcMar>
+          </w:tcPr>
+          <w:p>
+            <w:r>
+              <w:rPr>
+                <w:sz w:val="20"/>
+                <w:szCs w:val="20"/>
+              </w:rPr>
+              <w:t xml:space="preserve">VARCHAR(500)</w:t>
+            </w:r>
+          </w:p>
+        </w:tc>
+        <w:tc>
+          <w:tcPr>
+            <w:tcW w:w="2400" w:type="dxa"/>
+            <w:tcBorders>
+              <w:top w:val="single" w:sz="1" w:space="0" w:color="BBBBBB"/>
+              <w:left w:val="single" w:sz="1" w:space="0" w:color="BBBBBB"/>
+              <w:bottom w:val="single" w:sz="1" w:space="0" w:color="BBBBBB"/>
+              <w:right w:val="single" w:sz="1" w:space="0" w:color="BBBBBB"/>
+            </w:tcBorders>
+            <w:shd w:val="clear" w:color="auto" w:fill="F2F2F2"/>
+            <w:tcMar>
+              <w:top w:w="60" w:type="dxa"/>
+              <w:left w:w="120" w:type="dxa"/>
+              <w:bottom w:w="60" w:type="dxa"/>
+              <w:right w:w="120" w:type="dxa"/>
+            </w:tcMar>
+          </w:tcPr>
+          <w:p>
+            <w:r>
+              <w:rPr>
+                <w:sz w:val="20"/>
+                <w:szCs w:val="20"/>
+              </w:rPr>
+              <w:t xml:space="preserve">NULLABLE</w:t>
+            </w:r>
+          </w:p>
+        </w:tc>
+        <w:tc>
+          <w:tcPr>
+            <w:tcW w:w="2400" w:type="dxa"/>
+            <w:tcBorders>
+              <w:top w:val="single" w:sz="1" w:space="0" w:color="BBBBBB"/>
+              <w:left w:val="single" w:sz="1" w:space="0" w:color="BBBBBB"/>
+              <w:bottom w:val="single" w:sz="1" w:space="0" w:color="BBBBBB"/>
+              <w:right w:val="single" w:sz="1" w:space="0" w:color="BBBBBB"/>
+            </w:tcBorders>
+            <w:shd w:val="clear" w:color="auto" w:fill="F2F2F2"/>
+            <w:tcMar>
+              <w:top w:w="60" w:type="dxa"/>
+              <w:left w:w="120" w:type="dxa"/>
+              <w:bottom w:w="60" w:type="dxa"/>
+              <w:right w:w="120" w:type="dxa"/>
+            </w:tcMar>
+          </w:tcPr>
+          <w:p>
+            <w:r>
+              <w:rPr>
+                <w:sz w:val="20"/>
+                <w:szCs w:val="20"/>
+              </w:rPr>
+              <w:t xml:space="preserve">Optional free-text feedback on the meal</w:t>
+            </w:r>
+          </w:p>
+        </w:tc>
+      </w:tr>
+      <w:tr>
+        <w:tc>
+          <w:tcPr>
+            <w:tcW w:w="1800" w:type="dxa"/>
+            <w:tcBorders>
+              <w:top w:val="single" w:sz="1" w:space="0" w:color="BBBBBB"/>
+              <w:left w:val="single" w:sz="1" w:space="0" w:color="BBBBBB"/>
+              <w:bottom w:val="single" w:sz="1" w:space="0" w:color="BBBBBB"/>
+              <w:right w:val="single" w:sz="1" w:space="0" w:color="BBBBBB"/>
+            </w:tcBorders>
+            <w:shd w:val="clear" w:color="auto" w:fill="FFFFFF"/>
+            <w:tcMar>
+              <w:top w:w="60" w:type="dxa"/>
+              <w:left w:w="120" w:type="dxa"/>
+              <w:bottom w:w="60" w:type="dxa"/>
+              <w:right w:w="120" w:type="dxa"/>
+            </w:tcMar>
+          </w:tcPr>
+          <w:p>
+            <w:r>
+              <w:rPr>
+                <w:sz w:val="20"/>
+                <w:szCs w:val="20"/>
+              </w:rPr>
+              <w:t xml:space="preserve">created_at</w:t>
+            </w:r>
+          </w:p>
+        </w:tc>
+        <w:tc>
+          <w:tcPr>
+            <w:tcW w:w="2800" w:type="dxa"/>
+            <w:tcBorders>
+              <w:top w:val="single" w:sz="1" w:space="0" w:color="BBBBBB"/>
+              <w:left w:val="single" w:sz="1" w:space="0" w:color="BBBBBB"/>
+              <w:bottom w:val="single" w:sz="1" w:space="0" w:color="BBBBBB"/>
+              <w:right w:val="single" w:sz="1" w:space="0" w:color="BBBBBB"/>
+            </w:tcBorders>
+            <w:shd w:val="clear" w:color="auto" w:fill="FFFFFF"/>
+            <w:tcMar>
+              <w:top w:w="60" w:type="dxa"/>
+              <w:left w:w="120" w:type="dxa"/>
+              <w:bottom w:w="60" w:type="dxa"/>
+              <w:right w:w="120" w:type="dxa"/>
+            </w:tcMar>
+          </w:tcPr>
+          <w:p>
+            <w:r>
+              <w:rPr>
+                <w:sz w:val="20"/>
+                <w:szCs w:val="20"/>
+              </w:rPr>
+              <w:t xml:space="preserve">DATETIME</w:t>
+            </w:r>
+          </w:p>
+        </w:tc>
+        <w:tc>
+          <w:tcPr>
+            <w:tcW w:w="2400" w:type="dxa"/>
+            <w:tcBorders>
+              <w:top w:val="single" w:sz="1" w:space="0" w:color="BBBBBB"/>
+              <w:left w:val="single" w:sz="1" w:space="0" w:color="BBBBBB"/>
+              <w:bottom w:val="single" w:sz="1" w:space="0" w:color="BBBBBB"/>
+              <w:right w:val="single" w:sz="1" w:space="0" w:color="BBBBBB"/>
+            </w:tcBorders>
+            <w:shd w:val="clear" w:color="auto" w:fill="FFFFFF"/>
+            <w:tcMar>
+              <w:top w:w="60" w:type="dxa"/>
+              <w:left w:w="120" w:type="dxa"/>
+              <w:bottom w:w="60" w:type="dxa"/>
+              <w:right w:w="120" w:type="dxa"/>
+            </w:tcMar>
+          </w:tcPr>
+          <w:p>
+            <w:r>
+              <w:rPr>
+                <w:sz w:val="20"/>
+                <w:szCs w:val="20"/>
+              </w:rPr>
+              <w:t xml:space="preserve">DEFAULT NOW()</w:t>
+            </w:r>
+          </w:p>
+        </w:tc>
+        <w:tc>
+          <w:tcPr>
+            <w:tcW w:w="2400" w:type="dxa"/>
+            <w:tcBorders>
+              <w:top w:val="single" w:sz="1" w:space="0" w:color="BBBBBB"/>
+              <w:left w:val="single" w:sz="1" w:space="0" w:color="BBBBBB"/>
+              <w:bottom w:val="single" w:sz="1" w:space="0" w:color="BBBBBB"/>
+              <w:right w:val="single" w:sz="1" w:space="0" w:color="BBBBBB"/>
+            </w:tcBorders>
+            <w:shd w:val="clear" w:color="auto" w:fill="FFFFFF"/>
+            <w:tcMar>
+              <w:top w:w="60" w:type="dxa"/>
+              <w:left w:w="120" w:type="dxa"/>
+              <w:bottom w:w="60" w:type="dxa"/>
+              <w:right w:w="120" w:type="dxa"/>
+            </w:tcMar>
+          </w:tcPr>
+          <w:p>
+            <w:r>
+              <w:rPr>
+                <w:sz w:val="20"/>
+                <w:szCs w:val="20"/>
+              </w:rPr>
+              <w:t xml:space="preserve">Record creation timestamp</w:t>
+            </w:r>
+          </w:p>
+        </w:tc>
+      </w:tr>
+    </w:tbl>
+    <w:p>
+      <w:pPr>
+        <w:spacing w:before="80" w:after="80"/>
+      </w:pPr>
+    </w:p>
+    <w:p>
+      <w:pPr>
+        <w:pStyle w:val="Heading3"/>
+      </w:pPr>
+      <w:r>
+        <w:t>Entity: announcements</w:t>
+      </w:r>
+    </w:p>
+    <w:p>
+      <w:pPr>
+        <w:spacing w:before="80" w:after="80"/>
+      </w:pPr>
+      <w:r>
+        <w:t>Stores hostel-wide or targeted notices created by administrators, with optional audience targeting and expiry.</w:t>
+      </w:r>
+    </w:p>
+    <w:tbl>
+      <w:tblPr>
+        <w:tblW w:w="9400" w:type="dxa"/>
+        <w:tblBorders>
+          <w:top w:val="single" w:sz="4" w:space="0" w:color="auto"/>
+          <w:left w:val="single" w:sz="4" w:space="0" w:color="auto"/>
+          <w:bottom w:val="single" w:sz="4" w:space="0" w:color="auto"/>
+          <w:right w:val="single" w:sz="4" w:space="0" w:color="auto"/>
+          <w:insideH w:val="single" w:sz="4" w:space="0" w:color="auto"/>
+          <w:insideV w:val="single" w:sz="4" w:space="0" w:color="auto"/>
+        </w:tblBorders>
+        <w:tblCellMar>
+          <w:left w:w="10" w:type="dxa"/>
+          <w:right w:w="10" w:type="dxa"/>
+        </w:tblCellMar>
+        <w:tblLook w:val="04A0" w:firstRow="1" w:lastRow="0" w:firstColumn="1" w:lastColumn="0" w:noHBand="0" w:noVBand="1"/>
+      </w:tblPr>
+      <w:tblGrid>
+        <w:gridCol w:w="1186"/>
+        <w:gridCol w:w="6082"/>
+        <w:gridCol w:w="2096"/>
+        <w:gridCol w:w="1397"/>
+      </w:tblGrid>
+      <w:tr>
+        <w:trPr>
+          <w:tblHeader/>
+        </w:trPr>
+        <w:tc>
+          <w:tcPr>
+            <w:tcW w:w="1800" w:type="dxa"/>
+            <w:tcBorders>
+              <w:top w:val="single" w:sz="1" w:space="0" w:color="BBBBBB"/>
+              <w:left w:val="single" w:sz="1" w:space="0" w:color="BBBBBB"/>
+              <w:bottom w:val="single" w:sz="1" w:space="0" w:color="BBBBBB"/>
+              <w:right w:val="single" w:sz="1" w:space="0" w:color="BBBBBB"/>
+            </w:tcBorders>
+            <w:shd w:val="clear" w:color="auto" w:fill="FFFFFF"/>
+            <w:tcMar>
+              <w:top w:w="60" w:type="dxa"/>
+              <w:left w:w="120" w:type="dxa"/>
+              <w:bottom w:w="60" w:type="dxa"/>
+              <w:right w:w="120" w:type="dxa"/>
+            </w:tcMar>
+          </w:tcPr>
+          <w:p>
+            <w:r>
+              <w:rPr>
+                <w:b/>
+                <w:bCs/>
+                <w:color w:val="FFFFFF"/>
+                <w:sz w:val="20"/>
+                <w:szCs w:val="20"/>
+              </w:rPr>
+              <w:t xml:space="preserve">Column</w:t>
+            </w:r>
+          </w:p>
+        </w:tc>
+        <w:tc>
+          <w:tcPr>
+            <w:tcW w:w="2800" w:type="dxa"/>
+            <w:tcBorders>
+              <w:top w:val="single" w:sz="1" w:space="0" w:color="BBBBBB"/>
+              <w:left w:val="single" w:sz="1" w:space="0" w:color="BBBBBB"/>
+              <w:bottom w:val="single" w:sz="1" w:space="0" w:color="BBBBBB"/>
+              <w:right w:val="single" w:sz="1" w:space="0" w:color="BBBBBB"/>
+            </w:tcBorders>
+            <w:shd w:val="clear" w:color="auto" w:fill="FFFFFF"/>
+            <w:tcMar>
+              <w:top w:w="60" w:type="dxa"/>
+              <w:left w:w="120" w:type="dxa"/>
+              <w:bottom w:w="60" w:type="dxa"/>
+              <w:right w:w="120" w:type="dxa"/>
+            </w:tcMar>
+          </w:tcPr>
+          <w:p>
+            <w:r>
+              <w:rPr>
+                <w:b/>
+                <w:bCs/>
+                <w:color w:val="FFFFFF"/>
+                <w:sz w:val="20"/>
+                <w:szCs w:val="20"/>
+              </w:rPr>
+              <w:t xml:space="preserve">Type</w:t>
+            </w:r>
+          </w:p>
+        </w:tc>
+        <w:tc>
+          <w:tcPr>
+            <w:tcW w:w="2400" w:type="dxa"/>
+            <w:tcBorders>
+              <w:top w:val="single" w:sz="1" w:space="0" w:color="BBBBBB"/>
+              <w:left w:val="single" w:sz="1" w:space="0" w:color="BBBBBB"/>
+              <w:bottom w:val="single" w:sz="1" w:space="0" w:color="BBBBBB"/>
+              <w:right w:val="single" w:sz="1" w:space="0" w:color="BBBBBB"/>
+            </w:tcBorders>
+            <w:shd w:val="clear" w:color="auto" w:fill="FFFFFF"/>
+            <w:tcMar>
+              <w:top w:w="60" w:type="dxa"/>
+              <w:left w:w="120" w:type="dxa"/>
+              <w:bottom w:w="60" w:type="dxa"/>
+              <w:right w:w="120" w:type="dxa"/>
+            </w:tcMar>
+          </w:tcPr>
+          <w:p>
+            <w:r>
+              <w:rPr>
+                <w:b/>
+                <w:bCs/>
+                <w:color w:val="FFFFFF"/>
+                <w:sz w:val="20"/>
+                <w:szCs w:val="20"/>
+              </w:rPr>
+              <w:t xml:space="preserve">Constraints</w:t>
+            </w:r>
+          </w:p>
+        </w:tc>
+        <w:tc>
+          <w:tcPr>
+            <w:tcW w:w="2400" w:type="dxa"/>
+            <w:tcBorders>
+              <w:top w:val="single" w:sz="1" w:space="0" w:color="BBBBBB"/>
+              <w:left w:val="single" w:sz="1" w:space="0" w:color="BBBBBB"/>
+              <w:bottom w:val="single" w:sz="1" w:space="0" w:color="BBBBBB"/>
+              <w:right w:val="single" w:sz="1" w:space="0" w:color="BBBBBB"/>
+            </w:tcBorders>
+            <w:shd w:val="clear" w:color="auto" w:fill="FFFFFF"/>
+            <w:tcMar>
+              <w:top w:w="60" w:type="dxa"/>
+              <w:left w:w="120" w:type="dxa"/>
+              <w:bottom w:w="60" w:type="dxa"/>
+              <w:right w:w="120" w:type="dxa"/>
+            </w:tcMar>
+          </w:tcPr>
+          <w:p>
+            <w:r>
+              <w:rPr>
+                <w:b/>
+                <w:bCs/>
+                <w:color w:val="FFFFFF"/>
+                <w:sz w:val="20"/>
+                <w:szCs w:val="20"/>
+              </w:rPr>
+              <w:t xml:space="preserve">Description</w:t>
+            </w:r>
+          </w:p>
+        </w:tc>
+      </w:tr>
+      <w:tr>
+        <w:tc>
+          <w:tcPr>
+            <w:tcW w:w="1800" w:type="dxa"/>
+            <w:tcBorders>
+              <w:top w:val="single" w:sz="1" w:space="0" w:color="BBBBBB"/>
+              <w:left w:val="single" w:sz="1" w:space="0" w:color="BBBBBB"/>
+              <w:bottom w:val="single" w:sz="1" w:space="0" w:color="BBBBBB"/>
+              <w:right w:val="single" w:sz="1" w:space="0" w:color="BBBBBB"/>
+            </w:tcBorders>
+            <w:shd w:val="clear" w:color="auto" w:fill="FFFFFF"/>
+            <w:tcMar>
+              <w:top w:w="60" w:type="dxa"/>
+              <w:left w:w="120" w:type="dxa"/>
+              <w:bottom w:w="60" w:type="dxa"/>
+              <w:right w:w="120" w:type="dxa"/>
+            </w:tcMar>
+          </w:tcPr>
+          <w:p>
+            <w:r>
+              <w:rPr>
+                <w:sz w:val="20"/>
+                <w:szCs w:val="20"/>
+              </w:rPr>
+              <w:t xml:space="preserve">id</w:t>
+            </w:r>
+          </w:p>
+        </w:tc>
+        <w:tc>
+          <w:tcPr>
+            <w:tcW w:w="2800" w:type="dxa"/>
+            <w:tcBorders>
+              <w:top w:val="single" w:sz="1" w:space="0" w:color="BBBBBB"/>
+              <w:left w:val="single" w:sz="1" w:space="0" w:color="BBBBBB"/>
+              <w:bottom w:val="single" w:sz="1" w:space="0" w:color="BBBBBB"/>
+              <w:right w:val="single" w:sz="1" w:space="0" w:color="BBBBBB"/>
+            </w:tcBorders>
+            <w:shd w:val="clear" w:color="auto" w:fill="FFFFFF"/>
+            <w:tcMar>
+              <w:top w:w="60" w:type="dxa"/>
+              <w:left w:w="120" w:type="dxa"/>
+              <w:bottom w:w="60" w:type="dxa"/>
+              <w:right w:w="120" w:type="dxa"/>
+            </w:tcMar>
+          </w:tcPr>
+          <w:p>
+            <w:r>
+              <w:rPr>
+                <w:sz w:val="20"/>
+                <w:szCs w:val="20"/>
+              </w:rPr>
+              <w:t xml:space="preserve">INT</w:t>
+            </w:r>
+          </w:p>
+        </w:tc>
+        <w:tc>
+          <w:tcPr>
+            <w:tcW w:w="2400" w:type="dxa"/>
+            <w:tcBorders>
+              <w:top w:val="single" w:sz="1" w:space="0" w:color="BBBBBB"/>
+              <w:left w:val="single" w:sz="1" w:space="0" w:color="BBBBBB"/>
+              <w:bottom w:val="single" w:sz="1" w:space="0" w:color="BBBBBB"/>
+              <w:right w:val="single" w:sz="1" w:space="0" w:color="BBBBBB"/>
+            </w:tcBorders>
+            <w:shd w:val="clear" w:color="auto" w:fill="FFFFFF"/>
+            <w:tcMar>
+              <w:top w:w="60" w:type="dxa"/>
+              <w:left w:w="120" w:type="dxa"/>
+              <w:bottom w:w="60" w:type="dxa"/>
+              <w:right w:w="120" w:type="dxa"/>
+            </w:tcMar>
+          </w:tcPr>
+          <w:p>
+            <w:r>
+              <w:rPr>
+                <w:sz w:val="20"/>
+                <w:szCs w:val="20"/>
+              </w:rPr>
+              <w:t xml:space="preserve">PK, AUTO_INCREMENT</w:t>
+            </w:r>
+          </w:p>
+        </w:tc>
+        <w:tc>
+          <w:tcPr>
+            <w:tcW w:w="2400" w:type="dxa"/>
+            <w:tcBorders>
+              <w:top w:val="single" w:sz="1" w:space="0" w:color="BBBBBB"/>
+              <w:left w:val="single" w:sz="1" w:space="0" w:color="BBBBBB"/>
+              <w:bottom w:val="single" w:sz="1" w:space="0" w:color="BBBBBB"/>
+              <w:right w:val="single" w:sz="1" w:space="0" w:color="BBBBBB"/>
+            </w:tcBorders>
+            <w:shd w:val="clear" w:color="auto" w:fill="FFFFFF"/>
+            <w:tcMar>
+              <w:top w:w="60" w:type="dxa"/>
+              <w:left w:w="120" w:type="dxa"/>
+              <w:bottom w:w="60" w:type="dxa"/>
+              <w:right w:w="120" w:type="dxa"/>
+            </w:tcMar>
+          </w:tcPr>
+          <w:p>
+            <w:r>
+              <w:rPr>
+                <w:sz w:val="20"/>
+                <w:szCs w:val="20"/>
+              </w:rPr>
+              <w:t xml:space="preserve">Announcement ID</w:t>
+            </w:r>
+          </w:p>
+        </w:tc>
+      </w:tr>
+      <w:tr>
+        <w:tc>
+          <w:tcPr>
+            <w:tcW w:w="1800" w:type="dxa"/>
+            <w:tcBorders>
+              <w:top w:val="single" w:sz="1" w:space="0" w:color="BBBBBB"/>
+              <w:left w:val="single" w:sz="1" w:space="0" w:color="BBBBBB"/>
+              <w:bottom w:val="single" w:sz="1" w:space="0" w:color="BBBBBB"/>
+              <w:right w:val="single" w:sz="1" w:space="0" w:color="BBBBBB"/>
+            </w:tcBorders>
+            <w:shd w:val="clear" w:color="auto" w:fill="F2F2F2"/>
+            <w:tcMar>
+              <w:top w:w="60" w:type="dxa"/>
+              <w:left w:w="120" w:type="dxa"/>
+              <w:bottom w:w="60" w:type="dxa"/>
+              <w:right w:w="120" w:type="dxa"/>
+            </w:tcMar>
+          </w:tcPr>
+          <w:p>
+            <w:r>
+              <w:rPr>
+                <w:sz w:val="20"/>
+                <w:szCs w:val="20"/>
+              </w:rPr>
+              <w:t xml:space="preserve">title</w:t>
+            </w:r>
+          </w:p>
+        </w:tc>
+        <w:tc>
+          <w:tcPr>
+            <w:tcW w:w="2800" w:type="dxa"/>
+            <w:tcBorders>
+              <w:top w:val="single" w:sz="1" w:space="0" w:color="BBBBBB"/>
+              <w:left w:val="single" w:sz="1" w:space="0" w:color="BBBBBB"/>
+              <w:bottom w:val="single" w:sz="1" w:space="0" w:color="BBBBBB"/>
+              <w:right w:val="single" w:sz="1" w:space="0" w:color="BBBBBB"/>
+            </w:tcBorders>
+            <w:shd w:val="clear" w:color="auto" w:fill="F2F2F2"/>
+            <w:tcMar>
+              <w:top w:w="60" w:type="dxa"/>
+              <w:left w:w="120" w:type="dxa"/>
+              <w:bottom w:w="60" w:type="dxa"/>
+              <w:right w:w="120" w:type="dxa"/>
+            </w:tcMar>
+          </w:tcPr>
+          <w:p>
+            <w:r>
+              <w:rPr>
+                <w:sz w:val="20"/>
+                <w:szCs w:val="20"/>
+              </w:rPr>
+              <w:t xml:space="preserve">VARCHAR(255)</w:t>
+            </w:r>
+          </w:p>
+        </w:tc>
+        <w:tc>
+          <w:tcPr>
+            <w:tcW w:w="2400" w:type="dxa"/>
+            <w:tcBorders>
+              <w:top w:val="single" w:sz="1" w:space="0" w:color="BBBBBB"/>
+              <w:left w:val="single" w:sz="1" w:space="0" w:color="BBBBBB"/>
+              <w:bottom w:val="single" w:sz="1" w:space="0" w:color="BBBBBB"/>
+              <w:right w:val="single" w:sz="1" w:space="0" w:color="BBBBBB"/>
+            </w:tcBorders>
+            <w:shd w:val="clear" w:color="auto" w:fill="F2F2F2"/>
+            <w:tcMar>
+              <w:top w:w="60" w:type="dxa"/>
+              <w:left w:w="120" w:type="dxa"/>
+              <w:bottom w:w="60" w:type="dxa"/>
+              <w:right w:w="120" w:type="dxa"/>
+            </w:tcMar>
+          </w:tcPr>
+          <w:p>
+            <w:r>
+              <w:rPr>
+                <w:sz w:val="20"/>
+                <w:szCs w:val="20"/>
+              </w:rPr>
+              <w:t xml:space="preserve">NOT NULL</w:t>
+            </w:r>
+          </w:p>
+        </w:tc>
+        <w:tc>
+          <w:tcPr>
+            <w:tcW w:w="2400" w:type="dxa"/>
+            <w:tcBorders>
+              <w:top w:val="single" w:sz="1" w:space="0" w:color="BBBBBB"/>
+              <w:left w:val="single" w:sz="1" w:space="0" w:color="BBBBBB"/>
+              <w:bottom w:val="single" w:sz="1" w:space="0" w:color="BBBBBB"/>
+              <w:right w:val="single" w:sz="1" w:space="0" w:color="BBBBBB"/>
+            </w:tcBorders>
+            <w:shd w:val="clear" w:color="auto" w:fill="F2F2F2"/>
+            <w:tcMar>
+              <w:top w:w="60" w:type="dxa"/>
+              <w:left w:w="120" w:type="dxa"/>
+              <w:bottom w:w="60" w:type="dxa"/>
+              <w:right w:w="120" w:type="dxa"/>
+            </w:tcMar>
+          </w:tcPr>
+          <w:p>
+            <w:r>
+              <w:rPr>
+                <w:sz w:val="20"/>
+                <w:szCs w:val="20"/>
+              </w:rPr>
+              <w:t xml:space="preserve">Short headline for the announcement</w:t>
+            </w:r>
+          </w:p>
+        </w:tc>
+      </w:tr>
+      <w:tr>
+        <w:tc>
+          <w:tcPr>
+            <w:tcW w:w="1800" w:type="dxa"/>
+            <w:tcBorders>
+              <w:top w:val="single" w:sz="1" w:space="0" w:color="BBBBBB"/>
+              <w:left w:val="single" w:sz="1" w:space="0" w:color="BBBBBB"/>
+              <w:bottom w:val="single" w:sz="1" w:space="0" w:color="BBBBBB"/>
+              <w:right w:val="single" w:sz="1" w:space="0" w:color="BBBBBB"/>
+            </w:tcBorders>
+            <w:shd w:val="clear" w:color="auto" w:fill="FFFFFF"/>
+            <w:tcMar>
+              <w:top w:w="60" w:type="dxa"/>
+              <w:left w:w="120" w:type="dxa"/>
+              <w:bottom w:w="60" w:type="dxa"/>
+              <w:right w:w="120" w:type="dxa"/>
+            </w:tcMar>
+          </w:tcPr>
+          <w:p>
+            <w:r>
+              <w:rPr>
+                <w:sz w:val="20"/>
+                <w:szCs w:val="20"/>
+              </w:rPr>
+              <w:t xml:space="preserve">message</w:t>
+            </w:r>
+          </w:p>
+        </w:tc>
+        <w:tc>
+          <w:tcPr>
+            <w:tcW w:w="2800" w:type="dxa"/>
+            <w:tcBorders>
+              <w:top w:val="single" w:sz="1" w:space="0" w:color="BBBBBB"/>
+              <w:left w:val="single" w:sz="1" w:space="0" w:color="BBBBBB"/>
+              <w:bottom w:val="single" w:sz="1" w:space="0" w:color="BBBBBB"/>
+              <w:right w:val="single" w:sz="1" w:space="0" w:color="BBBBBB"/>
+            </w:tcBorders>
+            <w:shd w:val="clear" w:color="auto" w:fill="FFFFFF"/>
+            <w:tcMar>
+              <w:top w:w="60" w:type="dxa"/>
+              <w:left w:w="120" w:type="dxa"/>
+              <w:bottom w:w="60" w:type="dxa"/>
+              <w:right w:w="120" w:type="dxa"/>
+            </w:tcMar>
+          </w:tcPr>
+          <w:p>
+            <w:r>
+              <w:rPr>
+                <w:sz w:val="20"/>
+                <w:szCs w:val="20"/>
+              </w:rPr>
+              <w:t xml:space="preserve">TEXT</w:t>
+            </w:r>
+          </w:p>
+        </w:tc>
+        <w:tc>
+          <w:tcPr>
+            <w:tcW w:w="2400" w:type="dxa"/>
+            <w:tcBorders>
+              <w:top w:val="single" w:sz="1" w:space="0" w:color="BBBBBB"/>
+              <w:left w:val="single" w:sz="1" w:space="0" w:color="BBBBBB"/>
+              <w:bottom w:val="single" w:sz="1" w:space="0" w:color="BBBBBB"/>
+              <w:right w:val="single" w:sz="1" w:space="0" w:color="BBBBBB"/>
+            </w:tcBorders>
+            <w:shd w:val="clear" w:color="auto" w:fill="FFFFFF"/>
+            <w:tcMar>
+              <w:top w:w="60" w:type="dxa"/>
+              <w:left w:w="120" w:type="dxa"/>
+              <w:bottom w:w="60" w:type="dxa"/>
+              <w:right w:w="120" w:type="dxa"/>
+            </w:tcMar>
+          </w:tcPr>
+          <w:p>
+            <w:r>
+              <w:rPr>
+                <w:sz w:val="20"/>
+                <w:szCs w:val="20"/>
+              </w:rPr>
+              <w:t xml:space="preserve">NOT NULL</w:t>
+            </w:r>
+          </w:p>
+        </w:tc>
+        <w:tc>
+          <w:tcPr>
+            <w:tcW w:w="2400" w:type="dxa"/>
+            <w:tcBorders>
+              <w:top w:val="single" w:sz="1" w:space="0" w:color="BBBBBB"/>
+              <w:left w:val="single" w:sz="1" w:space="0" w:color="BBBBBB"/>
+              <w:bottom w:val="single" w:sz="1" w:space="0" w:color="BBBBBB"/>
+              <w:right w:val="single" w:sz="1" w:space="0" w:color="BBBBBB"/>
+            </w:tcBorders>
+            <w:shd w:val="clear" w:color="auto" w:fill="FFFFFF"/>
+            <w:tcMar>
+              <w:top w:w="60" w:type="dxa"/>
+              <w:left w:w="120" w:type="dxa"/>
+              <w:bottom w:w="60" w:type="dxa"/>
+              <w:right w:w="120" w:type="dxa"/>
+            </w:tcMar>
+          </w:tcPr>
+          <w:p>
+            <w:r>
+              <w:rPr>
+                <w:sz w:val="20"/>
+                <w:szCs w:val="20"/>
+              </w:rPr>
+              <w:t xml:space="preserve">Full announcement body</w:t>
+            </w:r>
+          </w:p>
+        </w:tc>
+      </w:tr>
+      <w:tr>
+        <w:tc>
+          <w:tcPr>
+            <w:tcW w:w="1800" w:type="dxa"/>
+            <w:tcBorders>
+              <w:top w:val="single" w:sz="1" w:space="0" w:color="BBBBBB"/>
+              <w:left w:val="single" w:sz="1" w:space="0" w:color="BBBBBB"/>
+              <w:bottom w:val="single" w:sz="1" w:space="0" w:color="BBBBBB"/>
+              <w:right w:val="single" w:sz="1" w:space="0" w:color="BBBBBB"/>
+            </w:tcBorders>
+            <w:shd w:val="clear" w:color="auto" w:fill="F2F2F2"/>
+            <w:tcMar>
+              <w:top w:w="60" w:type="dxa"/>
+              <w:left w:w="120" w:type="dxa"/>
+              <w:bottom w:w="60" w:type="dxa"/>
+              <w:right w:w="120" w:type="dxa"/>
+            </w:tcMar>
+          </w:tcPr>
+          <w:p>
+            <w:r>
+              <w:rPr>
+                <w:sz w:val="20"/>
+                <w:szCs w:val="20"/>
+              </w:rPr>
+              <w:t xml:space="preserve">priority</w:t>
+            </w:r>
+          </w:p>
+        </w:tc>
+        <w:tc>
+          <w:tcPr>
+            <w:tcW w:w="2800" w:type="dxa"/>
+            <w:tcBorders>
+              <w:top w:val="single" w:sz="1" w:space="0" w:color="BBBBBB"/>
+              <w:left w:val="single" w:sz="1" w:space="0" w:color="BBBBBB"/>
+              <w:bottom w:val="single" w:sz="1" w:space="0" w:color="BBBBBB"/>
+              <w:right w:val="single" w:sz="1" w:space="0" w:color="BBBBBB"/>
+            </w:tcBorders>
+            <w:shd w:val="clear" w:color="auto" w:fill="F2F2F2"/>
+            <w:tcMar>
+              <w:top w:w="60" w:type="dxa"/>
+              <w:left w:w="120" w:type="dxa"/>
+              <w:bottom w:w="60" w:type="dxa"/>
+              <w:right w:w="120" w:type="dxa"/>
+            </w:tcMar>
+          </w:tcPr>
+          <w:p>
+            <w:r>
+              <w:rPr>
+                <w:sz w:val="20"/>
+                <w:szCs w:val="20"/>
+              </w:rPr>
+              <w:t xml:space="preserve">ENUM('normal','urgent')</w:t>
+            </w:r>
+          </w:p>
+        </w:tc>
+        <w:tc>
+          <w:tcPr>
+            <w:tcW w:w="2400" w:type="dxa"/>
+            <w:tcBorders>
+              <w:top w:val="single" w:sz="1" w:space="0" w:color="BBBBBB"/>
+              <w:left w:val="single" w:sz="1" w:space="0" w:color="BBBBBB"/>
+              <w:bottom w:val="single" w:sz="1" w:space="0" w:color="BBBBBB"/>
+              <w:right w:val="single" w:sz="1" w:space="0" w:color="BBBBBB"/>
+            </w:tcBorders>
+            <w:shd w:val="clear" w:color="auto" w:fill="F2F2F2"/>
+            <w:tcMar>
+              <w:top w:w="60" w:type="dxa"/>
+              <w:left w:w="120" w:type="dxa"/>
+              <w:bottom w:w="60" w:type="dxa"/>
+              <w:right w:w="120" w:type="dxa"/>
+            </w:tcMar>
+          </w:tcPr>
+          <w:p>
+            <w:r>
+              <w:rPr>
+                <w:sz w:val="20"/>
+                <w:szCs w:val="20"/>
+              </w:rPr>
+              <w:t xml:space="preserve">DEFAULT 'normal'</w:t>
+            </w:r>
+          </w:p>
+        </w:tc>
+        <w:tc>
+          <w:tcPr>
+            <w:tcW w:w="2400" w:type="dxa"/>
+            <w:tcBorders>
+              <w:top w:val="single" w:sz="1" w:space="0" w:color="BBBBBB"/>
+              <w:left w:val="single" w:sz="1" w:space="0" w:color="BBBBBB"/>
+              <w:bottom w:val="single" w:sz="1" w:space="0" w:color="BBBBBB"/>
+              <w:right w:val="single" w:sz="1" w:space="0" w:color="BBBBBB"/>
+            </w:tcBorders>
+            <w:shd w:val="clear" w:color="auto" w:fill="F2F2F2"/>
+            <w:tcMar>
+              <w:top w:w="60" w:type="dxa"/>
+              <w:left w:w="120" w:type="dxa"/>
+              <w:bottom w:w="60" w:type="dxa"/>
+              <w:right w:w="120" w:type="dxa"/>
+            </w:tcMar>
+          </w:tcPr>
+          <w:p>
+            <w:r>
+              <w:rPr>
+                <w:sz w:val="20"/>
+                <w:szCs w:val="20"/>
+              </w:rPr>
+              <w:t xml:space="preserve">Controls sort order and visual emphasis</w:t>
+            </w:r>
+          </w:p>
+        </w:tc>
+      </w:tr>
+      <w:tr>
+        <w:tc>
+          <w:tcPr>
+            <w:tcW w:w="1800" w:type="dxa"/>
+            <w:tcBorders>
+              <w:top w:val="single" w:sz="1" w:space="0" w:color="BBBBBB"/>
+              <w:left w:val="single" w:sz="1" w:space="0" w:color="BBBBBB"/>
+              <w:bottom w:val="single" w:sz="1" w:space="0" w:color="BBBBBB"/>
+              <w:right w:val="single" w:sz="1" w:space="0" w:color="BBBBBB"/>
+            </w:tcBorders>
+            <w:shd w:val="clear" w:color="auto" w:fill="FFFFFF"/>
+            <w:tcMar>
+              <w:top w:w="60" w:type="dxa"/>
+              <w:left w:w="120" w:type="dxa"/>
+              <w:bottom w:w="60" w:type="dxa"/>
+              <w:right w:w="120" w:type="dxa"/>
+            </w:tcMar>
+          </w:tcPr>
+          <w:p>
+            <w:r>
+              <w:rPr>
+                <w:sz w:val="20"/>
+                <w:szCs w:val="20"/>
+              </w:rPr>
+              <w:t xml:space="preserve">target_audience</w:t>
+            </w:r>
+          </w:p>
+        </w:tc>
+        <w:tc>
+          <w:tcPr>
+            <w:tcW w:w="2800" w:type="dxa"/>
+            <w:tcBorders>
+              <w:top w:val="single" w:sz="1" w:space="0" w:color="BBBBBB"/>
+              <w:left w:val="single" w:sz="1" w:space="0" w:color="BBBBBB"/>
+              <w:bottom w:val="single" w:sz="1" w:space="0" w:color="BBBBBB"/>
+              <w:right w:val="single" w:sz="1" w:space="0" w:color="BBBBBB"/>
+            </w:tcBorders>
+            <w:shd w:val="clear" w:color="auto" w:fill="FFFFFF"/>
+            <w:tcMar>
+              <w:top w:w="60" w:type="dxa"/>
+              <w:left w:w="120" w:type="dxa"/>
+              <w:bottom w:w="60" w:type="dxa"/>
+              <w:right w:w="120" w:type="dxa"/>
+            </w:tcMar>
+          </w:tcPr>
+          <w:p>
+            <w:r>
+              <w:rPr>
+                <w:sz w:val="20"/>
+                <w:szCs w:val="20"/>
+              </w:rPr>
+              <w:t xml:space="preserve">ENUM('all','block','gender')</w:t>
+            </w:r>
+          </w:p>
+        </w:tc>
+        <w:tc>
+          <w:tcPr>
+            <w:tcW w:w="2400" w:type="dxa"/>
+            <w:tcBorders>
+              <w:top w:val="single" w:sz="1" w:space="0" w:color="BBBBBB"/>
+              <w:left w:val="single" w:sz="1" w:space="0" w:color="BBBBBB"/>
+              <w:bottom w:val="single" w:sz="1" w:space="0" w:color="BBBBBB"/>
+              <w:right w:val="single" w:sz="1" w:space="0" w:color="BBBBBB"/>
+            </w:tcBorders>
+            <w:shd w:val="clear" w:color="auto" w:fill="FFFFFF"/>
+            <w:tcMar>
+              <w:top w:w="60" w:type="dxa"/>
+              <w:left w:w="120" w:type="dxa"/>
+              <w:bottom w:w="60" w:type="dxa"/>
+              <w:right w:w="120" w:type="dxa"/>
+            </w:tcMar>
+          </w:tcPr>
+          <w:p>
+            <w:r>
+              <w:rPr>
+                <w:sz w:val="20"/>
+                <w:szCs w:val="20"/>
+              </w:rPr>
+              <w:t xml:space="preserve">DEFAULT 'all'</w:t>
+            </w:r>
+          </w:p>
+        </w:tc>
+        <w:tc>
+          <w:tcPr>
+            <w:tcW w:w="2400" w:type="dxa"/>
+            <w:tcBorders>
+              <w:top w:val="single" w:sz="1" w:space="0" w:color="BBBBBB"/>
+              <w:left w:val="single" w:sz="1" w:space="0" w:color="BBBBBB"/>
+              <w:bottom w:val="single" w:sz="1" w:space="0" w:color="BBBBBB"/>
+              <w:right w:val="single" w:sz="1" w:space="0" w:color="BBBBBB"/>
+            </w:tcBorders>
+            <w:shd w:val="clear" w:color="auto" w:fill="FFFFFF"/>
+            <w:tcMar>
+              <w:top w:w="60" w:type="dxa"/>
+              <w:left w:w="120" w:type="dxa"/>
+              <w:bottom w:w="60" w:type="dxa"/>
+              <w:right w:w="120" w:type="dxa"/>
+            </w:tcMar>
+          </w:tcPr>
+          <w:p>
+            <w:r>
+              <w:rPr>
+                <w:sz w:val="20"/>
+                <w:szCs w:val="20"/>
+              </w:rPr>
+              <w:t xml:space="preserve">Scope of students who should see this announcement</w:t>
+            </w:r>
+          </w:p>
+        </w:tc>
+      </w:tr>
+      <w:tr>
+        <w:tc>
+          <w:tcPr>
+            <w:tcW w:w="1800" w:type="dxa"/>
+            <w:tcBorders>
+              <w:top w:val="single" w:sz="1" w:space="0" w:color="BBBBBB"/>
+              <w:left w:val="single" w:sz="1" w:space="0" w:color="BBBBBB"/>
+              <w:bottom w:val="single" w:sz="1" w:space="0" w:color="BBBBBB"/>
+              <w:right w:val="single" w:sz="1" w:space="0" w:color="BBBBBB"/>
+            </w:tcBorders>
+            <w:shd w:val="clear" w:color="auto" w:fill="F2F2F2"/>
+            <w:tcMar>
+              <w:top w:w="60" w:type="dxa"/>
+              <w:left w:w="120" w:type="dxa"/>
+              <w:bottom w:w="60" w:type="dxa"/>
+              <w:right w:w="120" w:type="dxa"/>
+            </w:tcMar>
+          </w:tcPr>
+          <w:p>
+            <w:r>
+              <w:rPr>
+                <w:sz w:val="20"/>
+                <w:szCs w:val="20"/>
+              </w:rPr>
+              <w:t xml:space="preserve">target_value</w:t>
+            </w:r>
+          </w:p>
+        </w:tc>
+        <w:tc>
+          <w:tcPr>
+            <w:tcW w:w="2800" w:type="dxa"/>
+            <w:tcBorders>
+              <w:top w:val="single" w:sz="1" w:space="0" w:color="BBBBBB"/>
+              <w:left w:val="single" w:sz="1" w:space="0" w:color="BBBBBB"/>
+              <w:bottom w:val="single" w:sz="1" w:space="0" w:color="BBBBBB"/>
+              <w:right w:val="single" w:sz="1" w:space="0" w:color="BBBBBB"/>
+            </w:tcBorders>
+            <w:shd w:val="clear" w:color="auto" w:fill="F2F2F2"/>
+            <w:tcMar>
+              <w:top w:w="60" w:type="dxa"/>
+              <w:left w:w="120" w:type="dxa"/>
+              <w:bottom w:w="60" w:type="dxa"/>
+              <w:right w:w="120" w:type="dxa"/>
+            </w:tcMar>
+          </w:tcPr>
+          <w:p>
+            <w:r>
+              <w:rPr>
+                <w:sz w:val="20"/>
+                <w:szCs w:val="20"/>
+              </w:rPr>
+              <w:t xml:space="preserve">VARCHAR(50)</w:t>
+            </w:r>
+          </w:p>
+        </w:tc>
+        <w:tc>
+          <w:tcPr>
+            <w:tcW w:w="2400" w:type="dxa"/>
+            <w:tcBorders>
+              <w:top w:val="single" w:sz="1" w:space="0" w:color="BBBBBB"/>
+              <w:left w:val="single" w:sz="1" w:space="0" w:color="BBBBBB"/>
+              <w:bottom w:val="single" w:sz="1" w:space="0" w:color="BBBBBB"/>
+              <w:right w:val="single" w:sz="1" w:space="0" w:color="BBBBBB"/>
+            </w:tcBorders>
+            <w:shd w:val="clear" w:color="auto" w:fill="F2F2F2"/>
+            <w:tcMar>
+              <w:top w:w="60" w:type="dxa"/>
+              <w:left w:w="120" w:type="dxa"/>
+              <w:bottom w:w="60" w:type="dxa"/>
+              <w:right w:w="120" w:type="dxa"/>
+            </w:tcMar>
+          </w:tcPr>
+          <w:p>
+            <w:r>
+              <w:rPr>
+                <w:sz w:val="20"/>
+                <w:szCs w:val="20"/>
+              </w:rPr>
+              <w:t xml:space="preserve">NULLABLE</w:t>
+            </w:r>
+          </w:p>
+        </w:tc>
+        <w:tc>
+          <w:tcPr>
+            <w:tcW w:w="2400" w:type="dxa"/>
+            <w:tcBorders>
+              <w:top w:val="single" w:sz="1" w:space="0" w:color="BBBBBB"/>
+              <w:left w:val="single" w:sz="1" w:space="0" w:color="BBBBBB"/>
+              <w:bottom w:val="single" w:sz="1" w:space="0" w:color="BBBBBB"/>
+              <w:right w:val="single" w:sz="1" w:space="0" w:color="BBBBBB"/>
+            </w:tcBorders>
+            <w:shd w:val="clear" w:color="auto" w:fill="F2F2F2"/>
+            <w:tcMar>
+              <w:top w:w="60" w:type="dxa"/>
+              <w:left w:w="120" w:type="dxa"/>
+              <w:bottom w:w="60" w:type="dxa"/>
+              <w:right w:w="120" w:type="dxa"/>
+            </w:tcMar>
+          </w:tcPr>
+          <w:p>
+            <w:r>
+              <w:rPr>
+                <w:sz w:val="20"/>
+                <w:szCs w:val="20"/>
+              </w:rPr>
+              <w:t xml:space="preserve">Specific block name or gender value when target_audience is not 'all'</w:t>
+            </w:r>
+          </w:p>
+        </w:tc>
+      </w:tr>
+      <w:tr>
+        <w:tc>
+          <w:tcPr>
+            <w:tcW w:w="1800" w:type="dxa"/>
+            <w:tcBorders>
+              <w:top w:val="single" w:sz="1" w:space="0" w:color="BBBBBB"/>
+              <w:left w:val="single" w:sz="1" w:space="0" w:color="BBBBBB"/>
+              <w:bottom w:val="single" w:sz="1" w:space="0" w:color="BBBBBB"/>
+              <w:right w:val="single" w:sz="1" w:space="0" w:color="BBBBBB"/>
+            </w:tcBorders>
+            <w:shd w:val="clear" w:color="auto" w:fill="FFFFFF"/>
+            <w:tcMar>
+              <w:top w:w="60" w:type="dxa"/>
+              <w:left w:w="120" w:type="dxa"/>
+              <w:bottom w:w="60" w:type="dxa"/>
+              <w:right w:w="120" w:type="dxa"/>
+            </w:tcMar>
+          </w:tcPr>
+          <w:p>
+            <w:r>
+              <w:rPr>
+                <w:sz w:val="20"/>
+                <w:szCs w:val="20"/>
+              </w:rPr>
+              <w:t xml:space="preserve">posted_by</w:t>
+            </w:r>
+          </w:p>
+        </w:tc>
+        <w:tc>
+          <w:tcPr>
+            <w:tcW w:w="2800" w:type="dxa"/>
+            <w:tcBorders>
+              <w:top w:val="single" w:sz="1" w:space="0" w:color="BBBBBB"/>
+              <w:left w:val="single" w:sz="1" w:space="0" w:color="BBBBBB"/>
+              <w:bottom w:val="single" w:sz="1" w:space="0" w:color="BBBBBB"/>
+              <w:right w:val="single" w:sz="1" w:space="0" w:color="BBBBBB"/>
+            </w:tcBorders>
+            <w:shd w:val="clear" w:color="auto" w:fill="FFFFFF"/>
+            <w:tcMar>
+              <w:top w:w="60" w:type="dxa"/>
+              <w:left w:w="120" w:type="dxa"/>
+              <w:bottom w:w="60" w:type="dxa"/>
+              <w:right w:w="120" w:type="dxa"/>
+            </w:tcMar>
+          </w:tcPr>
+          <w:p>
+            <w:r>
+              <w:rPr>
+                <w:sz w:val="20"/>
+                <w:szCs w:val="20"/>
+              </w:rPr>
+              <w:t xml:space="preserve">INT</w:t>
+            </w:r>
+          </w:p>
+        </w:tc>
+        <w:tc>
+          <w:tcPr>
+            <w:tcW w:w="2400" w:type="dxa"/>
+            <w:tcBorders>
+              <w:top w:val="single" w:sz="1" w:space="0" w:color="BBBBBB"/>
+              <w:left w:val="single" w:sz="1" w:space="0" w:color="BBBBBB"/>
+              <w:bottom w:val="single" w:sz="1" w:space="0" w:color="BBBBBB"/>
+              <w:right w:val="single" w:sz="1" w:space="0" w:color="BBBBBB"/>
+            </w:tcBorders>
+            <w:shd w:val="clear" w:color="auto" w:fill="FFFFFF"/>
+            <w:tcMar>
+              <w:top w:w="60" w:type="dxa"/>
+              <w:left w:w="120" w:type="dxa"/>
+              <w:bottom w:w="60" w:type="dxa"/>
+              <w:right w:w="120" w:type="dxa"/>
+            </w:tcMar>
+          </w:tcPr>
+          <w:p>
+            <w:r>
+              <w:rPr>
+                <w:sz w:val="20"/>
+                <w:szCs w:val="20"/>
+              </w:rPr>
+              <w:t xml:space="preserve">FK → users.id, NOT NULL</w:t>
+            </w:r>
+          </w:p>
+        </w:tc>
+        <w:tc>
+          <w:tcPr>
+            <w:tcW w:w="2400" w:type="dxa"/>
+            <w:tcBorders>
+              <w:top w:val="single" w:sz="1" w:space="0" w:color="BBBBBB"/>
+              <w:left w:val="single" w:sz="1" w:space="0" w:color="BBBBBB"/>
+              <w:bottom w:val="single" w:sz="1" w:space="0" w:color="BBBBBB"/>
+              <w:right w:val="single" w:sz="1" w:space="0" w:color="BBBBBB"/>
+            </w:tcBorders>
+            <w:shd w:val="clear" w:color="auto" w:fill="FFFFFF"/>
+            <w:tcMar>
+              <w:top w:w="60" w:type="dxa"/>
+              <w:left w:w="120" w:type="dxa"/>
+              <w:bottom w:w="60" w:type="dxa"/>
+              <w:right w:w="120" w:type="dxa"/>
+            </w:tcMar>
+          </w:tcPr>
+          <w:p>
+            <w:r>
+              <w:rPr>
+                <w:sz w:val="20"/>
+                <w:szCs w:val="20"/>
+              </w:rPr>
+              <w:t xml:space="preserve">Admin who created the announcement</w:t>
+            </w:r>
+          </w:p>
+        </w:tc>
+      </w:tr>
+      <w:tr>
+        <w:tc>
+          <w:tcPr>
+            <w:tcW w:w="1800" w:type="dxa"/>
+            <w:tcBorders>
+              <w:top w:val="single" w:sz="1" w:space="0" w:color="BBBBBB"/>
+              <w:left w:val="single" w:sz="1" w:space="0" w:color="BBBBBB"/>
+              <w:bottom w:val="single" w:sz="1" w:space="0" w:color="BBBBBB"/>
+              <w:right w:val="single" w:sz="1" w:space="0" w:color="BBBBBB"/>
+            </w:tcBorders>
+            <w:shd w:val="clear" w:color="auto" w:fill="F2F2F2"/>
+            <w:tcMar>
+              <w:top w:w="60" w:type="dxa"/>
+              <w:left w:w="120" w:type="dxa"/>
+              <w:bottom w:w="60" w:type="dxa"/>
+              <w:right w:w="120" w:type="dxa"/>
+            </w:tcMar>
+          </w:tcPr>
+          <w:p>
+            <w:r>
+              <w:rPr>
+                <w:sz w:val="20"/>
+                <w:szCs w:val="20"/>
+              </w:rPr>
+              <w:t xml:space="preserve">expires_at</w:t>
+            </w:r>
+          </w:p>
+        </w:tc>
+        <w:tc>
+          <w:tcPr>
+            <w:tcW w:w="2800" w:type="dxa"/>
+            <w:tcBorders>
+              <w:top w:val="single" w:sz="1" w:space="0" w:color="BBBBBB"/>
+              <w:left w:val="single" w:sz="1" w:space="0" w:color="BBBBBB"/>
+              <w:bottom w:val="single" w:sz="1" w:space="0" w:color="BBBBBB"/>
+              <w:right w:val="single" w:sz="1" w:space="0" w:color="BBBBBB"/>
+            </w:tcBorders>
+            <w:shd w:val="clear" w:color="auto" w:fill="F2F2F2"/>
+            <w:tcMar>
+              <w:top w:w="60" w:type="dxa"/>
+              <w:left w:w="120" w:type="dxa"/>
+              <w:bottom w:w="60" w:type="dxa"/>
+              <w:right w:w="120" w:type="dxa"/>
+            </w:tcMar>
+          </w:tcPr>
+          <w:p>
+            <w:r>
+              <w:rPr>
+                <w:sz w:val="20"/>
+                <w:szCs w:val="20"/>
+              </w:rPr>
+              <w:t xml:space="preserve">DATETIME</w:t>
+            </w:r>
+          </w:p>
+        </w:tc>
+        <w:tc>
+          <w:tcPr>
+            <w:tcW w:w="2400" w:type="dxa"/>
+            <w:tcBorders>
+              <w:top w:val="single" w:sz="1" w:space="0" w:color="BBBBBB"/>
+              <w:left w:val="single" w:sz="1" w:space="0" w:color="BBBBBB"/>
+              <w:bottom w:val="single" w:sz="1" w:space="0" w:color="BBBBBB"/>
+              <w:right w:val="single" w:sz="1" w:space="0" w:color="BBBBBB"/>
+            </w:tcBorders>
+            <w:shd w:val="clear" w:color="auto" w:fill="F2F2F2"/>
+            <w:tcMar>
+              <w:top w:w="60" w:type="dxa"/>
+              <w:left w:w="120" w:type="dxa"/>
+              <w:bottom w:w="60" w:type="dxa"/>
+              <w:right w:w="120" w:type="dxa"/>
+            </w:tcMar>
+          </w:tcPr>
+          <w:p>
+            <w:r>
+              <w:rPr>
+                <w:sz w:val="20"/>
+                <w:szCs w:val="20"/>
+              </w:rPr>
+              <w:t xml:space="preserve">NULLABLE</w:t>
+            </w:r>
+          </w:p>
+        </w:tc>
+        <w:tc>
+          <w:tcPr>
+            <w:tcW w:w="2400" w:type="dxa"/>
+            <w:tcBorders>
+              <w:top w:val="single" w:sz="1" w:space="0" w:color="BBBBBB"/>
+              <w:left w:val="single" w:sz="1" w:space="0" w:color="BBBBBB"/>
+              <w:bottom w:val="single" w:sz="1" w:space="0" w:color="BBBBBB"/>
+              <w:right w:val="single" w:sz="1" w:space="0" w:color="BBBBBB"/>
+            </w:tcBorders>
+            <w:shd w:val="clear" w:color="auto" w:fill="F2F2F2"/>
+            <w:tcMar>
+              <w:top w:w="60" w:type="dxa"/>
+              <w:left w:w="120" w:type="dxa"/>
+              <w:bottom w:w="60" w:type="dxa"/>
+              <w:right w:w="120" w:type="dxa"/>
+            </w:tcMar>
+          </w:tcPr>
+          <w:p>
+            <w:r>
+              <w:rPr>
+                <w:sz w:val="20"/>
+                <w:szCs w:val="20"/>
+              </w:rPr>
+              <w:t xml:space="preserve">Optional auto-archive timestamp; NULL means no expiry</w:t>
+            </w:r>
+          </w:p>
+        </w:tc>
+      </w:tr>
+      <w:tr>
+        <w:tc>
+          <w:tcPr>
+            <w:tcW w:w="1800" w:type="dxa"/>
+            <w:tcBorders>
+              <w:top w:val="single" w:sz="1" w:space="0" w:color="BBBBBB"/>
+              <w:left w:val="single" w:sz="1" w:space="0" w:color="BBBBBB"/>
+              <w:bottom w:val="single" w:sz="1" w:space="0" w:color="BBBBBB"/>
+              <w:right w:val="single" w:sz="1" w:space="0" w:color="BBBBBB"/>
+            </w:tcBorders>
+            <w:shd w:val="clear" w:color="auto" w:fill="FFFFFF"/>
+            <w:tcMar>
+              <w:top w:w="60" w:type="dxa"/>
+              <w:left w:w="120" w:type="dxa"/>
+              <w:bottom w:w="60" w:type="dxa"/>
+              <w:right w:w="120" w:type="dxa"/>
+            </w:tcMar>
+          </w:tcPr>
+          <w:p>
+            <w:r>
+              <w:rPr>
+                <w:sz w:val="20"/>
+                <w:szCs w:val="20"/>
+              </w:rPr>
+              <w:t xml:space="preserve">created_at</w:t>
+            </w:r>
+          </w:p>
+        </w:tc>
+        <w:tc>
+          <w:tcPr>
+            <w:tcW w:w="2800" w:type="dxa"/>
+            <w:tcBorders>
+              <w:top w:val="single" w:sz="1" w:space="0" w:color="BBBBBB"/>
+              <w:left w:val="single" w:sz="1" w:space="0" w:color="BBBBBB"/>
+              <w:bottom w:val="single" w:sz="1" w:space="0" w:color="BBBBBB"/>
+              <w:right w:val="single" w:sz="1" w:space="0" w:color="BBBBBB"/>
+            </w:tcBorders>
+            <w:shd w:val="clear" w:color="auto" w:fill="FFFFFF"/>
+            <w:tcMar>
+              <w:top w:w="60" w:type="dxa"/>
+              <w:left w:w="120" w:type="dxa"/>
+              <w:bottom w:w="60" w:type="dxa"/>
+              <w:right w:w="120" w:type="dxa"/>
+            </w:tcMar>
+          </w:tcPr>
+          <w:p>
+            <w:r>
+              <w:rPr>
+                <w:sz w:val="20"/>
+                <w:szCs w:val="20"/>
+              </w:rPr>
+              <w:t xml:space="preserve">DATETIME</w:t>
+            </w:r>
+          </w:p>
+        </w:tc>
+        <w:tc>
+          <w:tcPr>
+            <w:tcW w:w="2400" w:type="dxa"/>
+            <w:tcBorders>
+              <w:top w:val="single" w:sz="1" w:space="0" w:color="BBBBBB"/>
+              <w:left w:val="single" w:sz="1" w:space="0" w:color="BBBBBB"/>
+              <w:bottom w:val="single" w:sz="1" w:space="0" w:color="BBBBBB"/>
+              <w:right w:val="single" w:sz="1" w:space="0" w:color="BBBBBB"/>
+            </w:tcBorders>
+            <w:shd w:val="clear" w:color="auto" w:fill="FFFFFF"/>
+            <w:tcMar>
+              <w:top w:w="60" w:type="dxa"/>
+              <w:left w:w="120" w:type="dxa"/>
+              <w:bottom w:w="60" w:type="dxa"/>
+              <w:right w:w="120" w:type="dxa"/>
+            </w:tcMar>
+          </w:tcPr>
+          <w:p>
+            <w:r>
+              <w:rPr>
+                <w:sz w:val="20"/>
+                <w:szCs w:val="20"/>
+              </w:rPr>
+              <w:t xml:space="preserve">DEFAULT NOW()</w:t>
+            </w:r>
+          </w:p>
+        </w:tc>
+        <w:tc>
+          <w:tcPr>
+            <w:tcW w:w="2400" w:type="dxa"/>
+            <w:tcBorders>
+              <w:top w:val="single" w:sz="1" w:space="0" w:color="BBBBBB"/>
+              <w:left w:val="single" w:sz="1" w:space="0" w:color="BBBBBB"/>
+              <w:bottom w:val="single" w:sz="1" w:space="0" w:color="BBBBBB"/>
+              <w:right w:val="single" w:sz="1" w:space="0" w:color="BBBBBB"/>
+            </w:tcBorders>
+            <w:shd w:val="clear" w:color="auto" w:fill="FFFFFF"/>
+            <w:tcMar>
+              <w:top w:w="60" w:type="dxa"/>
+              <w:left w:w="120" w:type="dxa"/>
+              <w:bottom w:w="60" w:type="dxa"/>
+              <w:right w:w="120" w:type="dxa"/>
+            </w:tcMar>
+          </w:tcPr>
+          <w:p>
+            <w:r>
+              <w:rPr>
+                <w:sz w:val="20"/>
+                <w:szCs w:val="20"/>
+              </w:rPr>
+              <w:t xml:space="preserve">Announcement creation timestamp</w:t>
+            </w:r>
+          </w:p>
+        </w:tc>
+      </w:tr>
+    </w:tbl>
+    <w:p>
+      <w:pPr>
+        <w:spacing w:before="80" w:after="80"/>
+      </w:pPr>
+    </w:p>
+    <w:p>
+      <w:pPr>
         <w:pStyle w:val="Heading2"/>
       </w:pPr>
       <w:r>
@@ -21217,6 +25726,172 @@
           </w:p>
         </w:tc>
       </w:tr>
+      <w:tr>
+        <w:tc>
+          <w:tcPr>
+            <w:tcW w:w="2400" w:type="dxa"/>
+            <w:tcBorders>
+              <w:top w:val="single" w:sz="1" w:space="0" w:color="BBBBBB"/>
+              <w:left w:val="single" w:sz="1" w:space="0" w:color="BBBBBB"/>
+              <w:bottom w:val="single" w:sz="1" w:space="0" w:color="BBBBBB"/>
+              <w:right w:val="single" w:sz="1" w:space="0" w:color="BBBBBB"/>
+            </w:tcBorders>
+            <w:shd w:val="clear" w:color="auto" w:fill="FFFFFF"/>
+            <w:tcMar>
+              <w:top w:w="60" w:type="dxa"/>
+              <w:left w:w="120" w:type="dxa"/>
+              <w:bottom w:w="60" w:type="dxa"/>
+              <w:right w:w="120" w:type="dxa"/>
+            </w:tcMar>
+          </w:tcPr>
+          <w:p>
+            <w:r>
+              <w:rPr>
+                <w:sz w:val="20"/>
+                <w:szCs w:val="20"/>
+              </w:rPr>
+              <w:t xml:space="preserve">Student → MessRecord</w:t>
+            </w:r>
+          </w:p>
+        </w:tc>
+        <w:tc>
+          <w:tcPr>
+            <w:tcW w:w="1600" w:type="dxa"/>
+            <w:tcBorders>
+              <w:top w:val="single" w:sz="1" w:space="0" w:color="BBBBBB"/>
+              <w:left w:val="single" w:sz="1" w:space="0" w:color="BBBBBB"/>
+              <w:bottom w:val="single" w:sz="1" w:space="0" w:color="BBBBBB"/>
+              <w:right w:val="single" w:sz="1" w:space="0" w:color="BBBBBB"/>
+            </w:tcBorders>
+            <w:shd w:val="clear" w:color="auto" w:fill="FFFFFF"/>
+            <w:tcMar>
+              <w:top w:w="60" w:type="dxa"/>
+              <w:left w:w="120" w:type="dxa"/>
+              <w:bottom w:w="60" w:type="dxa"/>
+              <w:right w:w="120" w:type="dxa"/>
+            </w:tcMar>
+          </w:tcPr>
+          <w:p>
+            <w:r>
+              <w:rPr>
+                <w:sz w:val="20"/>
+                <w:szCs w:val="20"/>
+              </w:rPr>
+              <w:t xml:space="preserve">One-to-Many</w:t>
+            </w:r>
+          </w:p>
+        </w:tc>
+        <w:tc>
+          <w:tcPr>
+            <w:tcW w:w="5000" w:type="dxa"/>
+            <w:tcBorders>
+              <w:top w:val="single" w:sz="1" w:space="0" w:color="BBBBBB"/>
+              <w:left w:val="single" w:sz="1" w:space="0" w:color="BBBBBB"/>
+              <w:bottom w:val="single" w:sz="1" w:space="0" w:color="BBBBBB"/>
+              <w:right w:val="single" w:sz="1" w:space="0" w:color="BBBBBB"/>
+            </w:tcBorders>
+            <w:shd w:val="clear" w:color="auto" w:fill="FFFFFF"/>
+            <w:tcMar>
+              <w:top w:w="60" w:type="dxa"/>
+              <w:left w:w="120" w:type="dxa"/>
+              <w:bottom w:w="60" w:type="dxa"/>
+              <w:right w:w="120" w:type="dxa"/>
+            </w:tcMar>
+          </w:tcPr>
+          <w:p>
+            <w:r>
+              <w:rPr>
+                <w:sz w:val="20"/>
+                <w:szCs w:val="20"/>
+              </w:rPr>
+              <w:t xml:space="preserve">A student accumulates one mess_records entry per meal/day tracked</w:t>
+            </w:r>
+          </w:p>
+        </w:tc>
+      </w:tr>
+      <w:tr>
+        <w:tc>
+          <w:tcPr>
+            <w:tcW w:w="2400" w:type="dxa"/>
+            <w:tcBorders>
+              <w:top w:val="single" w:sz="1" w:space="0" w:color="BBBBBB"/>
+              <w:left w:val="single" w:sz="1" w:space="0" w:color="BBBBBB"/>
+              <w:bottom w:val="single" w:sz="1" w:space="0" w:color="BBBBBB"/>
+              <w:right w:val="single" w:sz="1" w:space="0" w:color="BBBBBB"/>
+            </w:tcBorders>
+            <w:shd w:val="clear" w:color="auto" w:fill="F2F2F2"/>
+            <w:tcMar>
+              <w:top w:w="60" w:type="dxa"/>
+              <w:left w:w="120" w:type="dxa"/>
+              <w:bottom w:w="60" w:type="dxa"/>
+              <w:right w:w="120" w:type="dxa"/>
+            </w:tcMar>
+          </w:tcPr>
+          <w:p>
+            <w:r>
+              <w:rPr>
+                <w:sz w:val="20"/>
+                <w:szCs w:val="20"/>
+              </w:rPr>
+              <w:t xml:space="preserve">User → Announcement</w:t>
+            </w:r>
+          </w:p>
+        </w:tc>
+        <w:tc>
+          <w:tcPr>
+            <w:tcW w:w="1600" w:type="dxa"/>
+            <w:tcBorders>
+              <w:top w:val="single" w:sz="1" w:space="0" w:color="BBBBBB"/>
+              <w:left w:val="single" w:sz="1" w:space="0" w:color="BBBBBB"/>
+              <w:bottom w:val="single" w:sz="1" w:space="0" w:color="BBBBBB"/>
+              <w:right w:val="single" w:sz="1" w:space="0" w:color="BBBBBB"/>
+            </w:tcBorders>
+            <w:shd w:val="clear" w:color="auto" w:fill="F2F2F2"/>
+            <w:tcMar>
+              <w:top w:w="60" w:type="dxa"/>
+              <w:left w:w="120" w:type="dxa"/>
+              <w:bottom w:w="60" w:type="dxa"/>
+              <w:right w:w="120" w:type="dxa"/>
+            </w:tcMar>
+          </w:tcPr>
+          <w:p>
+            <w:r>
+              <w:rPr>
+                <w:sz w:val="20"/>
+                <w:szCs w:val="20"/>
+              </w:rPr>
+              <w:t xml:space="preserve">One-to-Many</w:t>
+            </w:r>
+          </w:p>
+        </w:tc>
+        <w:tc>
+          <w:tcPr>
+            <w:tcW w:w="5000" w:type="dxa"/>
+            <w:tcBorders>
+              <w:top w:val="single" w:sz="1" w:space="0" w:color="BBBBBB"/>
+              <w:left w:val="single" w:sz="1" w:space="0" w:color="BBBBBB"/>
+              <w:bottom w:val="single" w:sz="1" w:space="0" w:color="BBBBBB"/>
+              <w:right w:val="single" w:sz="1" w:space="0" w:color="BBBBBB"/>
+            </w:tcBorders>
+            <w:shd w:val="clear" w:color="auto" w:fill="F2F2F2"/>
+            <w:tcMar>
+              <w:top w:w="60" w:type="dxa"/>
+              <w:left w:w="120" w:type="dxa"/>
+              <w:bottom w:w="60" w:type="dxa"/>
+              <w:right w:w="120" w:type="dxa"/>
+            </w:tcMar>
+          </w:tcPr>
+          <w:p>
+            <w:r>
+              <w:rPr>
+                <w:sz w:val="20"/>
+                <w:szCs w:val="20"/>
+              </w:rPr>
+              <w:t xml:space="preserve">An admin (User) may author many announcements</w:t>
+            </w:r>
+          </w:p>
+        </w:tc>
+      </w:tr>
     </w:tbl>
     <w:p>
       <w:pPr>
@@ -21228,7 +25903,7 @@
         <w:spacing w:before="80" w:after="80"/>
       </w:pPr>
       <w:r>
-        <w:t>Indexing strategy: Primary keys on all id columns. Foreign key indexes on: students.room_id, invoices.student_id, payments.invoice_id, complaints.student_id, visitor_logs.visiting_student_id. Additional indexes on: students.student_id_no, rooms.status, invoices.status, invoices.due_date, complaints.status, visitor_logs.check_out (for overstay queries).</w:t>
+        <w:t>Indexing strategy: Primary keys on all id columns. Foreign key indexes on: students.room_id, invoices.student_id, payments.invoice_id, complaints.student_id, visitor_logs.visiting_student_id, mess_records.student_id, announcements.posted_by. Additional indexes on: students.student_id_no, rooms.status, invoices.status, invoices.due_date, complaints.status, visitor_logs.check_out (for overstay queries), mess_records.record_date, announcements.expires_at.</w:t>
       </w:r>
     </w:p>
     <w:p>
@@ -22252,6 +26927,100 @@
     </w:p>
     <w:p>
       <w:pPr>
+        <w:pStyle w:val="Heading3"/>
+      </w:pPr>
+      <w:r>
+        <w:t>13. Mess Management</w:t>
+      </w:r>
+    </w:p>
+    <w:p>
+      <w:pPr>
+        <w:spacing w:before="80" w:after="80"/>
+      </w:pPr>
+      <w:r>
+        <w:t>Mess menu, attendance, and fee tracking interface, used by Administrators to manage and Students to view/interact with.</w:t>
+      </w:r>
+    </w:p>
+    <w:p>
+      <w:pPr>
+        <w:pStyle w:val="ListParagraph"/>
+        <w:numPr>
+          <w:ilvl w:val="0"/>
+          <w:numId w:val="2"/>
+        </w:numPr>
+        <w:spacing w:before="60" w:after="60"/>
+      </w:pPr>
+      <w:r>
+        <w:t>Data displayed: Weekly menu grid (day × meal type), meal attendance toggle for upcoming meals, mess fee status badge, feedback/rating list (Admin view)</w:t>
+      </w:r>
+    </w:p>
+    <w:p>
+      <w:pPr>
+        <w:pStyle w:val="ListParagraph"/>
+        <w:numPr>
+          <w:ilvl w:val="0"/>
+          <w:numId w:val="2"/>
+        </w:numPr>
+        <w:spacing w:before="60" w:after="60"/>
+      </w:pPr>
+      <w:r>
+        <w:t>Actions: Publish/edit weekly menu (Admin), mark meal attendance (Student), record mess fee payment (Admin), submit meal feedback (Student), view attendance summary report (Admin)</w:t>
+      </w:r>
+    </w:p>
+    <w:p>
+      <w:pPr>
+        <w:spacing w:before="80" w:after="80"/>
+      </w:pPr>
+    </w:p>
+    <w:p>
+      <w:pPr>
+        <w:pStyle w:val="Heading3"/>
+      </w:pPr>
+      <w:r>
+        <w:t>14. Announcements and Notice Board</w:t>
+      </w:r>
+    </w:p>
+    <w:p>
+      <w:pPr>
+        <w:spacing w:before="80" w:after="80"/>
+      </w:pPr>
+      <w:r>
+        <w:t>Centralized notice board for hostel-wide or targeted communication, used by Administrators to publish and all roles to view.</w:t>
+      </w:r>
+    </w:p>
+    <w:p>
+      <w:pPr>
+        <w:pStyle w:val="ListParagraph"/>
+        <w:numPr>
+          <w:ilvl w:val="0"/>
+          <w:numId w:val="2"/>
+        </w:numPr>
+        <w:spacing w:before="60" w:after="60"/>
+      </w:pPr>
+      <w:r>
+        <w:t>Data displayed: Active announcements list sorted by priority and recency, priority badge (normal/urgent), target audience tag, archive view of expired announcements (Admin)</w:t>
+      </w:r>
+    </w:p>
+    <w:p>
+      <w:pPr>
+        <w:pStyle w:val="ListParagraph"/>
+        <w:numPr>
+          <w:ilvl w:val="0"/>
+          <w:numId w:val="2"/>
+        </w:numPr>
+        <w:spacing w:before="60" w:after="60"/>
+      </w:pPr>
+      <w:r>
+        <w:t>Actions: Create announcement (modal with title, message, priority, audience, optional expiry), archive/expire manually (Admin), view full announcement detail</w:t>
+      </w:r>
+    </w:p>
+    <w:p>
+      <w:pPr>
+        <w:spacing w:before="80" w:after="80"/>
+      </w:pPr>
+    </w:p>
+    <w:p>
+      <w:pPr>
         <w:pStyle w:val="Heading2"/>
       </w:pPr>
       <w:r>
@@ -24364,6 +29133,670 @@
                 <w:szCs w:val="20"/>
               </w:rPr>
               <w:t>End date must be ≥ start date; cannot exceed 1 year range</w:t>
+            </w:r>
+          </w:p>
+        </w:tc>
+      </w:tr>
+      <w:tr>
+        <w:tc>
+          <w:tcPr>
+            <w:tcW w:w="2200" w:type="dxa"/>
+            <w:tcBorders>
+              <w:top w:val="single" w:sz="1" w:space="0" w:color="BBBBBB"/>
+              <w:left w:val="single" w:sz="1" w:space="0" w:color="BBBBBB"/>
+              <w:bottom w:val="single" w:sz="1" w:space="0" w:color="BBBBBB"/>
+              <w:right w:val="single" w:sz="1" w:space="0" w:color="BBBBBB"/>
+            </w:tcBorders>
+            <w:shd w:val="clear" w:color="auto" w:fill="FFFFFF"/>
+            <w:tcMar>
+              <w:top w:w="60" w:type="dxa"/>
+              <w:left w:w="120" w:type="dxa"/>
+              <w:bottom w:w="60" w:type="dxa"/>
+              <w:right w:w="120" w:type="dxa"/>
+            </w:tcMar>
+          </w:tcPr>
+          <w:p>
+            <w:r>
+              <w:rPr>
+                <w:sz w:val="20"/>
+                <w:szCs w:val="20"/>
+              </w:rPr>
+              <w:t xml:space="preserve">Mess Menu — Day/Meal Slot</w:t>
+            </w:r>
+          </w:p>
+        </w:tc>
+        <w:tc>
+          <w:tcPr>
+            <w:tcW w:w="2400" w:type="dxa"/>
+            <w:tcBorders>
+              <w:top w:val="single" w:sz="1" w:space="0" w:color="BBBBBB"/>
+              <w:left w:val="single" w:sz="1" w:space="0" w:color="BBBBBB"/>
+              <w:bottom w:val="single" w:sz="1" w:space="0" w:color="BBBBBB"/>
+              <w:right w:val="single" w:sz="1" w:space="0" w:color="BBBBBB"/>
+            </w:tcBorders>
+            <w:shd w:val="clear" w:color="auto" w:fill="FFFFFF"/>
+            <w:tcMar>
+              <w:top w:w="60" w:type="dxa"/>
+              <w:left w:w="120" w:type="dxa"/>
+              <w:bottom w:w="60" w:type="dxa"/>
+              <w:right w:w="120" w:type="dxa"/>
+            </w:tcMar>
+          </w:tcPr>
+          <w:p>
+            <w:r>
+              <w:rPr>
+                <w:sz w:val="20"/>
+                <w:szCs w:val="20"/>
+              </w:rPr>
+              <w:t xml:space="preserve">Text input (per cell)</w:t>
+            </w:r>
+          </w:p>
+        </w:tc>
+        <w:tc>
+          <w:tcPr>
+            <w:tcW w:w="4800" w:type="dxa"/>
+            <w:tcBorders>
+              <w:top w:val="single" w:sz="1" w:space="0" w:color="BBBBBB"/>
+              <w:left w:val="single" w:sz="1" w:space="0" w:color="BBBBBB"/>
+              <w:bottom w:val="single" w:sz="1" w:space="0" w:color="BBBBBB"/>
+              <w:right w:val="single" w:sz="1" w:space="0" w:color="BBBBBB"/>
+            </w:tcBorders>
+            <w:shd w:val="clear" w:color="auto" w:fill="FFFFFF"/>
+            <w:tcMar>
+              <w:top w:w="60" w:type="dxa"/>
+              <w:left w:w="120" w:type="dxa"/>
+              <w:bottom w:w="60" w:type="dxa"/>
+              <w:right w:w="120" w:type="dxa"/>
+            </w:tcMar>
+          </w:tcPr>
+          <w:p>
+            <w:r>
+              <w:rPr>
+                <w:sz w:val="20"/>
+                <w:szCs w:val="20"/>
+              </w:rPr>
+              <w:t xml:space="preserve">Required per filled cell; max 200 characters</w:t>
+            </w:r>
+          </w:p>
+        </w:tc>
+      </w:tr>
+      <w:tr>
+        <w:tc>
+          <w:tcPr>
+            <w:tcW w:w="2200" w:type="dxa"/>
+            <w:tcBorders>
+              <w:top w:val="single" w:sz="1" w:space="0" w:color="BBBBBB"/>
+              <w:left w:val="single" w:sz="1" w:space="0" w:color="BBBBBB"/>
+              <w:bottom w:val="single" w:sz="1" w:space="0" w:color="BBBBBB"/>
+              <w:right w:val="single" w:sz="1" w:space="0" w:color="BBBBBB"/>
+            </w:tcBorders>
+            <w:shd w:val="clear" w:color="auto" w:fill="F2F2F2"/>
+            <w:tcMar>
+              <w:top w:w="60" w:type="dxa"/>
+              <w:left w:w="120" w:type="dxa"/>
+              <w:bottom w:w="60" w:type="dxa"/>
+              <w:right w:w="120" w:type="dxa"/>
+            </w:tcMar>
+          </w:tcPr>
+          <w:p>
+            <w:r>
+              <w:rPr>
+                <w:sz w:val="20"/>
+                <w:szCs w:val="20"/>
+              </w:rPr>
+              <w:t xml:space="preserve">Mess — Meal Attendance Toggle</w:t>
+            </w:r>
+          </w:p>
+        </w:tc>
+        <w:tc>
+          <w:tcPr>
+            <w:tcW w:w="2400" w:type="dxa"/>
+            <w:tcBorders>
+              <w:top w:val="single" w:sz="1" w:space="0" w:color="BBBBBB"/>
+              <w:left w:val="single" w:sz="1" w:space="0" w:color="BBBBBB"/>
+              <w:bottom w:val="single" w:sz="1" w:space="0" w:color="BBBBBB"/>
+              <w:right w:val="single" w:sz="1" w:space="0" w:color="BBBBBB"/>
+            </w:tcBorders>
+            <w:shd w:val="clear" w:color="auto" w:fill="F2F2F2"/>
+            <w:tcMar>
+              <w:top w:w="60" w:type="dxa"/>
+              <w:left w:w="120" w:type="dxa"/>
+              <w:bottom w:w="60" w:type="dxa"/>
+              <w:right w:w="120" w:type="dxa"/>
+            </w:tcMar>
+          </w:tcPr>
+          <w:p>
+            <w:r>
+              <w:rPr>
+                <w:sz w:val="20"/>
+                <w:szCs w:val="20"/>
+              </w:rPr>
+              <w:t xml:space="preserve">Toggle / checkbox</w:t>
+            </w:r>
+          </w:p>
+        </w:tc>
+        <w:tc>
+          <w:tcPr>
+            <w:tcW w:w="4800" w:type="dxa"/>
+            <w:tcBorders>
+              <w:top w:val="single" w:sz="1" w:space="0" w:color="BBBBBB"/>
+              <w:left w:val="single" w:sz="1" w:space="0" w:color="BBBBBB"/>
+              <w:bottom w:val="single" w:sz="1" w:space="0" w:color="BBBBBB"/>
+              <w:right w:val="single" w:sz="1" w:space="0" w:color="BBBBBB"/>
+            </w:tcBorders>
+            <w:shd w:val="clear" w:color="auto" w:fill="F2F2F2"/>
+            <w:tcMar>
+              <w:top w:w="60" w:type="dxa"/>
+              <w:left w:w="120" w:type="dxa"/>
+              <w:bottom w:w="60" w:type="dxa"/>
+              <w:right w:w="120" w:type="dxa"/>
+            </w:tcMar>
+          </w:tcPr>
+          <w:p>
+            <w:r>
+              <w:rPr>
+                <w:sz w:val="20"/>
+                <w:szCs w:val="20"/>
+              </w:rPr>
+              <w:t xml:space="preserve">Editable only before a cutoff time (e.g., 2 hours pre-meal)</w:t>
+            </w:r>
+          </w:p>
+        </w:tc>
+      </w:tr>
+      <w:tr>
+        <w:tc>
+          <w:tcPr>
+            <w:tcW w:w="2200" w:type="dxa"/>
+            <w:tcBorders>
+              <w:top w:val="single" w:sz="1" w:space="0" w:color="BBBBBB"/>
+              <w:left w:val="single" w:sz="1" w:space="0" w:color="BBBBBB"/>
+              <w:bottom w:val="single" w:sz="1" w:space="0" w:color="BBBBBB"/>
+              <w:right w:val="single" w:sz="1" w:space="0" w:color="BBBBBB"/>
+            </w:tcBorders>
+            <w:shd w:val="clear" w:color="auto" w:fill="FFFFFF"/>
+            <w:tcMar>
+              <w:top w:w="60" w:type="dxa"/>
+              <w:left w:w="120" w:type="dxa"/>
+              <w:bottom w:w="60" w:type="dxa"/>
+              <w:right w:w="120" w:type="dxa"/>
+            </w:tcMar>
+          </w:tcPr>
+          <w:p>
+            <w:r>
+              <w:rPr>
+                <w:sz w:val="20"/>
+                <w:szCs w:val="20"/>
+              </w:rPr>
+              <w:t xml:space="preserve">Mess — Feedback Rating</w:t>
+            </w:r>
+          </w:p>
+        </w:tc>
+        <w:tc>
+          <w:tcPr>
+            <w:tcW w:w="2400" w:type="dxa"/>
+            <w:tcBorders>
+              <w:top w:val="single" w:sz="1" w:space="0" w:color="BBBBBB"/>
+              <w:left w:val="single" w:sz="1" w:space="0" w:color="BBBBBB"/>
+              <w:bottom w:val="single" w:sz="1" w:space="0" w:color="BBBBBB"/>
+              <w:right w:val="single" w:sz="1" w:space="0" w:color="BBBBBB"/>
+            </w:tcBorders>
+            <w:shd w:val="clear" w:color="auto" w:fill="FFFFFF"/>
+            <w:tcMar>
+              <w:top w:w="60" w:type="dxa"/>
+              <w:left w:w="120" w:type="dxa"/>
+              <w:bottom w:w="60" w:type="dxa"/>
+              <w:right w:w="120" w:type="dxa"/>
+            </w:tcMar>
+          </w:tcPr>
+          <w:p>
+            <w:r>
+              <w:rPr>
+                <w:sz w:val="20"/>
+                <w:szCs w:val="20"/>
+              </w:rPr>
+              <w:t xml:space="preserve">Star rating (1–5)</w:t>
+            </w:r>
+          </w:p>
+        </w:tc>
+        <w:tc>
+          <w:tcPr>
+            <w:tcW w:w="4800" w:type="dxa"/>
+            <w:tcBorders>
+              <w:top w:val="single" w:sz="1" w:space="0" w:color="BBBBBB"/>
+              <w:left w:val="single" w:sz="1" w:space="0" w:color="BBBBBB"/>
+              <w:bottom w:val="single" w:sz="1" w:space="0" w:color="BBBBBB"/>
+              <w:right w:val="single" w:sz="1" w:space="0" w:color="BBBBBB"/>
+            </w:tcBorders>
+            <w:shd w:val="clear" w:color="auto" w:fill="FFFFFF"/>
+            <w:tcMar>
+              <w:top w:w="60" w:type="dxa"/>
+              <w:left w:w="120" w:type="dxa"/>
+              <w:bottom w:w="60" w:type="dxa"/>
+              <w:right w:w="120" w:type="dxa"/>
+            </w:tcMar>
+          </w:tcPr>
+          <w:p>
+            <w:r>
+              <w:rPr>
+                <w:sz w:val="20"/>
+                <w:szCs w:val="20"/>
+              </w:rPr>
+              <w:t xml:space="preserve">Optional; one rating per student per meal</w:t>
+            </w:r>
+          </w:p>
+        </w:tc>
+      </w:tr>
+      <w:tr>
+        <w:tc>
+          <w:tcPr>
+            <w:tcW w:w="2200" w:type="dxa"/>
+            <w:tcBorders>
+              <w:top w:val="single" w:sz="1" w:space="0" w:color="BBBBBB"/>
+              <w:left w:val="single" w:sz="1" w:space="0" w:color="BBBBBB"/>
+              <w:bottom w:val="single" w:sz="1" w:space="0" w:color="BBBBBB"/>
+              <w:right w:val="single" w:sz="1" w:space="0" w:color="BBBBBB"/>
+            </w:tcBorders>
+            <w:shd w:val="clear" w:color="auto" w:fill="F2F2F2"/>
+            <w:tcMar>
+              <w:top w:w="60" w:type="dxa"/>
+              <w:left w:w="120" w:type="dxa"/>
+              <w:bottom w:w="60" w:type="dxa"/>
+              <w:right w:w="120" w:type="dxa"/>
+            </w:tcMar>
+          </w:tcPr>
+          <w:p>
+            <w:r>
+              <w:rPr>
+                <w:sz w:val="20"/>
+                <w:szCs w:val="20"/>
+              </w:rPr>
+              <w:t xml:space="preserve">Announcement — Title</w:t>
+            </w:r>
+          </w:p>
+        </w:tc>
+        <w:tc>
+          <w:tcPr>
+            <w:tcW w:w="2400" w:type="dxa"/>
+            <w:tcBorders>
+              <w:top w:val="single" w:sz="1" w:space="0" w:color="BBBBBB"/>
+              <w:left w:val="single" w:sz="1" w:space="0" w:color="BBBBBB"/>
+              <w:bottom w:val="single" w:sz="1" w:space="0" w:color="BBBBBB"/>
+              <w:right w:val="single" w:sz="1" w:space="0" w:color="BBBBBB"/>
+            </w:tcBorders>
+            <w:shd w:val="clear" w:color="auto" w:fill="F2F2F2"/>
+            <w:tcMar>
+              <w:top w:w="60" w:type="dxa"/>
+              <w:left w:w="120" w:type="dxa"/>
+              <w:bottom w:w="60" w:type="dxa"/>
+              <w:right w:w="120" w:type="dxa"/>
+            </w:tcMar>
+          </w:tcPr>
+          <w:p>
+            <w:r>
+              <w:rPr>
+                <w:sz w:val="20"/>
+                <w:szCs w:val="20"/>
+              </w:rPr>
+              <w:t xml:space="preserve">Text input</w:t>
+            </w:r>
+          </w:p>
+        </w:tc>
+        <w:tc>
+          <w:tcPr>
+            <w:tcW w:w="4800" w:type="dxa"/>
+            <w:tcBorders>
+              <w:top w:val="single" w:sz="1" w:space="0" w:color="BBBBBB"/>
+              <w:left w:val="single" w:sz="1" w:space="0" w:color="BBBBBB"/>
+              <w:bottom w:val="single" w:sz="1" w:space="0" w:color="BBBBBB"/>
+              <w:right w:val="single" w:sz="1" w:space="0" w:color="BBBBBB"/>
+            </w:tcBorders>
+            <w:shd w:val="clear" w:color="auto" w:fill="F2F2F2"/>
+            <w:tcMar>
+              <w:top w:w="60" w:type="dxa"/>
+              <w:left w:w="120" w:type="dxa"/>
+              <w:bottom w:w="60" w:type="dxa"/>
+              <w:right w:w="120" w:type="dxa"/>
+            </w:tcMar>
+          </w:tcPr>
+          <w:p>
+            <w:r>
+              <w:rPr>
+                <w:sz w:val="20"/>
+                <w:szCs w:val="20"/>
+              </w:rPr>
+              <w:t xml:space="preserve">Required; 5–100 characters</w:t>
+            </w:r>
+          </w:p>
+        </w:tc>
+      </w:tr>
+      <w:tr>
+        <w:tc>
+          <w:tcPr>
+            <w:tcW w:w="2200" w:type="dxa"/>
+            <w:tcBorders>
+              <w:top w:val="single" w:sz="1" w:space="0" w:color="BBBBBB"/>
+              <w:left w:val="single" w:sz="1" w:space="0" w:color="BBBBBB"/>
+              <w:bottom w:val="single" w:sz="1" w:space="0" w:color="BBBBBB"/>
+              <w:right w:val="single" w:sz="1" w:space="0" w:color="BBBBBB"/>
+            </w:tcBorders>
+            <w:shd w:val="clear" w:color="auto" w:fill="FFFFFF"/>
+            <w:tcMar>
+              <w:top w:w="60" w:type="dxa"/>
+              <w:left w:w="120" w:type="dxa"/>
+              <w:bottom w:w="60" w:type="dxa"/>
+              <w:right w:w="120" w:type="dxa"/>
+            </w:tcMar>
+          </w:tcPr>
+          <w:p>
+            <w:r>
+              <w:rPr>
+                <w:sz w:val="20"/>
+                <w:szCs w:val="20"/>
+              </w:rPr>
+              <w:t xml:space="preserve">Announcement — Message</w:t>
+            </w:r>
+          </w:p>
+        </w:tc>
+        <w:tc>
+          <w:tcPr>
+            <w:tcW w:w="2400" w:type="dxa"/>
+            <w:tcBorders>
+              <w:top w:val="single" w:sz="1" w:space="0" w:color="BBBBBB"/>
+              <w:left w:val="single" w:sz="1" w:space="0" w:color="BBBBBB"/>
+              <w:bottom w:val="single" w:sz="1" w:space="0" w:color="BBBBBB"/>
+              <w:right w:val="single" w:sz="1" w:space="0" w:color="BBBBBB"/>
+            </w:tcBorders>
+            <w:shd w:val="clear" w:color="auto" w:fill="FFFFFF"/>
+            <w:tcMar>
+              <w:top w:w="60" w:type="dxa"/>
+              <w:left w:w="120" w:type="dxa"/>
+              <w:bottom w:w="60" w:type="dxa"/>
+              <w:right w:w="120" w:type="dxa"/>
+            </w:tcMar>
+          </w:tcPr>
+          <w:p>
+            <w:r>
+              <w:rPr>
+                <w:sz w:val="20"/>
+                <w:szCs w:val="20"/>
+              </w:rPr>
+              <w:t xml:space="preserve">Textarea</w:t>
+            </w:r>
+          </w:p>
+        </w:tc>
+        <w:tc>
+          <w:tcPr>
+            <w:tcW w:w="4800" w:type="dxa"/>
+            <w:tcBorders>
+              <w:top w:val="single" w:sz="1" w:space="0" w:color="BBBBBB"/>
+              <w:left w:val="single" w:sz="1" w:space="0" w:color="BBBBBB"/>
+              <w:bottom w:val="single" w:sz="1" w:space="0" w:color="BBBBBB"/>
+              <w:right w:val="single" w:sz="1" w:space="0" w:color="BBBBBB"/>
+            </w:tcBorders>
+            <w:shd w:val="clear" w:color="auto" w:fill="FFFFFF"/>
+            <w:tcMar>
+              <w:top w:w="60" w:type="dxa"/>
+              <w:left w:w="120" w:type="dxa"/>
+              <w:bottom w:w="60" w:type="dxa"/>
+              <w:right w:w="120" w:type="dxa"/>
+            </w:tcMar>
+          </w:tcPr>
+          <w:p>
+            <w:r>
+              <w:rPr>
+                <w:sz w:val="20"/>
+                <w:szCs w:val="20"/>
+              </w:rPr>
+              <w:t xml:space="preserve">Required; 10–1000 characters</w:t>
+            </w:r>
+          </w:p>
+        </w:tc>
+      </w:tr>
+      <w:tr>
+        <w:tc>
+          <w:tcPr>
+            <w:tcW w:w="2200" w:type="dxa"/>
+            <w:tcBorders>
+              <w:top w:val="single" w:sz="1" w:space="0" w:color="BBBBBB"/>
+              <w:left w:val="single" w:sz="1" w:space="0" w:color="BBBBBB"/>
+              <w:bottom w:val="single" w:sz="1" w:space="0" w:color="BBBBBB"/>
+              <w:right w:val="single" w:sz="1" w:space="0" w:color="BBBBBB"/>
+            </w:tcBorders>
+            <w:shd w:val="clear" w:color="auto" w:fill="F2F2F2"/>
+            <w:tcMar>
+              <w:top w:w="60" w:type="dxa"/>
+              <w:left w:w="120" w:type="dxa"/>
+              <w:bottom w:w="60" w:type="dxa"/>
+              <w:right w:w="120" w:type="dxa"/>
+            </w:tcMar>
+          </w:tcPr>
+          <w:p>
+            <w:r>
+              <w:rPr>
+                <w:sz w:val="20"/>
+                <w:szCs w:val="20"/>
+              </w:rPr>
+              <w:t xml:space="preserve">Announcement — Priority</w:t>
+            </w:r>
+          </w:p>
+        </w:tc>
+        <w:tc>
+          <w:tcPr>
+            <w:tcW w:w="2400" w:type="dxa"/>
+            <w:tcBorders>
+              <w:top w:val="single" w:sz="1" w:space="0" w:color="BBBBBB"/>
+              <w:left w:val="single" w:sz="1" w:space="0" w:color="BBBBBB"/>
+              <w:bottom w:val="single" w:sz="1" w:space="0" w:color="BBBBBB"/>
+              <w:right w:val="single" w:sz="1" w:space="0" w:color="BBBBBB"/>
+            </w:tcBorders>
+            <w:shd w:val="clear" w:color="auto" w:fill="F2F2F2"/>
+            <w:tcMar>
+              <w:top w:w="60" w:type="dxa"/>
+              <w:left w:w="120" w:type="dxa"/>
+              <w:bottom w:w="60" w:type="dxa"/>
+              <w:right w:w="120" w:type="dxa"/>
+            </w:tcMar>
+          </w:tcPr>
+          <w:p>
+            <w:r>
+              <w:rPr>
+                <w:sz w:val="20"/>
+                <w:szCs w:val="20"/>
+              </w:rPr>
+              <w:t xml:space="preserve">Dropdown (single select)</w:t>
+            </w:r>
+          </w:p>
+        </w:tc>
+        <w:tc>
+          <w:tcPr>
+            <w:tcW w:w="4800" w:type="dxa"/>
+            <w:tcBorders>
+              <w:top w:val="single" w:sz="1" w:space="0" w:color="BBBBBB"/>
+              <w:left w:val="single" w:sz="1" w:space="0" w:color="BBBBBB"/>
+              <w:bottom w:val="single" w:sz="1" w:space="0" w:color="BBBBBB"/>
+              <w:right w:val="single" w:sz="1" w:space="0" w:color="BBBBBB"/>
+            </w:tcBorders>
+            <w:shd w:val="clear" w:color="auto" w:fill="F2F2F2"/>
+            <w:tcMar>
+              <w:top w:w="60" w:type="dxa"/>
+              <w:left w:w="120" w:type="dxa"/>
+              <w:bottom w:w="60" w:type="dxa"/>
+              <w:right w:w="120" w:type="dxa"/>
+            </w:tcMar>
+          </w:tcPr>
+          <w:p>
+            <w:r>
+              <w:rPr>
+                <w:sz w:val="20"/>
+                <w:szCs w:val="20"/>
+              </w:rPr>
+              <w:t xml:space="preserve">Required; options: Normal, Urgent</w:t>
+            </w:r>
+          </w:p>
+        </w:tc>
+      </w:tr>
+      <w:tr>
+        <w:tc>
+          <w:tcPr>
+            <w:tcW w:w="2200" w:type="dxa"/>
+            <w:tcBorders>
+              <w:top w:val="single" w:sz="1" w:space="0" w:color="BBBBBB"/>
+              <w:left w:val="single" w:sz="1" w:space="0" w:color="BBBBBB"/>
+              <w:bottom w:val="single" w:sz="1" w:space="0" w:color="BBBBBB"/>
+              <w:right w:val="single" w:sz="1" w:space="0" w:color="BBBBBB"/>
+            </w:tcBorders>
+            <w:shd w:val="clear" w:color="auto" w:fill="FFFFFF"/>
+            <w:tcMar>
+              <w:top w:w="60" w:type="dxa"/>
+              <w:left w:w="120" w:type="dxa"/>
+              <w:bottom w:w="60" w:type="dxa"/>
+              <w:right w:w="120" w:type="dxa"/>
+            </w:tcMar>
+          </w:tcPr>
+          <w:p>
+            <w:r>
+              <w:rPr>
+                <w:sz w:val="20"/>
+                <w:szCs w:val="20"/>
+              </w:rPr>
+              <w:t xml:space="preserve">Announcement — Target Audience</w:t>
+            </w:r>
+          </w:p>
+        </w:tc>
+        <w:tc>
+          <w:tcPr>
+            <w:tcW w:w="2400" w:type="dxa"/>
+            <w:tcBorders>
+              <w:top w:val="single" w:sz="1" w:space="0" w:color="BBBBBB"/>
+              <w:left w:val="single" w:sz="1" w:space="0" w:color="BBBBBB"/>
+              <w:bottom w:val="single" w:sz="1" w:space="0" w:color="BBBBBB"/>
+              <w:right w:val="single" w:sz="1" w:space="0" w:color="BBBBBB"/>
+            </w:tcBorders>
+            <w:shd w:val="clear" w:color="auto" w:fill="FFFFFF"/>
+            <w:tcMar>
+              <w:top w:w="60" w:type="dxa"/>
+              <w:left w:w="120" w:type="dxa"/>
+              <w:bottom w:w="60" w:type="dxa"/>
+              <w:right w:w="120" w:type="dxa"/>
+            </w:tcMar>
+          </w:tcPr>
+          <w:p>
+            <w:r>
+              <w:rPr>
+                <w:sz w:val="20"/>
+                <w:szCs w:val="20"/>
+              </w:rPr>
+              <w:t xml:space="preserve">Dropdown (single select)</w:t>
+            </w:r>
+          </w:p>
+        </w:tc>
+        <w:tc>
+          <w:tcPr>
+            <w:tcW w:w="4800" w:type="dxa"/>
+            <w:tcBorders>
+              <w:top w:val="single" w:sz="1" w:space="0" w:color="BBBBBB"/>
+              <w:left w:val="single" w:sz="1" w:space="0" w:color="BBBBBB"/>
+              <w:bottom w:val="single" w:sz="1" w:space="0" w:color="BBBBBB"/>
+              <w:right w:val="single" w:sz="1" w:space="0" w:color="BBBBBB"/>
+            </w:tcBorders>
+            <w:shd w:val="clear" w:color="auto" w:fill="FFFFFF"/>
+            <w:tcMar>
+              <w:top w:w="60" w:type="dxa"/>
+              <w:left w:w="120" w:type="dxa"/>
+              <w:bottom w:w="60" w:type="dxa"/>
+              <w:right w:w="120" w:type="dxa"/>
+            </w:tcMar>
+          </w:tcPr>
+          <w:p>
+            <w:r>
+              <w:rPr>
+                <w:sz w:val="20"/>
+                <w:szCs w:val="20"/>
+              </w:rPr>
+              <w:t xml:space="preserve">Required; options: All, Block, Gender; reveals a secondary field when not ‘All’</w:t>
+            </w:r>
+          </w:p>
+        </w:tc>
+      </w:tr>
+      <w:tr>
+        <w:tc>
+          <w:tcPr>
+            <w:tcW w:w="2200" w:type="dxa"/>
+            <w:tcBorders>
+              <w:top w:val="single" w:sz="1" w:space="0" w:color="BBBBBB"/>
+              <w:left w:val="single" w:sz="1" w:space="0" w:color="BBBBBB"/>
+              <w:bottom w:val="single" w:sz="1" w:space="0" w:color="BBBBBB"/>
+              <w:right w:val="single" w:sz="1" w:space="0" w:color="BBBBBB"/>
+            </w:tcBorders>
+            <w:shd w:val="clear" w:color="auto" w:fill="F2F2F2"/>
+            <w:tcMar>
+              <w:top w:w="60" w:type="dxa"/>
+              <w:left w:w="120" w:type="dxa"/>
+              <w:bottom w:w="60" w:type="dxa"/>
+              <w:right w:w="120" w:type="dxa"/>
+            </w:tcMar>
+          </w:tcPr>
+          <w:p>
+            <w:r>
+              <w:rPr>
+                <w:sz w:val="20"/>
+                <w:szCs w:val="20"/>
+              </w:rPr>
+              <w:t xml:space="preserve">Announcement — Expiry Date</w:t>
+            </w:r>
+          </w:p>
+        </w:tc>
+        <w:tc>
+          <w:tcPr>
+            <w:tcW w:w="2400" w:type="dxa"/>
+            <w:tcBorders>
+              <w:top w:val="single" w:sz="1" w:space="0" w:color="BBBBBB"/>
+              <w:left w:val="single" w:sz="1" w:space="0" w:color="BBBBBB"/>
+              <w:bottom w:val="single" w:sz="1" w:space="0" w:color="BBBBBB"/>
+              <w:right w:val="single" w:sz="1" w:space="0" w:color="BBBBBB"/>
+            </w:tcBorders>
+            <w:shd w:val="clear" w:color="auto" w:fill="F2F2F2"/>
+            <w:tcMar>
+              <w:top w:w="60" w:type="dxa"/>
+              <w:left w:w="120" w:type="dxa"/>
+              <w:bottom w:w="60" w:type="dxa"/>
+              <w:right w:w="120" w:type="dxa"/>
+            </w:tcMar>
+          </w:tcPr>
+          <w:p>
+            <w:r>
+              <w:rPr>
+                <w:sz w:val="20"/>
+                <w:szCs w:val="20"/>
+              </w:rPr>
+              <w:t xml:space="preserve">Date picker</w:t>
+            </w:r>
+          </w:p>
+        </w:tc>
+        <w:tc>
+          <w:tcPr>
+            <w:tcW w:w="4800" w:type="dxa"/>
+            <w:tcBorders>
+              <w:top w:val="single" w:sz="1" w:space="0" w:color="BBBBBB"/>
+              <w:left w:val="single" w:sz="1" w:space="0" w:color="BBBBBB"/>
+              <w:bottom w:val="single" w:sz="1" w:space="0" w:color="BBBBBB"/>
+              <w:right w:val="single" w:sz="1" w:space="0" w:color="BBBBBB"/>
+            </w:tcBorders>
+            <w:shd w:val="clear" w:color="auto" w:fill="F2F2F2"/>
+            <w:tcMar>
+              <w:top w:w="60" w:type="dxa"/>
+              <w:left w:w="120" w:type="dxa"/>
+              <w:bottom w:w="60" w:type="dxa"/>
+              <w:right w:w="120" w:type="dxa"/>
+            </w:tcMar>
+          </w:tcPr>
+          <w:p>
+            <w:r>
+              <w:rPr>
+                <w:sz w:val="20"/>
+                <w:szCs w:val="20"/>
+              </w:rPr>
+              <w:t xml:space="preserve">Optional; if set, must be a future date/time</w:t>
             </w:r>
           </w:p>
         </w:tc>
@@ -24642,6 +30075,116 @@
                 <w:szCs w:val="20"/>
               </w:rPr>
               <w:t>Muhammad Asad Khan</w:t>
+            </w:r>
+          </w:p>
+        </w:tc>
+      </w:tr>
+      <w:tr>
+        <w:tc>
+          <w:tcPr>
+            <w:tcW w:w="1200" w:type="dxa"/>
+            <w:tcBorders>
+              <w:top w:val="single" w:sz="1" w:space="0" w:color="BBBBBB"/>
+              <w:left w:val="single" w:sz="1" w:space="0" w:color="BBBBBB"/>
+              <w:bottom w:val="single" w:sz="1" w:space="0" w:color="BBBBBB"/>
+              <w:right w:val="single" w:sz="1" w:space="0" w:color="BBBBBB"/>
+            </w:tcBorders>
+            <w:shd w:val="clear" w:color="auto" w:fill="F2F2F2"/>
+            <w:tcMar>
+              <w:top w:w="60" w:type="dxa"/>
+              <w:left w:w="120" w:type="dxa"/>
+              <w:bottom w:w="60" w:type="dxa"/>
+              <w:right w:w="120" w:type="dxa"/>
+            </w:tcMar>
+          </w:tcPr>
+          <w:p>
+            <w:r>
+              <w:rPr>
+                <w:sz w:val="20"/>
+                <w:szCs w:val="20"/>
+              </w:rPr>
+              <w:t xml:space="preserve">1.1</w:t>
+            </w:r>
+          </w:p>
+        </w:tc>
+        <w:tc>
+          <w:tcPr>
+            <w:tcW w:w="1800" w:type="dxa"/>
+            <w:tcBorders>
+              <w:top w:val="single" w:sz="1" w:space="0" w:color="BBBBBB"/>
+              <w:left w:val="single" w:sz="1" w:space="0" w:color="BBBBBB"/>
+              <w:bottom w:val="single" w:sz="1" w:space="0" w:color="BBBBBB"/>
+              <w:right w:val="single" w:sz="1" w:space="0" w:color="BBBBBB"/>
+            </w:tcBorders>
+            <w:shd w:val="clear" w:color="auto" w:fill="F2F2F2"/>
+            <w:tcMar>
+              <w:top w:w="60" w:type="dxa"/>
+              <w:left w:w="120" w:type="dxa"/>
+              <w:bottom w:w="60" w:type="dxa"/>
+              <w:right w:w="120" w:type="dxa"/>
+            </w:tcMar>
+          </w:tcPr>
+          <w:p>
+            <w:r>
+              <w:rPr>
+                <w:sz w:val="20"/>
+                <w:szCs w:val="20"/>
+              </w:rPr>
+              <w:t xml:space="preserve">June 2026</w:t>
+            </w:r>
+          </w:p>
+        </w:tc>
+        <w:tc>
+          <w:tcPr>
+            <w:tcW w:w="4600" w:type="dxa"/>
+            <w:tcBorders>
+              <w:top w:val="single" w:sz="1" w:space="0" w:color="BBBBBB"/>
+              <w:left w:val="single" w:sz="1" w:space="0" w:color="BBBBBB"/>
+              <w:bottom w:val="single" w:sz="1" w:space="0" w:color="BBBBBB"/>
+              <w:right w:val="single" w:sz="1" w:space="0" w:color="BBBBBB"/>
+            </w:tcBorders>
+            <w:shd w:val="clear" w:color="auto" w:fill="F2F2F2"/>
+            <w:tcMar>
+              <w:top w:w="60" w:type="dxa"/>
+              <w:left w:w="120" w:type="dxa"/>
+              <w:bottom w:w="60" w:type="dxa"/>
+              <w:right w:w="120" w:type="dxa"/>
+            </w:tcMar>
+          </w:tcPr>
+          <w:p>
+            <w:r>
+              <w:rPr>
+                <w:sz w:val="20"/>
+                <w:szCs w:val="20"/>
+              </w:rPr>
+              <w:t xml:space="preserve">Added MessController and AnnouncementController with API endpoints; added mess_records and announcements data models, entities, and ER relationships; added Mess Management and Announcements screens and input controls, aligned with HMS SRS v1.1</w:t>
+            </w:r>
+          </w:p>
+        </w:tc>
+        <w:tc>
+          <w:tcPr>
+            <w:tcW w:w="1800" w:type="dxa"/>
+            <w:tcBorders>
+              <w:top w:val="single" w:sz="1" w:space="0" w:color="BBBBBB"/>
+              <w:left w:val="single" w:sz="1" w:space="0" w:color="BBBBBB"/>
+              <w:bottom w:val="single" w:sz="1" w:space="0" w:color="BBBBBB"/>
+              <w:right w:val="single" w:sz="1" w:space="0" w:color="BBBBBB"/>
+            </w:tcBorders>
+            <w:shd w:val="clear" w:color="auto" w:fill="F2F2F2"/>
+            <w:tcMar>
+              <w:top w:w="60" w:type="dxa"/>
+              <w:left w:w="120" w:type="dxa"/>
+              <w:bottom w:w="60" w:type="dxa"/>
+              <w:right w:w="120" w:type="dxa"/>
+            </w:tcMar>
+          </w:tcPr>
+          <w:p>
+            <w:r>
+              <w:rPr>
+                <w:sz w:val="20"/>
+                <w:szCs w:val="20"/>
+              </w:rPr>
+              <w:t xml:space="preserve">Muhammad Asad Khan</w:t>
             </w:r>
           </w:p>
         </w:tc>
@@ -24758,7 +30301,7 @@
         <w:sz w:val="18"/>
         <w:szCs w:val="18"/>
       </w:rPr>
-      <w:t>HMS — Software Design Document  |  Version 1.0  |  April 2026</w:t>
+      <w:t>HMS — Software Design Document  |  Version 1.1  |  June 2026</w:t>
     </w:r>
   </w:p>
 </w:hdr>
